--- a/ППННИР/Отчёт.docx
+++ b/ППННИР/Отчёт.docx
@@ -191,75 +191,6 @@
           <w:szCs w:val="28"/>
         </w:rPr>
       </w:pPr>
-      <w:r>
-        <w:rPr>
-          <w:noProof/>
-          <w:color w:val="000000" w:themeColor="text1"/>
-          <w:szCs w:val="28"/>
-        </w:rPr>
-        <w:drawing>
-          <wp:anchor distT="0" distB="0" distL="114300" distR="114300" simplePos="0" relativeHeight="251659264" behindDoc="0" locked="0" layoutInCell="1" allowOverlap="1" wp14:anchorId="5235A488" wp14:editId="37A30AEF">
-            <wp:simplePos x="0" y="0"/>
-            <wp:positionH relativeFrom="margin">
-              <wp:posOffset>2703195</wp:posOffset>
-            </wp:positionH>
-            <wp:positionV relativeFrom="paragraph">
-              <wp:posOffset>165735</wp:posOffset>
-            </wp:positionV>
-            <wp:extent cx="1329267" cy="747046"/>
-            <wp:effectExtent l="0" t="0" r="0" b="0"/>
-            <wp:wrapNone/>
-            <wp:docPr id="2" name="Рисунок 2"/>
-            <wp:cNvGraphicFramePr>
-              <a:graphicFrameLocks xmlns:a="http://schemas.openxmlformats.org/drawingml/2006/main" noChangeAspect="1"/>
-            </wp:cNvGraphicFramePr>
-            <a:graphic xmlns:a="http://schemas.openxmlformats.org/drawingml/2006/main">
-              <a:graphicData uri="http://schemas.openxmlformats.org/drawingml/2006/picture">
-                <pic:pic xmlns:pic="http://schemas.openxmlformats.org/drawingml/2006/picture">
-                  <pic:nvPicPr>
-                    <pic:cNvPr id="0" name="Picture 1"/>
-                    <pic:cNvPicPr>
-                      <a:picLocks noChangeAspect="1" noChangeArrowheads="1"/>
-                    </pic:cNvPicPr>
-                  </pic:nvPicPr>
-                  <pic:blipFill>
-                    <a:blip r:embed="rId8" cstate="print">
-                      <a:extLst>
-                        <a:ext uri="{28A0092B-C50C-407E-A947-70E740481C1C}">
-                          <a14:useLocalDpi xmlns:a14="http://schemas.microsoft.com/office/drawing/2010/main" val="0"/>
-                        </a:ext>
-                      </a:extLst>
-                    </a:blip>
-                    <a:srcRect/>
-                    <a:stretch>
-                      <a:fillRect/>
-                    </a:stretch>
-                  </pic:blipFill>
-                  <pic:spPr bwMode="auto">
-                    <a:xfrm>
-                      <a:off x="0" y="0"/>
-                      <a:ext cx="1329267" cy="747046"/>
-                    </a:xfrm>
-                    <a:prstGeom prst="rect">
-                      <a:avLst/>
-                    </a:prstGeom>
-                    <a:noFill/>
-                    <a:ln>
-                      <a:noFill/>
-                    </a:ln>
-                  </pic:spPr>
-                </pic:pic>
-              </a:graphicData>
-            </a:graphic>
-            <wp14:sizeRelH relativeFrom="page">
-              <wp14:pctWidth>0</wp14:pctWidth>
-            </wp14:sizeRelH>
-            <wp14:sizeRelV relativeFrom="page">
-              <wp14:pctHeight>0</wp14:pctHeight>
-            </wp14:sizeRelV>
-          </wp:anchor>
-        </w:drawing>
-      </w:r>
       <w:r>
         <w:rPr>
           <w:color w:val="000000" w:themeColor="text1"/>
@@ -1281,7 +1212,19 @@
         <w:t>К</w:t>
       </w:r>
       <w:r>
-        <w:t xml:space="preserve"> цифровым технологиям относятся технологии сбора, обработки, хранения и передачи информации в электронном виде, включая большие данные, искусственный интеллект, распределённые реестры, системы распределённых вычислений, технологии виртуальной и дополненной реальности</w:t>
+        <w:t xml:space="preserve"> цифровым технологиям относятся технологии сбора, обработки, хранения и передачи информации в </w:t>
+      </w:r>
+      <w:r>
+        <w:t>электронном виде, включая</w:t>
+      </w:r>
+      <w:r>
+        <w:t xml:space="preserve"> большие данные, искусственный интеллект, распределённые реестры, системы распределённых вычислений, технологии виртуальной и дополненной реальности</w:t>
+      </w:r>
+      <w:r>
+        <w:t xml:space="preserve">, </w:t>
+      </w:r>
+      <w:r>
+        <w:t>то есть представленной в виде дискретных значений, пригодных для автоматизированной обработки электронными устройствами.</w:t>
       </w:r>
       <w:r>
         <w:t> </w:t>
@@ -1296,16 +1239,19 @@
         <w:t xml:space="preserve">]. </w:t>
       </w:r>
       <w:r>
-        <w:t>Дополнительно</w:t>
-      </w:r>
-      <w:r>
-        <w:t xml:space="preserve"> определя</w:t>
-      </w:r>
-      <w:r>
-        <w:t>ю</w:t>
-      </w:r>
-      <w:r>
-        <w:t>т, что цифровые технологии включают программные, аппаратные и иные решения, направленные на создание новых продуктов и услуг на основе цифровых данных [</w:t>
+        <w:t>Федеральный закон от 31 июля 2020 года № 258-ФЗ «Об экспериментальных правовых режимах в сфере цифровых инноваций в Российской Федерации»</w:t>
+      </w:r>
+      <w:r>
+        <w:t xml:space="preserve"> </w:t>
+      </w:r>
+      <w:r>
+        <w:t>определяет</w:t>
+      </w:r>
+      <w:r>
+        <w:t>,</w:t>
+      </w:r>
+      <w:r>
+        <w:t xml:space="preserve"> что цифровые технологии включают программные, аппаратные и иные решения, направленные на создание новых продуктов и услуг на основе цифровых данных [</w:t>
       </w:r>
       <w:r>
         <w:t>5</w:t>
@@ -1327,6 +1273,7 @@
         </w:rPr>
       </w:pPr>
       <w:r>
+        <w:lastRenderedPageBreak/>
         <w:t>Анализ современного состояния цифровизации науки и образования позволяет выделить три ключевых направления внедрения технологий, демонстрирующих разнообразие доступных решений и их влияние на научно-образовательную среду.</w:t>
       </w:r>
       <w:r>
@@ -1337,11 +1284,7 @@
         <w:t xml:space="preserve"> </w:t>
       </w:r>
       <w:r>
-        <w:t xml:space="preserve">Первое направление связано с искусственным </w:t>
-      </w:r>
-      <w:r>
-        <w:lastRenderedPageBreak/>
-        <w:t>интеллектом и машинным обучением. Алгоритмы машинного обучения позволяют обрабатывать большие объёмы данных, строить прогнозные модели и выявлять закономерности, недоступные для ручного анализа. Нейронные сети применяются в медицинской диагностике для распознавания патологий на снимках, в материаловедении для предсказания свойств новых соединений, в климатическом моделировании для прогнозирования изменений окружающей среды. Данное направление обеспечивает переход от трудоёмкого ручного анализа к автоматизированным методам, что повышает точность и воспроизводимость результатов</w:t>
+        <w:t>Первое направление связано с искусственным интеллектом и машинным обучением. Алгоритмы машинного обучения позволяют обрабатывать большие объёмы данных, строить прогнозные модели и выявлять закономерности, недоступные для ручного анализа. Нейронные сети применяются в медицинской диагностике для распознавания патологий на снимках, в материаловедении для предсказания свойств новых соединений, в климатическом моделировании для прогнозирования изменений окружающей среды. Данное направление обеспечивает переход от трудоёмкого ручного анализа к автоматизированным методам, что повышает точность и воспроизводимость результатов</w:t>
       </w:r>
       <w:r>
         <w:t> </w:t>
@@ -1355,45 +1298,109 @@
       <w:r>
         <w:t>].</w:t>
       </w:r>
-      <w:r>
+    </w:p>
+    <w:p>
+      <w:pPr>
         <w:rPr>
           <w:b/>
           <w:bCs/>
         </w:rPr>
-        <w:t xml:space="preserve"> </w:t>
-      </w:r>
-      <w:r>
-        <w:t>Второе направление охватывает работу с большими данными и распределёнными вычислениями. Облачные платформы предоставляют доступ к вычислительным ресурсам, необходимым для обработки информации в реальном времени. Высокопроизводительные системы позволяют выполнять расчёты, которые ранее требовали значительных временных затрат. Это проявляется в создании цифровых двойников технических систем, расширенных экспериментальных моделей и симуляций сложных процессов. Распределённые вычисления дают возможность проводить масштабные научные проекты, объединяя вычислительные мощности множества участников.</w:t>
-      </w:r>
-      <w:r>
+      </w:pPr>
+      <w:r>
+        <w:t>К данному направлению относится и работа исследовательских команд, создающих прикладные решения на основе ИИ. Так, в Университете Иннополис была реализована разработка алгоритмов автономного пилотирования беспилотных транспортных средств, функционирующих в условиях бездорожья. Проект включал создание комплекса обработки сенсорной информации и алгоритмов принятия решений, что позволило сформировать действующий прототип системы управления и продемонстрировать практическую значимость внедрения технологий искусственного интеллекта в транспортную сферу [10].</w:t>
+      </w:r>
+    </w:p>
+    <w:p>
+      <w:pPr>
         <w:rPr>
           <w:b/>
           <w:bCs/>
         </w:rPr>
-        <w:t xml:space="preserve"> </w:t>
-      </w:r>
-    </w:p>
-    <w:p>
-      <w:r>
-        <w:t>Третье направление представлено виртуальными лабораториями и технологиями виртуальной и дополненной реальности. Виртуальные среды позволяют отрабатывать экспериментальные процедуры в безопасных условиях, визуализировать сложные модели и взаимодействовать с объектами исследования наглядным образом. В образовательной практике данные технологии делают доступными дорогостоящие или опасные эксперименты, которые невозможно провести в обычных условиях. Виртуальные лаборатории расширяют возможности обучения и исследовательской деятельности, снижая затраты на оборудование и обеспечивая гибкость проведения экспериментов</w:t>
-      </w:r>
-      <w:r>
-        <w:t>.</w:t>
-      </w:r>
-    </w:p>
-    <w:p>
-      <w:pPr>
+      </w:pPr>
+      <w:r>
+        <w:t xml:space="preserve">Второе направление охватывает работу с большими данными и распределёнными вычислениями. Облачные платформы предоставляют доступ к масштабируемым ресурсам, необходимым для обработки информации в реальном времени. Высокопроизводительные вычислительные системы позволяют выполнять сложные расчёты, лежащие в основе создания цифровых двойников, симуляций и экспериментальных моделей. Распределённые вычисления обеспечивают возможность проведения крупномасштабных научных проектов, объединяя ресурсы множества </w:t>
+      </w:r>
+      <w:r>
+        <w:lastRenderedPageBreak/>
+        <w:t xml:space="preserve">участников. На практике такие подходы демонстрируют себя в образовательных и исследовательских инициативах университетов. Например, проект </w:t>
+      </w:r>
+      <w:proofErr w:type="spellStart"/>
+      <w:r>
+        <w:t>ComPass</w:t>
+      </w:r>
+      <w:proofErr w:type="spellEnd"/>
+      <w:r>
+        <w:t xml:space="preserve"> Томского государственного университета использовал методы анализа данных для автоматического подбора языковых собеседников. Благодаря алгоритмизации процесса взаимодействия студентов и применению цифровых инструментов проект успешно интегрировал зарубежных обучающихся в университетскую среду и стал частью постоянной работы Научной библиотеки ТГУ [9].</w:t>
+      </w:r>
+      <w:r>
         <w:rPr>
           <w:b/>
           <w:bCs/>
         </w:rPr>
-      </w:pPr>
-      <w:r>
-        <w:t xml:space="preserve">Внедрение цифровых технологий сопровождается определёнными вызовами. Необходимо развивать инфраструктуру, разрабатывать новые </w:t>
+        <w:t xml:space="preserve"> </w:t>
+      </w:r>
+    </w:p>
+    <w:p>
+      <w:r>
+        <w:t xml:space="preserve">Третье направление связано с виртуальными лабораториями и технологиями виртуальной и дополненной реальности. Виртуальные среды позволяют безопасно отрабатывать экспериментальные процедуры, визуализировать сложные модели и предоставляют доступ к недоступным или дорогостоящим экспериментам. Данные технологии также стали основой для разработки инновационных инженерных решений. Так, стартап </w:t>
+      </w:r>
+      <w:proofErr w:type="spellStart"/>
+      <w:r>
+        <w:t>Fluctio</w:t>
+      </w:r>
+      <w:proofErr w:type="spellEnd"/>
+      <w:r>
+        <w:t xml:space="preserve"> </w:t>
+      </w:r>
+      <w:proofErr w:type="spellStart"/>
+      <w:r>
+        <w:t>Sim</w:t>
+      </w:r>
+      <w:proofErr w:type="spellEnd"/>
+      <w:r>
+        <w:t xml:space="preserve"> создал конструктор физически точных элементов для построения цифровых двойников роботов в </w:t>
+      </w:r>
+      <w:proofErr w:type="spellStart"/>
+      <w:r>
+        <w:t>Unity</w:t>
+      </w:r>
+      <w:proofErr w:type="spellEnd"/>
+      <w:r>
+        <w:t>, что позволило существенно удешевить и ускорить процессы внедрения промышленных роботов за счёт использования виртуальных симуляций [12].</w:t>
+      </w:r>
+    </w:p>
+    <w:p>
+      <w:r>
+        <w:t xml:space="preserve">Отдельного внимания заслуживают проекты, ориентированные на сферу робототехники и инженерного творчества. В ТУСУР был реализован проект </w:t>
+      </w:r>
+      <w:proofErr w:type="spellStart"/>
+      <w:r>
+        <w:t>Pequod</w:t>
+      </w:r>
+      <w:proofErr w:type="spellEnd"/>
+      <w:r>
+        <w:t xml:space="preserve"> </w:t>
+      </w:r>
+      <w:r>
+        <w:t>-</w:t>
+      </w:r>
+      <w:r>
+        <w:t xml:space="preserve"> роевой комплекс лёгких LED-дронов для проведения шоу в закрытых помещениях. Программное обеспечение, созданное командой, обеспечивало автоматическую генерацию траекторий и синхронность полёта дронов, что позволило сформировать безопасную альтернативу традиционным визуальным эффектам и одновременно предоставить студентам практический опыт работы с ROS, Python/C++ и инструментами проектирования инновационных продуктов [11].</w:t>
+      </w:r>
+    </w:p>
+    <w:p>
+      <w:pPr>
+        <w:rPr>
+          <w:b/>
+          <w:bCs/>
+        </w:rPr>
+      </w:pPr>
+      <w:r>
+        <w:t xml:space="preserve">Внедрение цифровых технологий сопровождается определёнными вызовами. Необходимо развивать инфраструктуру, разрабатывать новые методики работы с данными, повышать квалификацию специалистов и </w:t>
       </w:r>
       <w:r>
         <w:lastRenderedPageBreak/>
-        <w:t>методики работы с данными, повышать квалификацию специалистов и соблюдать этические нормы при использовании информации. Решение данных задач напрямую влияет на эффективность цифровой трансформации научной и образовательной среды.</w:t>
+        <w:t>соблюдать этические нормы при использовании информации. Решение данных задач напрямую влияет на эффективность цифровой трансформации научной и образовательной среды.</w:t>
       </w:r>
       <w:r>
         <w:rPr>
@@ -1444,7 +1451,16 @@
     </w:p>
     <w:p>
       <w:r>
-        <w:t>В Российской Федерации функционирует развитая система инновационных площадок, ориентированных на поддержку молодых учёных и студенческих команд. Согласно Стратегии научно-технологического развития Российской Федерации</w:t>
+        <w:t xml:space="preserve">В Российской Федерации функционирует развитая система инновационных площадок, ориентированных на поддержку молодых учёных и студенческих команд. Согласно </w:t>
+      </w:r>
+      <w:r>
+        <w:t>«</w:t>
+      </w:r>
+      <w:r>
+        <w:t>Стратегии научно-технологического развития Российской Федерации</w:t>
+      </w:r>
+      <w:r>
+        <w:t>»</w:t>
       </w:r>
       <w:r>
         <w:t xml:space="preserve"> </w:t>
@@ -1467,47 +1483,55 @@
         <w:rPr>
           <w:bCs/>
         </w:rPr>
+        <w:t xml:space="preserve">Инновационный центр «Сколково» выступает крупнейшей национальной платформой для развития высокотехнологичных проектов. Он </w:t>
+      </w:r>
+      <w:r>
+        <w:rPr>
+          <w:bCs/>
+        </w:rPr>
         <w:lastRenderedPageBreak/>
-        <w:t>Фонд «Сколково»</w:t>
-      </w:r>
-      <w:r>
-        <w:t xml:space="preserve"> представляет собой крупнейший инновационный центр России, объединяющий стартапы, исследовательские организации и образовательные учреждения. Площадка предоставляет резидентам налоговые льготы, доступ к инфраструктуре технопарка, грантовую поддержку и возможность участия в акселерационных программах. Для студентов «Сколково» организует специализированные треки, включающие менторство от опытных предпринимателей, воркшопы по развитию бизнес-моделей и питч-сессии перед инвесторами. Резиденты получают доступ к лабораториям, оснащённым современным оборудованием, что особенно важно для проектов в области биотехнологий, робототехники и искусственного интеллекта</w:t>
-      </w:r>
-      <w:r>
-        <w:rPr>
-          <w:lang w:val="en-US"/>
+        <w:t>объединяет стартапы, научные группы и образовательные организации в единую среду, обеспечивая резидентов налоговыми послаблениями, грантовыми инструментами, доступом к исследовательской инфраструктуре и консультационной поддержкой. Для студентов формируются специальные образовательные программы, включающие наставничество, обучение основам технологического предпринимательства и участие в акселераторах. Наличие современных лабораторий позволяет реализовывать проекты, требующие сложного оборудования, в том числе в области ИИ, робототехники, биотехнологий и материаловедения [7].</w:t>
+      </w:r>
+    </w:p>
+    <w:p>
+      <w:pPr>
+        <w:rPr>
+          <w:bCs/>
+        </w:rPr>
+      </w:pPr>
+      <w:r>
+        <w:t>Университет Иннополис представляет</w:t>
+      </w:r>
+      <w:r>
+        <w:rPr>
+          <w:bCs/>
+        </w:rPr>
+        <w:t xml:space="preserve"> собой интегрированную образовательную и исследовательскую площадку, сосредоточенную на информационных технологиях и интеллектуальной робототехнике. Здесь студенты могут включаться в работу научных лабораторий, реализовывать проекты совместно с индустриальными партнёрами, а также участвовать в международных исследовательских инициативах. Университет предоставляет доступ к вычислительным ресурсам и цифровой инфраструктуре, необходимой для моделирования, разработки и тестирования сложных алгоритмов. Важную роль играют </w:t>
+      </w:r>
+      <w:proofErr w:type="spellStart"/>
+      <w:r>
+        <w:rPr>
+          <w:bCs/>
+        </w:rPr>
+        <w:t>хакатоны</w:t>
+      </w:r>
+      <w:proofErr w:type="spellEnd"/>
+      <w:r>
+        <w:rPr>
+          <w:bCs/>
+        </w:rPr>
+        <w:t>, проектные школы и инженерные соревнования, где участники могут получить финансирование или поддержку экспертов</w:t>
+      </w:r>
+      <w:r>
+        <w:rPr>
+          <w:bCs/>
         </w:rPr>
         <w:t> </w:t>
       </w:r>
       <w:r>
-        <w:t>[7].</w:t>
-      </w:r>
-    </w:p>
-    <w:p>
-      <w:r>
         <w:rPr>
           <w:bCs/>
         </w:rPr>
-        <w:t>Университет Иннополис</w:t>
-      </w:r>
-      <w:r>
-        <w:t xml:space="preserve"> функционирует как образовательный и исследовательский центр, специализирующийся на информационных технологиях и робототехнике. Площадка предлагает студентам участие в научных лабораториях, совместных проектах с технологическими компаниями и международных конференциях. Иннополис обеспечивает доступ к высокопроизводительным вычислительным кластерам, что критично для разработок в области машинного обучения и обработки больших данных. Кроме того, университет организует </w:t>
-      </w:r>
-      <w:proofErr w:type="spellStart"/>
-      <w:r>
-        <w:t>хакатоны</w:t>
-      </w:r>
-      <w:proofErr w:type="spellEnd"/>
-      <w:r>
-        <w:t xml:space="preserve"> и конкурсы, где студенческие команды могут представить свои решения и получить финансирование на их развитие</w:t>
-      </w:r>
-      <w:r>
-        <w:rPr>
-          <w:lang w:val="en-US"/>
-        </w:rPr>
-        <w:t> </w:t>
-      </w:r>
-      <w:r>
         <w:t>[8].</w:t>
       </w:r>
     </w:p>
@@ -1516,37 +1540,21 @@
         <w:rPr>
           <w:bCs/>
         </w:rPr>
-        <w:t>Агентство стратегических инициатив (АСИ)</w:t>
-      </w:r>
-      <w:r>
-        <w:t xml:space="preserve"> реализует программу «Стартап как диплом», позволяющую студентам защищать выпускные квалификационные работы в формате действующих бизнес-проектов. Данная инициатива </w:t>
-      </w:r>
-      <w:r>
-        <w:t>позволяет снять</w:t>
-      </w:r>
-      <w:r>
-        <w:t xml:space="preserve"> барьер между академическими достижениями и практическим предпринимательством, давая возможность сразу после окончания </w:t>
-      </w:r>
-      <w:r>
-        <w:t>ВУЗ</w:t>
-      </w:r>
-      <w:r>
-        <w:t>а иметь работающий стартап с первыми клиентами и инвестициями. АСИ также координирует региональные инновационные кластеры, обеспечивая студентам доступ к площадкам по всей стране.</w:t>
-      </w:r>
-    </w:p>
-    <w:p>
-      <w:r>
+        <w:t>Агентство стратегических инициатив (АСИ) формирует условия для развития молодёжного технологического предпринимательства. Одной из ключевых инициатив является проект «Стартап как диплом», который позволяет студентам оформлять выпускные квалификационные работы в формате реального бизнес-проекта. Такая модель обеспечивает переход от учебной деятельности к предпринимательству, поддерживая ранние стадии проектирования продукта, его продвижение и взаимодействие с первыми клиентами. АСИ также координирует деятельность региональных инновационных кластеров, предоставляя студентам доступ к инфраструктуре по всей стране.</w:t>
+      </w:r>
+    </w:p>
+    <w:p>
+      <w:pPr>
         <w:rPr>
           <w:bCs/>
         </w:rPr>
-        <w:t>Фонд содействия инновациям</w:t>
-      </w:r>
-      <w:r>
-        <w:t xml:space="preserve"> предоставляет грантовую поддержку через программы «УМНИК» (для студентов и аспирантов до 30 лет) и </w:t>
-      </w:r>
-      <w:r>
+      </w:pPr>
+      <w:r>
+        <w:rPr>
+          <w:bCs/>
+        </w:rPr>
         <w:lastRenderedPageBreak/>
-        <w:t>«Студенческий стартап». Программа «УМНИК» выделяет гранты до 500 тысяч рублей на два года для реализации научно-технических проектов с коммерческим потенциалом. «Студенческий стартап» ориентирован на команды, разрабатывающие инновационные продукты и готовые к созданию собственного предприятия. Фонд организует образовательные интенсивы, где участники получают знания по патентованию, маркетингу, финансовому планированию и работе с инвесторами.</w:t>
+        <w:t>Фонд содействия инновациям поддерживает молодые научные команды через программы грантовой поддержки. Программа «УМНИК» предусматривает финансирование перспективных научно-технических проектов, предоставляя до 500 тысяч рублей на два года для развития инновационных идей. Программа «Студенческий стартап» ориентирована на проекты, готовые к дальнейшей коммерциализации и созданию собственного предприятия. Участники образовательных треков Фонда получают компетенции в области патентования, анализа рынка, ведения финансовой документации и работы с инвесторами, что помогает им развивать проекты на профессиональном уровне.</w:t>
       </w:r>
     </w:p>
     <w:p>
@@ -1554,16 +1562,28 @@
         <w:rPr>
           <w:bCs/>
         </w:rPr>
-        <w:t>Технопарки при университетах</w:t>
-      </w:r>
-      <w:r>
-        <w:t xml:space="preserve"> (МГУ, МФТИ, </w:t>
-      </w:r>
-      <w:r>
-        <w:t>ТУСУР, ТПУ, ТГУ, НГТУ</w:t>
-      </w:r>
-      <w:r>
-        <w:t xml:space="preserve"> и других) формируют локальные инновационные экосистемы, интегрированные в образовательный процесс. Студенты могут использовать оборудование технопарков для создания прототипов, участвовать в акселерационных программах и получать консультации от научных руководителей. Технопарки обеспечивают связь с индустриальными партнёрами</w:t>
+        <w:t xml:space="preserve">Технопарки при </w:t>
+      </w:r>
+      <w:r>
+        <w:rPr>
+          <w:bCs/>
+        </w:rPr>
+        <w:t xml:space="preserve">ведущих </w:t>
+      </w:r>
+      <w:r>
+        <w:rPr>
+          <w:bCs/>
+        </w:rPr>
+        <w:t>университетах</w:t>
+      </w:r>
+      <w:r>
+        <w:t xml:space="preserve"> </w:t>
+      </w:r>
+      <w:r>
+        <w:t xml:space="preserve">страны </w:t>
+      </w:r>
+      <w:r>
+        <w:t>формируют локальные инновационные экосистемы, интегрированные в образовательный процесс. Студенты могут использовать оборудование технопарков для создания прототипов, участвовать в акселерационных программах и получать консультации от научных руководителей. Технопарки обеспечивают связь с индустриальными партнёрами</w:t>
       </w:r>
       <w:r>
         <w:t>.</w:t>
@@ -1583,337 +1603,24 @@
         <w:t>»</w:t>
       </w:r>
       <w:r>
-        <w:t xml:space="preserve"> для получения начального финансирования и компетенций в области научных разработок.</w:t>
-      </w:r>
-    </w:p>
-    <w:p>
-      <w:pPr>
-        <w:rPr>
-          <w:bCs/>
-        </w:rPr>
-      </w:pPr>
-      <w:r>
-        <w:rPr>
-          <w:bCs/>
-        </w:rPr>
-        <w:t>Примеры реализованных студенческих проектов:</w:t>
-      </w:r>
-    </w:p>
-    <w:p>
-      <w:pPr>
-        <w:pStyle w:val="afa"/>
-        <w:numPr>
-          <w:ilvl w:val="0"/>
-          <w:numId w:val="16"/>
-        </w:numPr>
-        <w:tabs>
-          <w:tab w:val="clear" w:pos="720"/>
-          <w:tab w:val="num" w:pos="360"/>
-        </w:tabs>
-        <w:ind w:left="0" w:firstLine="709"/>
-        <w:rPr>
-          <w:bCs/>
-          <w:sz w:val="28"/>
-          <w:szCs w:val="24"/>
-        </w:rPr>
-      </w:pPr>
-      <w:proofErr w:type="spellStart"/>
-      <w:r>
-        <w:rPr>
-          <w:bCs/>
-          <w:sz w:val="28"/>
-          <w:szCs w:val="24"/>
-        </w:rPr>
-        <w:t>ComPass</w:t>
-      </w:r>
-      <w:proofErr w:type="spellEnd"/>
-      <w:r>
-        <w:rPr>
-          <w:bCs/>
-          <w:sz w:val="28"/>
-          <w:szCs w:val="24"/>
-        </w:rPr>
-        <w:t xml:space="preserve"> (Томский государственный университет) – проект мобильного приложения для создания языковых тандемов между студентами. Решал проблему недостаточной языковой практики и интеграции иностранных студентов в университетское сообщество. Разработан на базе Научной библиотеки ТГУ при поддержке Центра прикладного анализа больших данных. Алгоритм приложения автоматически подбирает собеседников на основе языковых предпочтений и организует встречи Language </w:t>
-      </w:r>
-      <w:proofErr w:type="spellStart"/>
-      <w:r>
-        <w:rPr>
-          <w:bCs/>
-          <w:sz w:val="28"/>
-          <w:szCs w:val="24"/>
-        </w:rPr>
-        <w:t>Wednesday</w:t>
-      </w:r>
-      <w:proofErr w:type="spellEnd"/>
-      <w:r>
-        <w:rPr>
-          <w:bCs/>
-          <w:sz w:val="28"/>
-          <w:szCs w:val="24"/>
-        </w:rPr>
-        <w:t xml:space="preserve"> в формате языкового тандема. Проект получил финансирование в размере 290 000 рублей и успешно интегрирован в постоянную работу библиотеки, охватив более 200 студентов</w:t>
-      </w:r>
-      <w:r>
-        <w:rPr>
-          <w:bCs/>
-          <w:sz w:val="28"/>
-          <w:szCs w:val="24"/>
-        </w:rPr>
-        <w:t> </w:t>
-      </w:r>
-      <w:r>
-        <w:rPr>
-          <w:bCs/>
-          <w:sz w:val="28"/>
-          <w:szCs w:val="24"/>
-        </w:rPr>
-        <w:t>[</w:t>
-      </w:r>
-      <w:r>
-        <w:rPr>
-          <w:bCs/>
-          <w:sz w:val="28"/>
-          <w:szCs w:val="24"/>
-        </w:rPr>
-        <w:t>9</w:t>
-      </w:r>
-      <w:r>
-        <w:rPr>
-          <w:bCs/>
-          <w:sz w:val="28"/>
-          <w:szCs w:val="24"/>
-        </w:rPr>
-        <w:t xml:space="preserve">]. </w:t>
-      </w:r>
-    </w:p>
-    <w:p>
-      <w:pPr>
-        <w:pStyle w:val="afa"/>
-        <w:numPr>
-          <w:ilvl w:val="0"/>
-          <w:numId w:val="16"/>
-        </w:numPr>
-        <w:tabs>
-          <w:tab w:val="clear" w:pos="720"/>
-        </w:tabs>
-        <w:ind w:left="0" w:firstLine="709"/>
-        <w:rPr>
-          <w:bCs/>
-          <w:sz w:val="28"/>
-        </w:rPr>
-      </w:pPr>
-      <w:r>
-        <w:rPr>
-          <w:bCs/>
-          <w:sz w:val="28"/>
-        </w:rPr>
-        <w:lastRenderedPageBreak/>
-        <w:t>Разработка алгоритмов автономного пилотирования (Университет Иннополис) – проект в области искусственного интеллекта, направленный на создание программно-алгоритмического комплекса управления беспилотными транспортными средствами в условиях бездорожья. Команда разрабатывала систему обработки сенсорной информации и алгоритмы принятия решений для автономной навигации на труднопроходимой местности. Проект реализовывался в рамках исследовательских лабораторий Иннополиса с 2018 по 2022 год при поддержке индустриальных партнёров. Результатом стало создание действующего прототипа системы управления, повышающей безопасность и эффективность транспортных операций на бездорожье</w:t>
-      </w:r>
-      <w:r>
-        <w:rPr>
-          <w:bCs/>
-          <w:sz w:val="28"/>
-          <w:lang w:val="en-US"/>
-        </w:rPr>
-        <w:t> </w:t>
-      </w:r>
-      <w:r>
-        <w:rPr>
-          <w:bCs/>
-          <w:sz w:val="28"/>
-        </w:rPr>
-        <w:t>[</w:t>
-      </w:r>
-      <w:r>
-        <w:rPr>
-          <w:bCs/>
-          <w:sz w:val="28"/>
-        </w:rPr>
-        <w:t>10</w:t>
-      </w:r>
-      <w:r>
-        <w:rPr>
-          <w:bCs/>
-          <w:sz w:val="28"/>
-        </w:rPr>
-        <w:t xml:space="preserve">]. </w:t>
-      </w:r>
-    </w:p>
-    <w:p>
-      <w:pPr>
-        <w:pStyle w:val="afa"/>
-        <w:numPr>
-          <w:ilvl w:val="0"/>
-          <w:numId w:val="16"/>
-        </w:numPr>
-        <w:ind w:left="0" w:firstLine="709"/>
-        <w:rPr>
-          <w:bCs/>
-          <w:sz w:val="28"/>
-        </w:rPr>
-      </w:pPr>
-      <w:proofErr w:type="spellStart"/>
-      <w:r>
-        <w:rPr>
-          <w:bCs/>
-          <w:sz w:val="28"/>
-        </w:rPr>
-        <w:t>Pequod</w:t>
-      </w:r>
-      <w:proofErr w:type="spellEnd"/>
-      <w:r>
-        <w:rPr>
-          <w:bCs/>
-          <w:sz w:val="28"/>
-        </w:rPr>
-        <w:t xml:space="preserve"> (Томский государственный университет систем управления и радиоэлектроники) – проект роевого комплекса лёгких LED-дронов для проведения шоу в закрытых помещениях. Решал проблему отсутствия безопасных технологий визуальных представлений в помещениях, способных заменить традиционные фейерверки и спецэффекты. Команда разработала специализированное программное обеспечение для автоматической генерации траекторий полёта группы дронов, обеспечивающее синхронизацию и безопасность. Проект получил поддержку в рамках платформы </w:t>
-      </w:r>
-      <w:proofErr w:type="spellStart"/>
-      <w:r>
-        <w:rPr>
-          <w:bCs/>
-          <w:sz w:val="28"/>
-        </w:rPr>
-        <w:t>Engineers</w:t>
-      </w:r>
-      <w:proofErr w:type="spellEnd"/>
-      <w:r>
-        <w:rPr>
-          <w:bCs/>
-          <w:sz w:val="28"/>
-        </w:rPr>
-        <w:t xml:space="preserve"> ТУСУР, где студенты приобрели компетенции в программировании на Python/C++, работе с ROS, конструировании и маркетинге инновационных продуктов</w:t>
-      </w:r>
-      <w:r>
-        <w:rPr>
-          <w:bCs/>
-          <w:sz w:val="28"/>
-          <w:lang w:val="en-US"/>
-        </w:rPr>
-        <w:t> </w:t>
-      </w:r>
-      <w:r>
-        <w:rPr>
-          <w:bCs/>
-          <w:sz w:val="28"/>
-        </w:rPr>
-        <w:t>[1</w:t>
-      </w:r>
-      <w:r>
-        <w:rPr>
-          <w:bCs/>
-          <w:sz w:val="28"/>
-        </w:rPr>
-        <w:t>1</w:t>
-      </w:r>
-      <w:r>
-        <w:rPr>
-          <w:bCs/>
-          <w:sz w:val="28"/>
-        </w:rPr>
-        <w:t xml:space="preserve">]. </w:t>
-      </w:r>
-    </w:p>
-    <w:p>
-      <w:pPr>
-        <w:pStyle w:val="afa"/>
-        <w:numPr>
-          <w:ilvl w:val="0"/>
-          <w:numId w:val="16"/>
-        </w:numPr>
-        <w:ind w:left="0" w:firstLine="709"/>
-        <w:rPr>
-          <w:sz w:val="28"/>
-        </w:rPr>
-      </w:pPr>
-      <w:proofErr w:type="spellStart"/>
-      <w:r>
-        <w:rPr>
-          <w:sz w:val="28"/>
-        </w:rPr>
-        <w:t>Fluctio</w:t>
-      </w:r>
-      <w:proofErr w:type="spellEnd"/>
-      <w:r>
-        <w:rPr>
-          <w:sz w:val="28"/>
-        </w:rPr>
-        <w:t xml:space="preserve"> </w:t>
-      </w:r>
-      <w:proofErr w:type="spellStart"/>
-      <w:r>
-        <w:rPr>
-          <w:sz w:val="28"/>
-        </w:rPr>
-        <w:t>Sim</w:t>
-      </w:r>
-      <w:proofErr w:type="spellEnd"/>
-      <w:r>
-        <w:rPr>
-          <w:sz w:val="28"/>
-        </w:rPr>
-        <w:t xml:space="preserve"> (Казанский национальный исследовательский технический университет, Фонд Сколково) – IT-стартап, разработавший конструктор физически точных элементов для создания и машинного обучения цифровых двойников реальных роботов в игровом движке </w:t>
-      </w:r>
-      <w:proofErr w:type="spellStart"/>
-      <w:r>
-        <w:rPr>
-          <w:sz w:val="28"/>
-        </w:rPr>
-        <w:t>Unity</w:t>
-      </w:r>
-      <w:proofErr w:type="spellEnd"/>
-      <w:r>
-        <w:rPr>
-          <w:sz w:val="28"/>
-        </w:rPr>
-        <w:t xml:space="preserve">. Проект решал задачу снижения стоимости настройки и интеграции промышленных роботов в десять раз и ускорения процесса внедрения также в десять раз за счёт использования виртуальных симуляций вместо реальных испытаний. Команда выпускников и преподавателей КНИТУ-КАИ привлекла </w:t>
-      </w:r>
-      <w:r>
-        <w:rPr>
-          <w:sz w:val="28"/>
-        </w:rPr>
-        <w:lastRenderedPageBreak/>
-        <w:t xml:space="preserve">6 миллионов рублей от </w:t>
+        <w:t xml:space="preserve"> для получения начального финансирования и компетенций в области научных разработок</w:t>
       </w:r>
       <w:proofErr w:type="gramStart"/>
       <w:r>
-        <w:rPr>
-          <w:sz w:val="28"/>
-        </w:rPr>
-        <w:t>двух частных</w:t>
+        <w:t>.</w:t>
       </w:r>
       <w:proofErr w:type="gramEnd"/>
       <w:r>
-        <w:rPr>
-          <w:sz w:val="28"/>
-        </w:rPr>
-        <w:t xml:space="preserve"> инвесторов, один из которых получил возмещение 50% вложений по программе кэшбека через Фонд «Сколково». Проект стал участником федеральной программы «Платформа университетского технологического предпринимательства» и подготовил минимально жизнеспособный продукт для выхода на рынок</w:t>
-      </w:r>
-      <w:r>
-        <w:rPr>
-          <w:sz w:val="28"/>
-          <w:lang w:val="en-US"/>
-        </w:rPr>
-        <w:t> </w:t>
-      </w:r>
-      <w:r>
-        <w:rPr>
-          <w:sz w:val="28"/>
-        </w:rPr>
-        <w:t>[1</w:t>
-      </w:r>
-      <w:r>
-        <w:rPr>
-          <w:sz w:val="28"/>
-        </w:rPr>
-        <w:t>2</w:t>
-      </w:r>
-      <w:r>
-        <w:rPr>
-          <w:sz w:val="28"/>
-        </w:rPr>
-        <w:t>].</w:t>
+        <w:t xml:space="preserve"> П</w:t>
+      </w:r>
+      <w:r>
+        <w:t xml:space="preserve">редставленные институты развития формируют комплексную поддержку студентов </w:t>
+      </w:r>
+      <w:r>
+        <w:t>-</w:t>
+      </w:r>
+      <w:r>
+        <w:t xml:space="preserve"> от генерации идеи до вывода продукта на рынок. Такие площадки позволяют молодым исследователям развивать предпринимательское мышление, осваивать современные технологии и трансформировать учебные проекты в реальные инновационные решения. Благодаря этому создаётся устойчивая среда, способствующая росту научного потенциала молодёжи и усилению технологической конкурентоспособности страны.</w:t>
       </w:r>
     </w:p>
     <w:p>
@@ -1925,7 +1632,8 @@
         </w:numPr>
       </w:pPr>
       <w:r>
-        <w:t xml:space="preserve"> Индивидуальное задание</w:t>
+        <w:lastRenderedPageBreak/>
+        <w:t xml:space="preserve"> Современные подходы к созданию облачных платформ и инфраструктуры</w:t>
       </w:r>
     </w:p>
     <w:p>
@@ -2024,46 +1732,14 @@
         <w:rPr>
           <w:sz w:val="28"/>
         </w:rPr>
+        <w:t xml:space="preserve">Облачные технологии стали одним из ключевых элементов современной цифровой инфраструктуры. Они дают организациям возможность быстро масштабировать ресурсы, избегать крупных капитальных вложений и получать доступ к производительным вычислительным средам без необходимости строить собственные дата-центры. В России интерес к облакам </w:t>
+      </w:r>
+      <w:r>
+        <w:rPr>
+          <w:sz w:val="28"/>
+        </w:rPr>
         <w:lastRenderedPageBreak/>
-        <w:t>Однако современное состояние облачных технологий характеризуется рядом противоречий, создающих проблемное поле для научных исследований. Первое противоречие связано с балансом между гибкостью публичных облаков и требованиями безопасности критичных данных</w:t>
-      </w:r>
-      <w:r>
-        <w:rPr>
-          <w:sz w:val="28"/>
-        </w:rPr>
-        <w:t> </w:t>
-      </w:r>
-      <w:r>
-        <w:rPr>
-          <w:sz w:val="28"/>
-        </w:rPr>
-        <w:t>[16]. Публичные облачные платформы предлагают экономическую эффективность, быстрое масштабирование и минимальные первоначальные затраты, однако организации, работающие с конфиденциальной информацией, сталкиваются с рисками утечки данных и ограниченным контролем над инфраструктурой. Частные облака обеспечивают высокий уровень безопасности и полный контроль, но требуют значительных капитальных вложений и постоянных расходов на обслуживание</w:t>
-      </w:r>
-      <w:r>
-        <w:rPr>
-          <w:sz w:val="28"/>
-        </w:rPr>
-        <w:t> </w:t>
-      </w:r>
-      <w:r>
-        <w:rPr>
-          <w:sz w:val="28"/>
-        </w:rPr>
-        <w:t xml:space="preserve">[12]. Данное противоречие стимулирует поиск оптимальных гибридных и </w:t>
-      </w:r>
-      <w:proofErr w:type="spellStart"/>
-      <w:r>
-        <w:rPr>
-          <w:sz w:val="28"/>
-        </w:rPr>
-        <w:t>мультиоблачных</w:t>
-      </w:r>
-      <w:proofErr w:type="spellEnd"/>
-      <w:r>
-        <w:rPr>
-          <w:sz w:val="28"/>
-        </w:rPr>
-        <w:t xml:space="preserve"> архитектур, сочетающих преимущества обоих подходов.</w:t>
+        <w:t>растёт ещё быстрее из-за потребности в импортозамещении и развития инфраструктуры под задачи искусственного интеллекта.</w:t>
       </w:r>
     </w:p>
     <w:p>
@@ -2080,31 +1756,19 @@
         <w:rPr>
           <w:sz w:val="28"/>
         </w:rPr>
-        <w:t>Второе противоречие касается стоимости эксплуатации облачной инфраструктуры. Облачные провайдеры позиционируют свои услуги как экономически выгодные за счёт отсутствия первоначальных инвестиций в оборудование и перехода к модели оплаты по факту потребления ресурсов</w:t>
-      </w:r>
-      <w:r>
-        <w:rPr>
-          <w:sz w:val="28"/>
-        </w:rPr>
-        <w:t> </w:t>
-      </w:r>
-      <w:r>
-        <w:rPr>
-          <w:sz w:val="28"/>
-        </w:rPr>
-        <w:t>[17]. Однако практика показывает, что при длительной эксплуатации и высоких нагрузках совокупная стоимость владения облачной инфраструктурой может превышать затраты на собственные серверы. Особенно остро данная проблема проявляется при работе с большими объёмами исходящего трафика, когда провайдеры взимают значительную плату за передачу данных из облака</w:t>
-      </w:r>
-      <w:r>
-        <w:rPr>
-          <w:sz w:val="28"/>
-        </w:rPr>
-        <w:t> </w:t>
-      </w:r>
-      <w:r>
-        <w:rPr>
-          <w:sz w:val="28"/>
-        </w:rPr>
-        <w:t>[13]. Компания 37signals подсчитала, что переход на собственную инфраструктуру позволит сэкономить более 7 миллионов долларов за пять лет. Это противоречие требует разработки методик оценки экономической целесообразности различных моделей развёртывания инфраструктуры с учётом специфики задач организации.</w:t>
+        <w:t>При этом развитие облачных платформ сопровождается рядом противоречий, среди которых особенно выделяется противоречие между декларируемой выгодностью облачных сервисов и их фактической стоимостью при долгосрочной эксплуатации. Провайдеры позиционируют модель «оплата по потреблению» как экономичную альтернативу локальной инфраструктуре, но на практике при высоких нагрузках и больших объёмах данных расходы постепенно начинают расти и могут превосходить стоимость собственных серверов. Ситуация усиливается тем, что облачные платформы взимают значительные суммы за исходящий трафик, а долгосрочная работа сервисов приводит к накоплению регулярных платежей.</w:t>
+      </w:r>
+      <w:r>
+        <w:rPr>
+          <w:sz w:val="28"/>
+        </w:rPr>
+        <w:t xml:space="preserve"> Получаем, что </w:t>
+      </w:r>
+      <w:r>
+        <w:rPr>
+          <w:sz w:val="28"/>
+        </w:rPr>
+        <w:t>облако рассматривается как способ сократить затраты, но в долгосрочной перспективе именно затраты становятся главной проблемой.</w:t>
       </w:r>
     </w:p>
     <w:p>
@@ -2121,26 +1785,19 @@
         <w:rPr>
           <w:sz w:val="28"/>
         </w:rPr>
-        <w:t xml:space="preserve">Третье противоречие связано с обеспечением суверенитета данных и соблюдением нормативных требований при использовании трансграничных облачных сервисов. Различия в стандартах защиты персональных данных </w:t>
-      </w:r>
-      <w:r>
-        <w:rPr>
-          <w:sz w:val="28"/>
-        </w:rPr>
-        <w:lastRenderedPageBreak/>
-        <w:t>между странами создают барьеры для международной передачи информации, увеличивают эксплуатационные расходы и снижают гибкость облачных решений. Российские организации обязаны соблюдать требования Федерального закона и стандарт</w:t>
-      </w:r>
-      <w:r>
-        <w:rPr>
-          <w:sz w:val="28"/>
-        </w:rPr>
-        <w:t>ы</w:t>
-      </w:r>
-      <w:r>
-        <w:rPr>
-          <w:sz w:val="28"/>
-        </w:rPr>
-        <w:t>, что ограничивает возможности использования международных облачных платформ и требует развития отечественных альтернатив с сопоставимым уровнем функциональности.</w:t>
+        <w:t>Проблема заключается в отсутствии надёжных и общедоступных методик оценки экономической эффективности облачной инфраструктуры на разных этапах её жизненного цикла.</w:t>
+      </w:r>
+      <w:r>
+        <w:rPr>
+          <w:sz w:val="28"/>
+        </w:rPr>
+        <w:t xml:space="preserve"> </w:t>
+      </w:r>
+      <w:r>
+        <w:rPr>
+          <w:sz w:val="28"/>
+        </w:rPr>
+        <w:t>На практике организациям приходится принимать решения о миграции или модернизации инфраструктуры, не обладая инструментами, которые бы учитывали особенности нагрузок, стоимость передачи данных, структуру сервисов, модели резервирования и сценарии роста. Вследствие этого выбор между локальной, публичной или гибридной архитектурой нередко делается на основе приблизительных оценок или маркетинговых обещаний провайдеров, что приводит к неоптимальным решениям и неоправданным расходам.</w:t>
       </w:r>
     </w:p>
     <w:p>
@@ -2157,31 +1814,52 @@
         <w:rPr>
           <w:sz w:val="28"/>
         </w:rPr>
-        <w:t>Четвёртое противоречие обусловлено сложностью интеграции облачных ресурсов с существующими локальными системами</w:t>
-      </w:r>
-      <w:r>
-        <w:rPr>
-          <w:sz w:val="28"/>
-        </w:rPr>
-        <w:t> </w:t>
-      </w:r>
-      <w:r>
-        <w:rPr>
-          <w:sz w:val="28"/>
-        </w:rPr>
-        <w:t>[16]. Многие организации эксплуатируют унаследованную инфраструктуру, миграция которой в облако связана с техническими, организационными и финансовыми рисками. Необходимость обеспечения совместимости, бесперебойной работы критических систем в период перехода и сохранения инвестиций в существующее оборудование создаёт проблему выбора оптимальной стратегии миграции</w:t>
-      </w:r>
-      <w:r>
-        <w:rPr>
-          <w:sz w:val="28"/>
-        </w:rPr>
-        <w:t> </w:t>
-      </w:r>
-      <w:r>
-        <w:rPr>
-          <w:sz w:val="28"/>
-        </w:rPr>
-        <w:t>[12].</w:t>
+        <w:t xml:space="preserve">Анализ существующих подходов показывает, что гибридные и </w:t>
+      </w:r>
+      <w:proofErr w:type="spellStart"/>
+      <w:r>
+        <w:rPr>
+          <w:sz w:val="28"/>
+        </w:rPr>
+        <w:t>мультиоблачные</w:t>
+      </w:r>
+      <w:proofErr w:type="spellEnd"/>
+      <w:r>
+        <w:rPr>
+          <w:sz w:val="28"/>
+        </w:rPr>
+        <w:t xml:space="preserve"> архитектуры уже применяются широким кругом организаций, однако и эти решения обладают собственными ограничениями. Они позволяют распределять нагрузки и контролировать критичные данные, но при этом добавляют сложность в управлении, усложняют мониторинг затрат и требуют дополнительных инструментов для расчёта экономической </w:t>
+      </w:r>
+      <w:r>
+        <w:rPr>
+          <w:sz w:val="28"/>
+        </w:rPr>
+        <w:lastRenderedPageBreak/>
+        <w:t>целесообразности. Вследствие этого становится заметно</w:t>
+      </w:r>
+      <w:r>
+        <w:rPr>
+          <w:sz w:val="28"/>
+        </w:rPr>
+        <w:t>, что</w:t>
+      </w:r>
+      <w:r>
+        <w:rPr>
+          <w:sz w:val="28"/>
+        </w:rPr>
+        <w:t xml:space="preserve"> даже современные архитектуры не устраняют главный недостаток </w:t>
+      </w:r>
+      <w:r>
+        <w:rPr>
+          <w:sz w:val="28"/>
+        </w:rPr>
+        <w:t>-</w:t>
+      </w:r>
+      <w:r>
+        <w:rPr>
+          <w:sz w:val="28"/>
+        </w:rPr>
+        <w:t xml:space="preserve"> отсутствие методик, которые помогли бы объективно сравнить затраты разных моделей развёртывания инфраструктуры.</w:t>
       </w:r>
     </w:p>
     <w:p>
@@ -2198,7 +1876,35 @@
         <w:rPr>
           <w:sz w:val="28"/>
         </w:rPr>
-        <w:t>На основе выявленных противоречий формулируется проблема научного исследования: отсутствие комплексного подхода к проектированию и эксплуатации облачных платформ, учитывающего требования безопасности, экономической эффективности, технологического суверенитета и интеграции с существующей инфраструктурой. Существующие решения зачастую фокусируются на отдельных аспектах облачных технологий, не обеспечивая целостного взгляда на архитектуру, методы управления и оптимизацию ресурсов.</w:t>
+        <w:t xml:space="preserve">Объектом исследования выступают облачные вычислительные платформы, включающие аппаратные, </w:t>
+      </w:r>
+      <w:proofErr w:type="spellStart"/>
+      <w:r>
+        <w:rPr>
+          <w:sz w:val="28"/>
+        </w:rPr>
+        <w:t>виртуализированные</w:t>
+      </w:r>
+      <w:proofErr w:type="spellEnd"/>
+      <w:r>
+        <w:rPr>
+          <w:sz w:val="28"/>
+        </w:rPr>
+        <w:t xml:space="preserve"> и сетевые ресурсы, а также средства управления, безопасности и мониторинга. Предмет исследования составляют методы и архитектурные решения, которые применяются при проектировании и эксплуатации облачной инфраструктуры, включая модели предоставления сервисов, технологии виртуализации, </w:t>
+      </w:r>
+      <w:proofErr w:type="spellStart"/>
+      <w:r>
+        <w:rPr>
+          <w:sz w:val="28"/>
+        </w:rPr>
+        <w:t>оркестрации</w:t>
+      </w:r>
+      <w:proofErr w:type="spellEnd"/>
+      <w:r>
+        <w:rPr>
+          <w:sz w:val="28"/>
+        </w:rPr>
+        <w:t xml:space="preserve"> и автоматизации.</w:t>
       </w:r>
     </w:p>
     <w:p>
@@ -2215,47 +1921,19 @@
         <w:rPr>
           <w:sz w:val="28"/>
         </w:rPr>
-        <w:t>Объектом исследования выступают облачные вычислительные платформы и инфраструктура как совокупность аппаратных, программных, сетевых и организационных компонентов, обеспечивающих предоставление вычислительных ресурсов, хранения данных и сервисов по модели «как услуга»</w:t>
-      </w:r>
-      <w:r>
-        <w:rPr>
-          <w:sz w:val="28"/>
-        </w:rPr>
-        <w:t> </w:t>
-      </w:r>
-      <w:r>
-        <w:rPr>
-          <w:sz w:val="28"/>
-        </w:rPr>
-        <w:t xml:space="preserve">[18]. Облачная инфраструктура включает физические и </w:t>
-      </w:r>
-      <w:proofErr w:type="spellStart"/>
-      <w:r>
-        <w:rPr>
-          <w:sz w:val="28"/>
-        </w:rPr>
-        <w:t>виртуализированные</w:t>
-      </w:r>
-      <w:proofErr w:type="spellEnd"/>
-      <w:r>
-        <w:rPr>
-          <w:sz w:val="28"/>
-        </w:rPr>
-        <w:t xml:space="preserve"> вычислительные ресурсы, системы хранения данных, сетевые элементы, средства управления и </w:t>
-      </w:r>
-      <w:proofErr w:type="spellStart"/>
-      <w:r>
-        <w:rPr>
-          <w:sz w:val="28"/>
-        </w:rPr>
-        <w:t>оркестрации</w:t>
-      </w:r>
-      <w:proofErr w:type="spellEnd"/>
-      <w:r>
-        <w:rPr>
-          <w:sz w:val="28"/>
-        </w:rPr>
-        <w:t>, механизмы безопасности и мониторинга.</w:t>
+        <w:t xml:space="preserve">В ходе анализа рассматриваются современные подходы к созданию облачных систем, основанные на адаптивных моделях управления, которые объединяют распределённые ресурсы в единую платформу. Такой взгляд помогает понять, какие архитектурные решения позволяют гибко распределять нагрузки, обеспечивать безопасность и поддерживать высокие требования ИИ-систем. Одновременно выявляются ограничения этих подходов </w:t>
+      </w:r>
+      <w:r>
+        <w:rPr>
+          <w:sz w:val="28"/>
+        </w:rPr>
+        <w:t>-</w:t>
+      </w:r>
+      <w:r>
+        <w:rPr>
+          <w:sz w:val="28"/>
+        </w:rPr>
+        <w:t xml:space="preserve"> в частности, отсутствие инструментов, которые связывают архитектурные решения с экономическими параметрами эксплуатации.</w:t>
       </w:r>
     </w:p>
     <w:p>
@@ -2272,132 +1950,7 @@
         <w:rPr>
           <w:sz w:val="28"/>
         </w:rPr>
-        <w:lastRenderedPageBreak/>
-        <w:t>Предметом исследования являются методы, технологии и архитектурные решения, применяемые при проектировании, развёртывании и эксплуатации облачных платформ</w:t>
-      </w:r>
-      <w:r>
-        <w:rPr>
-          <w:sz w:val="28"/>
-        </w:rPr>
-        <w:t> </w:t>
-      </w:r>
-      <w:r>
-        <w:rPr>
-          <w:sz w:val="28"/>
-        </w:rPr>
-        <w:t>[12]. В частности, предмет исследования охватывает модели предоставления облачных сервисов (</w:t>
-      </w:r>
-      <w:proofErr w:type="spellStart"/>
-      <w:r>
-        <w:rPr>
-          <w:sz w:val="28"/>
-        </w:rPr>
-        <w:t>IaaS</w:t>
-      </w:r>
-      <w:proofErr w:type="spellEnd"/>
-      <w:r>
-        <w:rPr>
-          <w:sz w:val="28"/>
-        </w:rPr>
-        <w:t xml:space="preserve">, </w:t>
-      </w:r>
-      <w:proofErr w:type="spellStart"/>
-      <w:r>
-        <w:rPr>
-          <w:sz w:val="28"/>
-        </w:rPr>
-        <w:t>PaaS</w:t>
-      </w:r>
-      <w:proofErr w:type="spellEnd"/>
-      <w:r>
-        <w:rPr>
-          <w:sz w:val="28"/>
-        </w:rPr>
-        <w:t xml:space="preserve">, </w:t>
-      </w:r>
-      <w:proofErr w:type="spellStart"/>
-      <w:r>
-        <w:rPr>
-          <w:sz w:val="28"/>
-        </w:rPr>
-        <w:t>SaaS</w:t>
-      </w:r>
-      <w:proofErr w:type="spellEnd"/>
-      <w:r>
-        <w:rPr>
-          <w:sz w:val="28"/>
-        </w:rPr>
-        <w:t xml:space="preserve">), типы развёртывания (публичное, частное, гибридное, </w:t>
-      </w:r>
-      <w:proofErr w:type="spellStart"/>
-      <w:r>
-        <w:rPr>
-          <w:sz w:val="28"/>
-        </w:rPr>
-        <w:t>мультиоблачное</w:t>
-      </w:r>
-      <w:proofErr w:type="spellEnd"/>
-      <w:r>
-        <w:rPr>
-          <w:sz w:val="28"/>
-        </w:rPr>
-        <w:t xml:space="preserve">), подходы к виртуализации и контейнеризации, механизмы автоматизации управления инфраструктурой (Infrastructure </w:t>
-      </w:r>
-      <w:proofErr w:type="spellStart"/>
-      <w:r>
-        <w:rPr>
-          <w:sz w:val="28"/>
-        </w:rPr>
-        <w:t>as</w:t>
-      </w:r>
-      <w:proofErr w:type="spellEnd"/>
-      <w:r>
-        <w:rPr>
-          <w:sz w:val="28"/>
-        </w:rPr>
-        <w:t xml:space="preserve"> Code), технологии </w:t>
-      </w:r>
-      <w:proofErr w:type="spellStart"/>
-      <w:r>
-        <w:rPr>
-          <w:sz w:val="28"/>
-        </w:rPr>
-        <w:t>оркестрации</w:t>
-      </w:r>
-      <w:proofErr w:type="spellEnd"/>
-      <w:r>
-        <w:rPr>
-          <w:sz w:val="28"/>
-        </w:rPr>
-        <w:t xml:space="preserve"> контейнеров (</w:t>
-      </w:r>
-      <w:proofErr w:type="spellStart"/>
-      <w:r>
-        <w:rPr>
-          <w:sz w:val="28"/>
-        </w:rPr>
-        <w:t>Kubernetes</w:t>
-      </w:r>
-      <w:proofErr w:type="spellEnd"/>
-      <w:r>
-        <w:rPr>
-          <w:sz w:val="28"/>
-        </w:rPr>
-        <w:t xml:space="preserve">, </w:t>
-      </w:r>
-      <w:proofErr w:type="spellStart"/>
-      <w:r>
-        <w:rPr>
-          <w:sz w:val="28"/>
-        </w:rPr>
-        <w:t>Docker</w:t>
-      </w:r>
-      <w:proofErr w:type="spellEnd"/>
-      <w:r>
-        <w:rPr>
-          <w:sz w:val="28"/>
-        </w:rPr>
-        <w:t>), методы обеспечения отказоустойчивости и масштабируемости, а также средства мониторинга и оптимизации производительности облачных систем [19, 21].</w:t>
+        <w:t>В итоге формируется вывод о необходимости разработки подходов, позволяющих оценивать стоимость жизненного цикла облачной инфраструктуры и сравнивать различные варианты развёртывания. Это открывает возможность создавать такие гибридные архитектуры, которые будут не только надёжными и масштабируемыми, но и экономически оправданными для долгосрочной эксплуатации.</w:t>
       </w:r>
     </w:p>
     <w:p>
@@ -2414,21 +1967,48 @@
         <w:rPr>
           <w:sz w:val="28"/>
         </w:rPr>
-        <w:t xml:space="preserve">Современные подходы к созданию облачных платформ базируются на концепции адаптивной облачной модели, объединяющей распределённые команды, сайты и системы в единую модель операций, безопасности, приложений и данных [16]. Такой подход обеспечивает гибкость архитектуры, позволяя организациям распределять рабочие нагрузки между различными облачными провайдерами и собственными ресурсами в зависимости от требований к производительности, безопасности и стоимости. Использование декларативных API и механизмов </w:t>
+        <w:t>Объектом исследования выступают облачные вычислительные платформы и инфраструктура как совокупность аппаратных, программных, сетевых и организационных компонентов, обеспечивающих предоставление вычислительных ресурсов, хранения данных и сервисов по модели «как услуга»</w:t>
+      </w:r>
+      <w:r>
+        <w:rPr>
+          <w:sz w:val="28"/>
+        </w:rPr>
+        <w:t> </w:t>
+      </w:r>
+      <w:r>
+        <w:rPr>
+          <w:sz w:val="28"/>
+        </w:rPr>
+        <w:t xml:space="preserve">[18]. Облачная инфраструктура включает физические и </w:t>
       </w:r>
       <w:proofErr w:type="spellStart"/>
       <w:r>
         <w:rPr>
           <w:sz w:val="28"/>
         </w:rPr>
-        <w:t>реконсиляции</w:t>
+        <w:lastRenderedPageBreak/>
+        <w:t>виртуализированные</w:t>
       </w:r>
       <w:proofErr w:type="spellEnd"/>
       <w:r>
         <w:rPr>
           <w:sz w:val="28"/>
         </w:rPr>
-        <w:t xml:space="preserve"> позволяет описывать требуемое состояние инфраструктуры в виде кода, а система автоматически приводит её к нужной конфигурации, что существенно упрощает управление сложными распределёнными системами [19].</w:t>
+        <w:t xml:space="preserve"> вычислительные ресурсы, системы хранения данных, сетевые элементы, средства управления и </w:t>
+      </w:r>
+      <w:proofErr w:type="spellStart"/>
+      <w:r>
+        <w:rPr>
+          <w:sz w:val="28"/>
+        </w:rPr>
+        <w:t>оркестрации</w:t>
+      </w:r>
+      <w:proofErr w:type="spellEnd"/>
+      <w:r>
+        <w:rPr>
+          <w:sz w:val="28"/>
+        </w:rPr>
+        <w:t>, механизмы безопасности и мониторинга.</w:t>
       </w:r>
     </w:p>
     <w:p>
@@ -2445,7 +2025,131 @@
         <w:rPr>
           <w:sz w:val="28"/>
         </w:rPr>
-        <w:t>Важным направлением развития облачных технологий является создание специализированной инфраструктуры для задач искусственного интеллекта [14]. Обучение и эксплуатация моделей машинного обучения требуют высокопроизводительных графических процессоров (GPU) и больших объёмов памяти, что делает облачные платформы оптимальным выбором для исследовательских и промышленных проектов в области ИИ. Российские облачные провайдеры активно развивают данное направление, предлагая доступ к современным видеокартам NVIDIA, специализированным фреймворкам и инструментам для работы с нейронными сетями.</w:t>
+        <w:t>Предметом исследования являются методы, технологии и архитектурные решения, применяемые при проектировании, развёртывании и эксплуатации облачных платформ</w:t>
+      </w:r>
+      <w:r>
+        <w:rPr>
+          <w:sz w:val="28"/>
+        </w:rPr>
+        <w:t> </w:t>
+      </w:r>
+      <w:r>
+        <w:rPr>
+          <w:sz w:val="28"/>
+        </w:rPr>
+        <w:t>[12]. В частности, предмет исследования охватывает модели предоставления облачных сервисов (</w:t>
+      </w:r>
+      <w:proofErr w:type="spellStart"/>
+      <w:r>
+        <w:rPr>
+          <w:sz w:val="28"/>
+        </w:rPr>
+        <w:t>IaaS</w:t>
+      </w:r>
+      <w:proofErr w:type="spellEnd"/>
+      <w:r>
+        <w:rPr>
+          <w:sz w:val="28"/>
+        </w:rPr>
+        <w:t xml:space="preserve">, </w:t>
+      </w:r>
+      <w:proofErr w:type="spellStart"/>
+      <w:r>
+        <w:rPr>
+          <w:sz w:val="28"/>
+        </w:rPr>
+        <w:t>PaaS</w:t>
+      </w:r>
+      <w:proofErr w:type="spellEnd"/>
+      <w:r>
+        <w:rPr>
+          <w:sz w:val="28"/>
+        </w:rPr>
+        <w:t xml:space="preserve">, </w:t>
+      </w:r>
+      <w:proofErr w:type="spellStart"/>
+      <w:r>
+        <w:rPr>
+          <w:sz w:val="28"/>
+        </w:rPr>
+        <w:t>SaaS</w:t>
+      </w:r>
+      <w:proofErr w:type="spellEnd"/>
+      <w:r>
+        <w:rPr>
+          <w:sz w:val="28"/>
+        </w:rPr>
+        <w:t xml:space="preserve">), типы развёртывания (публичное, частное, гибридное, </w:t>
+      </w:r>
+      <w:proofErr w:type="spellStart"/>
+      <w:r>
+        <w:rPr>
+          <w:sz w:val="28"/>
+        </w:rPr>
+        <w:t>мультиоблачное</w:t>
+      </w:r>
+      <w:proofErr w:type="spellEnd"/>
+      <w:r>
+        <w:rPr>
+          <w:sz w:val="28"/>
+        </w:rPr>
+        <w:t xml:space="preserve">), подходы к виртуализации и контейнеризации, механизмы автоматизации управления инфраструктурой (Infrastructure </w:t>
+      </w:r>
+      <w:proofErr w:type="spellStart"/>
+      <w:r>
+        <w:rPr>
+          <w:sz w:val="28"/>
+        </w:rPr>
+        <w:t>as</w:t>
+      </w:r>
+      <w:proofErr w:type="spellEnd"/>
+      <w:r>
+        <w:rPr>
+          <w:sz w:val="28"/>
+        </w:rPr>
+        <w:t xml:space="preserve"> Code), технологии </w:t>
+      </w:r>
+      <w:proofErr w:type="spellStart"/>
+      <w:r>
+        <w:rPr>
+          <w:sz w:val="28"/>
+        </w:rPr>
+        <w:t>оркестрации</w:t>
+      </w:r>
+      <w:proofErr w:type="spellEnd"/>
+      <w:r>
+        <w:rPr>
+          <w:sz w:val="28"/>
+        </w:rPr>
+        <w:t xml:space="preserve"> контейнеров (</w:t>
+      </w:r>
+      <w:proofErr w:type="spellStart"/>
+      <w:r>
+        <w:rPr>
+          <w:sz w:val="28"/>
+        </w:rPr>
+        <w:t>Kubernetes</w:t>
+      </w:r>
+      <w:proofErr w:type="spellEnd"/>
+      <w:r>
+        <w:rPr>
+          <w:sz w:val="28"/>
+        </w:rPr>
+        <w:t xml:space="preserve">, </w:t>
+      </w:r>
+      <w:proofErr w:type="spellStart"/>
+      <w:r>
+        <w:rPr>
+          <w:sz w:val="28"/>
+        </w:rPr>
+        <w:t>Docker</w:t>
+      </w:r>
+      <w:proofErr w:type="spellEnd"/>
+      <w:r>
+        <w:rPr>
+          <w:sz w:val="28"/>
+        </w:rPr>
+        <w:t>), методы обеспечения отказоустойчивости и масштабируемости, а также средства мониторинга и оптимизации производительности облачных систем [19, 21].</w:t>
       </w:r>
     </w:p>
     <w:p>
@@ -2454,12 +2158,66 @@
         <w:spacing w:before="0" w:beforeAutospacing="0" w:after="0" w:afterAutospacing="0" w:line="360" w:lineRule="auto"/>
         <w:ind w:firstLine="709"/>
         <w:jc w:val="both"/>
-      </w:pPr>
+        <w:rPr>
+          <w:sz w:val="28"/>
+        </w:rPr>
+      </w:pPr>
+      <w:r>
+        <w:rPr>
+          <w:sz w:val="28"/>
+        </w:rPr>
+        <w:t xml:space="preserve">Современные подходы к созданию облачных платформ базируются на концепции адаптивной облачной модели, объединяющей распределённые команды, сайты и системы в единую модель операций, безопасности, приложений и данных [16]. Такой подход обеспечивает гибкость архитектуры, позволяя организациям распределять рабочие нагрузки между различными облачными провайдерами и собственными ресурсами в зависимости от требований к производительности, безопасности и стоимости. Использование декларативных API и механизмов </w:t>
+      </w:r>
+      <w:proofErr w:type="spellStart"/>
+      <w:r>
+        <w:rPr>
+          <w:sz w:val="28"/>
+        </w:rPr>
+        <w:t>реконсиляции</w:t>
+      </w:r>
+      <w:proofErr w:type="spellEnd"/>
+      <w:r>
+        <w:rPr>
+          <w:sz w:val="28"/>
+        </w:rPr>
+        <w:t xml:space="preserve"> позволяет описывать требуемое состояние инфраструктуры в виде кода, а система автоматически приводит её к нужной конфигурации, что существенно упрощает управление сложными распределёнными системами [19].</w:t>
+      </w:r>
+    </w:p>
+    <w:p>
+      <w:pPr>
+        <w:pStyle w:val="font-claude-response-body"/>
+        <w:spacing w:before="0" w:beforeAutospacing="0" w:after="0" w:afterAutospacing="0" w:line="360" w:lineRule="auto"/>
+        <w:ind w:firstLine="709"/>
+        <w:jc w:val="both"/>
+        <w:rPr>
+          <w:sz w:val="28"/>
+        </w:rPr>
+      </w:pPr>
+      <w:r>
+        <w:rPr>
+          <w:sz w:val="28"/>
+        </w:rPr>
+        <w:t xml:space="preserve">Важным направлением развития облачных технологий является создание специализированной инфраструктуры для задач искусственного интеллекта [14]. Обучение и эксплуатация моделей машинного обучения требуют высокопроизводительных графических процессоров (GPU) и больших объёмов памяти, что делает облачные платформы оптимальным выбором для исследовательских и промышленных проектов в области ИИ. </w:t>
+      </w:r>
       <w:r>
         <w:rPr>
           <w:sz w:val="28"/>
         </w:rPr>
         <w:lastRenderedPageBreak/>
+        <w:t>Российские облачные провайдеры активно развивают данное направление, предлагая доступ к современным видеокартам NVIDIA, специализированным фреймворкам и инструментам для работы с нейронными сетями.</w:t>
+      </w:r>
+    </w:p>
+    <w:p>
+      <w:pPr>
+        <w:pStyle w:val="font-claude-response-body"/>
+        <w:spacing w:before="0" w:beforeAutospacing="0" w:after="0" w:afterAutospacing="0" w:line="360" w:lineRule="auto"/>
+        <w:ind w:firstLine="709"/>
+        <w:jc w:val="both"/>
+      </w:pPr>
+      <w:r>
+        <w:rPr>
+          <w:sz w:val="28"/>
+        </w:rPr>
         <w:t>Таким образом, современные подходы к созданию облачных платформ и инфраструктуры представляют собой динамично развивающуюся область, требующую междисциплинарных знаний в сфере архитектуры информационных систем, сетевых технологий, методов виртуализации, обеспечения безопасности и экономики информационных технологий [20, 21]. Разрешение выявленных противоречий и решение сформулированной проблемы требует системного подхода, учитывающего технические, экономические, организационные и нормативно-правовые аспекты проектирования и эксплуатации облачной инфраструктуры.</w:t>
       </w:r>
     </w:p>
@@ -2513,7 +2271,13 @@
       </w:r>
       <w:proofErr w:type="spellEnd"/>
       <w:r>
-        <w:t>, 2010. — 280</w:t>
+        <w:t xml:space="preserve">, 2010. </w:t>
+      </w:r>
+      <w:r>
+        <w:t>-</w:t>
+      </w:r>
+      <w:r>
+        <w:t xml:space="preserve"> 280</w:t>
       </w:r>
       <w:r>
         <w:t> </w:t>
@@ -2735,7 +2499,7 @@
       <w:r>
         <w:t xml:space="preserve">Указ Президента РФ от 1 декабря 2016 г. № 642 «О Стратегии научно-технологического развития Российской Федерации» // Официальный интернет-портал правовой информации. – URL: </w:t>
       </w:r>
-      <w:hyperlink r:id="rId9" w:history="1">
+      <w:hyperlink r:id="rId8" w:history="1">
         <w:r>
           <w:rPr>
             <w:rStyle w:val="af7"/>
@@ -2759,7 +2523,7 @@
       <w:r>
         <w:t xml:space="preserve">Фонд «Сколково». Официальный сайт. – URL: </w:t>
       </w:r>
-      <w:hyperlink r:id="rId10" w:history="1">
+      <w:hyperlink r:id="rId9" w:history="1">
         <w:r>
           <w:rPr>
             <w:rStyle w:val="af7"/>
@@ -2783,7 +2547,7 @@
       <w:r>
         <w:t xml:space="preserve">Университет Иннополис. Официальный сайт. – URL: </w:t>
       </w:r>
-      <w:hyperlink r:id="rId11" w:history="1">
+      <w:hyperlink r:id="rId10" w:history="1">
         <w:r>
           <w:rPr>
             <w:rStyle w:val="af7"/>
@@ -2808,7 +2572,7 @@
         <w:lastRenderedPageBreak/>
         <w:t xml:space="preserve">Разработка роботизированной системы для автоматизации процессов обучения студентов [Электронный ресурс] // Инновационный вектор Томского государственного университета. – URL: </w:t>
       </w:r>
-      <w:hyperlink r:id="rId12" w:history="1">
+      <w:hyperlink r:id="rId11" w:history="1">
         <w:r>
           <w:rPr>
             <w:rStyle w:val="af7"/>
@@ -2832,7 +2596,7 @@
       <w:r>
         <w:t xml:space="preserve">Портфель проектов [Электронный ресурс] // Университет Иннополис. – URL: </w:t>
       </w:r>
-      <w:hyperlink r:id="rId13" w:history="1">
+      <w:hyperlink r:id="rId12" w:history="1">
         <w:r>
           <w:rPr>
             <w:rStyle w:val="af7"/>
@@ -2856,7 +2620,7 @@
       <w:r>
         <w:t xml:space="preserve">Разработка системы обучения с подкреплением для манипуляционных роботов [Электронный ресурс] // Инженерная школа ТУСУР. – URL: </w:t>
       </w:r>
-      <w:hyperlink r:id="rId14" w:history="1">
+      <w:hyperlink r:id="rId13" w:history="1">
         <w:r>
           <w:rPr>
             <w:rStyle w:val="af7"/>
@@ -2880,7 +2644,7 @@
       <w:r>
         <w:t xml:space="preserve">Университетский стартап из Казани разработал среду обучения механических роботов [Электронный ресурс] // Универсальные технологии предпринимательства. – 09.07.2024. – URL: </w:t>
       </w:r>
-      <w:hyperlink r:id="rId15" w:history="1">
+      <w:hyperlink r:id="rId14" w:history="1">
         <w:r>
           <w:rPr>
             <w:rStyle w:val="af7"/>
@@ -3179,7 +2943,7 @@
       </w:r>
     </w:p>
     <w:sectPr>
-      <w:footerReference w:type="default" r:id="rId16"/>
+      <w:footerReference w:type="default" r:id="rId15"/>
       <w:pgSz w:w="11906" w:h="16838"/>
       <w:pgMar w:top="1134" w:right="850" w:bottom="1134" w:left="1701" w:header="708" w:footer="708" w:gutter="0"/>
       <w:cols w:space="708"/>
@@ -5184,7 +4948,6 @@
   <w:style w:type="character" w:default="1" w:styleId="a2">
     <w:name w:val="Default Paragraph Font"/>
     <w:uiPriority w:val="1"/>
-    <w:semiHidden/>
     <w:unhideWhenUsed/>
   </w:style>
   <w:style w:type="table" w:default="1" w:styleId="a3">

--- a/ППННИР/Отчёт.docx
+++ b/ППННИР/Отчёт.docx
@@ -1,6 +1,6 @@
 
 <file path=word/document.xml><?xml version="1.0" encoding="utf-8"?>
-<w:document xmlns:wpc="http://schemas.microsoft.com/office/word/2010/wordprocessingCanvas" xmlns:cx="http://schemas.microsoft.com/office/drawing/2014/chartex" xmlns:cx1="http://schemas.microsoft.com/office/drawing/2015/9/8/chartex" xmlns:cx2="http://schemas.microsoft.com/office/drawing/2015/10/21/chartex" xmlns:cx3="http://schemas.microsoft.com/office/drawing/2016/5/9/chartex" xmlns:cx4="http://schemas.microsoft.com/office/drawing/2016/5/10/chartex" xmlns:cx5="http://schemas.microsoft.com/office/drawing/2016/5/11/chartex" xmlns:cx6="http://schemas.microsoft.com/office/drawing/2016/5/12/chartex" xmlns:cx7="http://schemas.microsoft.com/office/drawing/2016/5/13/chartex" xmlns:cx8="http://schemas.microsoft.com/office/drawing/2016/5/14/chartex" xmlns:mc="http://schemas.openxmlformats.org/markup-compatibility/2006" xmlns:aink="http://schemas.microsoft.com/office/drawing/2016/ink" xmlns:am3d="http://schemas.microsoft.com/office/drawing/2017/model3d" xmlns:o="urn:schemas-microsoft-com:office:office" xmlns:oel="http://schemas.microsoft.com/office/2019/extlst" xmlns:r="http://schemas.openxmlformats.org/officeDocument/2006/relationships" xmlns:m="http://schemas.openxmlformats.org/officeDocument/2006/math" xmlns:v="urn:schemas-microsoft-com:vml" xmlns:wp14="http://schemas.microsoft.com/office/word/2010/wordprocessingDrawing" xmlns:wp="http://schemas.openxmlformats.org/drawingml/2006/wordprocessingDrawing" xmlns:w10="urn:schemas-microsoft-com:office:word" xmlns:w="http://schemas.openxmlformats.org/wordprocessingml/2006/main" xmlns:w14="http://schemas.microsoft.com/office/word/2010/wordml" xmlns:w15="http://schemas.microsoft.com/office/word/2012/wordml" xmlns:w16cex="http://schemas.microsoft.com/office/word/2018/wordml/cex" xmlns:w16cid="http://schemas.microsoft.com/office/word/2016/wordml/cid" xmlns:w16="http://schemas.microsoft.com/office/word/2018/wordml" xmlns:w16sdtdh="http://schemas.microsoft.com/office/word/2020/wordml/sdtdatahash" xmlns:w16se="http://schemas.microsoft.com/office/word/2015/wordml/symex" xmlns:wpg="http://schemas.microsoft.com/office/word/2010/wordprocessingGroup" xmlns:wpi="http://schemas.microsoft.com/office/word/2010/wordprocessingInk" xmlns:wne="http://schemas.microsoft.com/office/word/2006/wordml" xmlns:wps="http://schemas.microsoft.com/office/word/2010/wordprocessingShape" mc:Ignorable="w14 w15 w16se w16cid w16 w16cex w16sdtdh wp14">
+<w:document xmlns:wpc="http://schemas.microsoft.com/office/word/2010/wordprocessingCanvas" xmlns:cx="http://schemas.microsoft.com/office/drawing/2014/chartex" xmlns:cx1="http://schemas.microsoft.com/office/drawing/2015/9/8/chartex" xmlns:cx2="http://schemas.microsoft.com/office/drawing/2015/10/21/chartex" xmlns:cx3="http://schemas.microsoft.com/office/drawing/2016/5/9/chartex" xmlns:cx4="http://schemas.microsoft.com/office/drawing/2016/5/10/chartex" xmlns:cx5="http://schemas.microsoft.com/office/drawing/2016/5/11/chartex" xmlns:cx6="http://schemas.microsoft.com/office/drawing/2016/5/12/chartex" xmlns:cx7="http://schemas.microsoft.com/office/drawing/2016/5/13/chartex" xmlns:cx8="http://schemas.microsoft.com/office/drawing/2016/5/14/chartex" xmlns:mc="http://schemas.openxmlformats.org/markup-compatibility/2006" xmlns:aink="http://schemas.microsoft.com/office/drawing/2016/ink" xmlns:am3d="http://schemas.microsoft.com/office/drawing/2017/model3d" xmlns:o="urn:schemas-microsoft-com:office:office" xmlns:r="http://schemas.openxmlformats.org/officeDocument/2006/relationships" xmlns:m="http://schemas.openxmlformats.org/officeDocument/2006/math" xmlns:v="urn:schemas-microsoft-com:vml" xmlns:wp14="http://schemas.microsoft.com/office/word/2010/wordprocessingDrawing" xmlns:wp="http://schemas.openxmlformats.org/drawingml/2006/wordprocessingDrawing" xmlns:w10="urn:schemas-microsoft-com:office:word" xmlns:w="http://schemas.openxmlformats.org/wordprocessingml/2006/main" xmlns:w14="http://schemas.microsoft.com/office/word/2010/wordml" xmlns:w15="http://schemas.microsoft.com/office/word/2012/wordml" xmlns:w16cex="http://schemas.microsoft.com/office/word/2018/wordml/cex" xmlns:w16cid="http://schemas.microsoft.com/office/word/2016/wordml/cid" xmlns:w16="http://schemas.microsoft.com/office/word/2018/wordml" xmlns:w16sdtdh="http://schemas.microsoft.com/office/word/2020/wordml/sdtdatahash" xmlns:w16se="http://schemas.microsoft.com/office/word/2015/wordml/symex" xmlns:wpg="http://schemas.microsoft.com/office/word/2010/wordprocessingGroup" xmlns:wpi="http://schemas.microsoft.com/office/word/2010/wordprocessingInk" xmlns:wne="http://schemas.microsoft.com/office/word/2006/wordml" xmlns:wps="http://schemas.microsoft.com/office/word/2010/wordprocessingShape" mc:Ignorable="w14 w15 w16se w16cid w16 w16cex w16sdtdh wp14">
   <w:body>
     <w:p>
       <w:pPr>
@@ -374,6 +374,9 @@
               <w:ilvl w:val="0"/>
               <w:numId w:val="0"/>
             </w:numPr>
+            <w:tabs>
+              <w:tab w:val="left" w:pos="3261"/>
+            </w:tabs>
             <w:jc w:val="center"/>
             <w:rPr>
               <w:rFonts w:ascii="Times New Roman" w:hAnsi="Times New Roman"/>
@@ -399,13 +402,11 @@
         <w:p>
           <w:pPr>
             <w:pStyle w:val="10"/>
-            <w:ind w:left="0" w:firstLine="0"/>
             <w:rPr>
               <w:rFonts w:asciiTheme="minorHAnsi" w:eastAsiaTheme="minorEastAsia" w:hAnsiTheme="minorHAnsi" w:cstheme="minorBidi"/>
               <w:noProof/>
-              <w:kern w:val="2"/>
-              <w:sz w:val="24"/>
-              <w14:ligatures w14:val="standardContextual"/>
+              <w:sz w:val="22"/>
+              <w:szCs w:val="22"/>
             </w:rPr>
           </w:pPr>
           <w:r>
@@ -429,7 +430,7 @@
             </w:rPr>
             <w:fldChar w:fldCharType="separate"/>
           </w:r>
-          <w:hyperlink w:anchor="_Toc215416936" w:history="1">
+          <w:hyperlink w:anchor="_Toc216266060" w:history="1">
             <w:r>
               <w:rPr>
                 <w:rStyle w:val="af7"/>
@@ -456,7 +457,7 @@
                 <w:noProof/>
                 <w:webHidden/>
               </w:rPr>
-              <w:instrText xml:space="preserve"> PAGEREF _Toc215416936 \h </w:instrText>
+              <w:instrText xml:space="preserve"> PAGEREF _Toc216266060 \h </w:instrText>
             </w:r>
             <w:r>
               <w:rPr>
@@ -493,12 +494,11 @@
             <w:rPr>
               <w:rFonts w:asciiTheme="minorHAnsi" w:eastAsiaTheme="minorEastAsia" w:hAnsiTheme="minorHAnsi" w:cstheme="minorBidi"/>
               <w:noProof/>
-              <w:kern w:val="2"/>
-              <w:sz w:val="24"/>
-              <w14:ligatures w14:val="standardContextual"/>
+              <w:sz w:val="22"/>
+              <w:szCs w:val="22"/>
             </w:rPr>
           </w:pPr>
-          <w:hyperlink w:anchor="_Toc215416937" w:history="1">
+          <w:hyperlink w:anchor="_Toc216266061" w:history="1">
             <w:r>
               <w:rPr>
                 <w:rStyle w:val="af7"/>
@@ -525,7 +525,7 @@
                 <w:noProof/>
                 <w:webHidden/>
               </w:rPr>
-              <w:instrText xml:space="preserve"> PAGEREF _Toc215416937 \h </w:instrText>
+              <w:instrText xml:space="preserve"> PAGEREF _Toc216266061 \h </w:instrText>
             </w:r>
             <w:r>
               <w:rPr>
@@ -562,12 +562,11 @@
             <w:rPr>
               <w:rFonts w:asciiTheme="minorHAnsi" w:eastAsiaTheme="minorEastAsia" w:hAnsiTheme="minorHAnsi" w:cstheme="minorBidi"/>
               <w:noProof/>
-              <w:kern w:val="2"/>
-              <w:sz w:val="24"/>
-              <w14:ligatures w14:val="standardContextual"/>
+              <w:sz w:val="22"/>
+              <w:szCs w:val="22"/>
             </w:rPr>
           </w:pPr>
-          <w:hyperlink w:anchor="_Toc215416938" w:history="1">
+          <w:hyperlink w:anchor="_Toc216266062" w:history="1">
             <w:r>
               <w:rPr>
                 <w:rStyle w:val="af7"/>
@@ -594,7 +593,7 @@
                 <w:noProof/>
                 <w:webHidden/>
               </w:rPr>
-              <w:instrText xml:space="preserve"> PAGEREF _Toc215416938 \h </w:instrText>
+              <w:instrText xml:space="preserve"> PAGEREF _Toc216266062 \h </w:instrText>
             </w:r>
             <w:r>
               <w:rPr>
@@ -628,16 +627,14 @@
         <w:p>
           <w:pPr>
             <w:pStyle w:val="10"/>
-            <w:ind w:left="0" w:firstLine="0"/>
             <w:rPr>
               <w:rFonts w:asciiTheme="minorHAnsi" w:eastAsiaTheme="minorEastAsia" w:hAnsiTheme="minorHAnsi" w:cstheme="minorBidi"/>
               <w:noProof/>
-              <w:kern w:val="2"/>
-              <w:sz w:val="24"/>
-              <w14:ligatures w14:val="standardContextual"/>
+              <w:sz w:val="22"/>
+              <w:szCs w:val="22"/>
             </w:rPr>
           </w:pPr>
-          <w:hyperlink w:anchor="_Toc215416939" w:history="1">
+          <w:hyperlink w:anchor="_Toc216266063" w:history="1">
             <w:r>
               <w:rPr>
                 <w:rStyle w:val="af7"/>
@@ -664,7 +661,7 @@
                 <w:noProof/>
                 <w:webHidden/>
               </w:rPr>
-              <w:instrText xml:space="preserve"> PAGEREF _Toc215416939 \h </w:instrText>
+              <w:instrText xml:space="preserve"> PAGEREF _Toc216266063 \h </w:instrText>
             </w:r>
             <w:r>
               <w:rPr>
@@ -701,12 +698,11 @@
             <w:rPr>
               <w:rFonts w:asciiTheme="minorHAnsi" w:eastAsiaTheme="minorEastAsia" w:hAnsiTheme="minorHAnsi" w:cstheme="minorBidi"/>
               <w:noProof/>
-              <w:kern w:val="2"/>
-              <w:sz w:val="24"/>
-              <w14:ligatures w14:val="standardContextual"/>
+              <w:sz w:val="22"/>
+              <w:szCs w:val="22"/>
             </w:rPr>
           </w:pPr>
-          <w:hyperlink w:anchor="_Toc215416940" w:history="1">
+          <w:hyperlink w:anchor="_Toc216266064" w:history="1">
             <w:r>
               <w:rPr>
                 <w:rStyle w:val="af7"/>
@@ -733,7 +729,7 @@
                 <w:noProof/>
                 <w:webHidden/>
               </w:rPr>
-              <w:instrText xml:space="preserve"> PAGEREF _Toc215416940 \h </w:instrText>
+              <w:instrText xml:space="preserve"> PAGEREF _Toc216266064 \h </w:instrText>
             </w:r>
             <w:r>
               <w:rPr>
@@ -767,15 +763,17 @@
         <w:p>
           <w:pPr>
             <w:pStyle w:val="21"/>
+            <w:tabs>
+              <w:tab w:val="left" w:pos="660"/>
+            </w:tabs>
             <w:rPr>
               <w:rFonts w:asciiTheme="minorHAnsi" w:eastAsiaTheme="minorEastAsia" w:hAnsiTheme="minorHAnsi" w:cstheme="minorBidi"/>
               <w:noProof/>
-              <w:kern w:val="2"/>
-              <w:sz w:val="24"/>
-              <w14:ligatures w14:val="standardContextual"/>
+              <w:sz w:val="22"/>
+              <w:szCs w:val="22"/>
             </w:rPr>
           </w:pPr>
-          <w:hyperlink w:anchor="_Toc215416941" w:history="1">
+          <w:hyperlink w:anchor="_Toc216266065" w:history="1">
             <w:r>
               <w:rPr>
                 <w:rStyle w:val="af7"/>
@@ -787,9 +785,8 @@
               <w:rPr>
                 <w:rFonts w:asciiTheme="minorHAnsi" w:eastAsiaTheme="minorEastAsia" w:hAnsiTheme="minorHAnsi" w:cstheme="minorBidi"/>
                 <w:noProof/>
-                <w:kern w:val="2"/>
-                <w:sz w:val="24"/>
-                <w14:ligatures w14:val="standardContextual"/>
+                <w:sz w:val="22"/>
+                <w:szCs w:val="22"/>
               </w:rPr>
               <w:tab/>
             </w:r>
@@ -819,7 +816,7 @@
                 <w:noProof/>
                 <w:webHidden/>
               </w:rPr>
-              <w:instrText xml:space="preserve"> PAGEREF _Toc215416941 \h </w:instrText>
+              <w:instrText xml:space="preserve"> PAGEREF _Toc216266065 \h </w:instrText>
             </w:r>
             <w:r>
               <w:rPr>
@@ -839,7 +836,94 @@
                 <w:noProof/>
                 <w:webHidden/>
               </w:rPr>
-              <w:t>10</w:t>
+              <w:t>11</w:t>
+            </w:r>
+            <w:r>
+              <w:rPr>
+                <w:noProof/>
+                <w:webHidden/>
+              </w:rPr>
+              <w:fldChar w:fldCharType="end"/>
+            </w:r>
+          </w:hyperlink>
+        </w:p>
+        <w:p>
+          <w:pPr>
+            <w:pStyle w:val="21"/>
+            <w:tabs>
+              <w:tab w:val="left" w:pos="660"/>
+            </w:tabs>
+            <w:rPr>
+              <w:rFonts w:asciiTheme="minorHAnsi" w:eastAsiaTheme="minorEastAsia" w:hAnsiTheme="minorHAnsi" w:cstheme="minorBidi"/>
+              <w:noProof/>
+              <w:sz w:val="22"/>
+              <w:szCs w:val="22"/>
+            </w:rPr>
+          </w:pPr>
+          <w:hyperlink w:anchor="_Toc216266066" w:history="1">
+            <w:r>
+              <w:rPr>
+                <w:rStyle w:val="af7"/>
+                <w:noProof/>
+              </w:rPr>
+              <w:t>2.3</w:t>
+            </w:r>
+            <w:r>
+              <w:rPr>
+                <w:rFonts w:asciiTheme="minorHAnsi" w:eastAsiaTheme="minorEastAsia" w:hAnsiTheme="minorHAnsi" w:cstheme="minorBidi"/>
+                <w:noProof/>
+                <w:sz w:val="22"/>
+                <w:szCs w:val="22"/>
+              </w:rPr>
+              <w:tab/>
+            </w:r>
+            <w:r>
+              <w:rPr>
+                <w:rStyle w:val="af7"/>
+                <w:noProof/>
+              </w:rPr>
+              <w:t>Современные подходы к созданию облачных платформ и инфраструктуры</w:t>
+            </w:r>
+            <w:r>
+              <w:rPr>
+                <w:noProof/>
+                <w:webHidden/>
+              </w:rPr>
+              <w:tab/>
+            </w:r>
+            <w:r>
+              <w:rPr>
+                <w:noProof/>
+                <w:webHidden/>
+              </w:rPr>
+              <w:fldChar w:fldCharType="begin"/>
+            </w:r>
+            <w:r>
+              <w:rPr>
+                <w:noProof/>
+                <w:webHidden/>
+              </w:rPr>
+              <w:instrText xml:space="preserve"> PAGEREF _Toc216266066 \h </w:instrText>
+            </w:r>
+            <w:r>
+              <w:rPr>
+                <w:noProof/>
+                <w:webHidden/>
+              </w:rPr>
+            </w:r>
+            <w:r>
+              <w:rPr>
+                <w:noProof/>
+                <w:webHidden/>
+              </w:rPr>
+              <w:fldChar w:fldCharType="separate"/>
+            </w:r>
+            <w:r>
+              <w:rPr>
+                <w:noProof/>
+                <w:webHidden/>
+              </w:rPr>
+              <w:t>14</w:t>
             </w:r>
             <w:r>
               <w:rPr>
@@ -905,7 +989,7 @@
           <w:numId w:val="14"/>
         </w:numPr>
       </w:pPr>
-      <w:bookmarkStart w:id="0" w:name="_Toc215416936"/>
+      <w:bookmarkStart w:id="0" w:name="_Toc216266060"/>
       <w:r>
         <w:lastRenderedPageBreak/>
         <w:t>Основные принципы и подходы к организации научно-исследовательской деятельности</w:t>
@@ -920,7 +1004,7 @@
           <w:numId w:val="0"/>
         </w:numPr>
       </w:pPr>
-      <w:bookmarkStart w:id="1" w:name="_Toc215416937"/>
+      <w:bookmarkStart w:id="1" w:name="_Toc216266061"/>
       <w:r>
         <w:t>1.1 Логика научного исследования</w:t>
       </w:r>
@@ -1002,7 +1086,7 @@
           <w:numId w:val="0"/>
         </w:numPr>
       </w:pPr>
-      <w:bookmarkStart w:id="2" w:name="_Toc215416938"/>
+      <w:bookmarkStart w:id="2" w:name="_Toc216266062"/>
       <w:r>
         <w:t xml:space="preserve">1.2 </w:t>
       </w:r>
@@ -1174,7 +1258,7 @@
           <w:numId w:val="14"/>
         </w:numPr>
       </w:pPr>
-      <w:bookmarkStart w:id="3" w:name="_Toc215416939"/>
+      <w:bookmarkStart w:id="3" w:name="_Toc216266063"/>
       <w:r>
         <w:lastRenderedPageBreak/>
         <w:t>Научно-исследовательская работа студента как фактор профессионального развития</w:t>
@@ -1189,7 +1273,7 @@
           <w:numId w:val="0"/>
         </w:numPr>
       </w:pPr>
-      <w:bookmarkStart w:id="4" w:name="_Toc215416940"/>
+      <w:bookmarkStart w:id="4" w:name="_Toc216266064"/>
       <w:r>
         <w:t xml:space="preserve">2.1 </w:t>
       </w:r>
@@ -1432,7 +1516,7 @@
         </w:tabs>
         <w:ind w:left="1440"/>
       </w:pPr>
-      <w:bookmarkStart w:id="5" w:name="_Toc215416941"/>
+      <w:bookmarkStart w:id="5" w:name="_Toc216266065"/>
       <w:r>
         <w:t>Инновационные площадки для реализации научного потенциала студентов</w:t>
       </w:r>
@@ -1603,13 +1687,8 @@
         <w:t>»</w:t>
       </w:r>
       <w:r>
-        <w:t xml:space="preserve"> для получения начального финансирования и компетенций в области научных разработок</w:t>
-      </w:r>
-      <w:proofErr w:type="gramStart"/>
-      <w:r>
-        <w:t>.</w:t>
-      </w:r>
-      <w:proofErr w:type="gramEnd"/>
+        <w:t xml:space="preserve"> для получения начального финансирования и компетенций в области научных разработок.</w:t>
+      </w:r>
       <w:r>
         <w:t xml:space="preserve"> П</w:t>
       </w:r>
@@ -1633,8 +1712,13 @@
       </w:pPr>
       <w:r>
         <w:lastRenderedPageBreak/>
-        <w:t xml:space="preserve"> Современные подходы к созданию облачных платформ и инфраструктуры</w:t>
-      </w:r>
+        <w:t xml:space="preserve"> </w:t>
+      </w:r>
+      <w:bookmarkStart w:id="6" w:name="_Toc216266066"/>
+      <w:r>
+        <w:t>Современные подходы к созданию облачных платформ и инфраструктуры</w:t>
+      </w:r>
+      <w:bookmarkEnd w:id="6"/>
     </w:p>
     <w:p>
       <w:pPr>
@@ -1691,31 +1775,7 @@
         <w:rPr>
           <w:sz w:val="28"/>
         </w:rPr>
-        <w:t>Актуальность изучения современных подходов к созданию облачных платформ обусловлена несколькими факторами. Во-первых, облачная инфраструктура становится критически важным элементом цифровой трансформации бизнеса, государственного управления, науки и образования</w:t>
-      </w:r>
-      <w:r>
-        <w:rPr>
-          <w:sz w:val="28"/>
-        </w:rPr>
-        <w:t> </w:t>
-      </w:r>
-      <w:r>
-        <w:rPr>
-          <w:sz w:val="28"/>
-        </w:rPr>
-        <w:t>[17]. Компании переносят в облака корпоративные информационные системы, аналитические инструменты, базы данных и приложения, что требует надёжных, безопасных и производительных решений. Во-вторых, развитие технологий искусственного интеллекта, машинного обучения и обработки больших данных предъявляет повышенные требования к вычислительным мощностям, которые эффективнее всего реализуются именно в облачной среде. В-третьих, геополитическая ситуация и необходимость обеспечения технологического суверенитета стимулируют развитие отечественных облачных платформ, способных конкурировать с международными провайдерами по функциональности и надёжности</w:t>
-      </w:r>
-      <w:r>
-        <w:rPr>
-          <w:sz w:val="28"/>
-        </w:rPr>
-        <w:t> </w:t>
-      </w:r>
-      <w:r>
-        <w:rPr>
-          <w:sz w:val="28"/>
-        </w:rPr>
-        <w:t>[14].</w:t>
+        <w:t>Облачные технологии стали одним из ключевых элементов современной цифровой инфраструктуры. Они дают организациям возможность быстро масштабировать ресурсы, избегать крупных капитальных вложений и получать доступ к производительным вычислительным средам без необходимости строить собственные дата-центры. В России интерес к облакам растёт ещё быстрее из-за потребности в импортозамещении и развития инфраструктуры под задачи искусственного интеллекта.</w:t>
       </w:r>
     </w:p>
     <w:p>
@@ -1732,14 +1792,38 @@
         <w:rPr>
           <w:sz w:val="28"/>
         </w:rPr>
-        <w:t xml:space="preserve">Облачные технологии стали одним из ключевых элементов современной цифровой инфраструктуры. Они дают организациям возможность быстро масштабировать ресурсы, избегать крупных капитальных вложений и получать доступ к производительным вычислительным средам без необходимости строить собственные дата-центры. В России интерес к облакам </w:t>
+        <w:t>Актуальность изучения современных подходов к созданию облачных платформ обусловлена несколькими факторами. Во-первых, облачная инфраструктура становится критически важным элементом цифровой трансформации бизнеса, государственного управления, науки и образования</w:t>
+      </w:r>
+      <w:r>
+        <w:rPr>
+          <w:sz w:val="28"/>
+        </w:rPr>
+        <w:t> </w:t>
+      </w:r>
+      <w:r>
+        <w:rPr>
+          <w:sz w:val="28"/>
+        </w:rPr>
+        <w:t xml:space="preserve">[17]. Компании переносят в облака корпоративные информационные системы, аналитические инструменты, базы данных и приложения, что требует надёжных, безопасных и производительных решений. Во-вторых, развитие технологий искусственного интеллекта, машинного обучения и обработки больших данных предъявляет повышенные требования к вычислительным мощностям, которые эффективнее всего реализуются именно в облачной среде. В-третьих, геополитическая ситуация и необходимость обеспечения технологического суверенитета стимулируют </w:t>
       </w:r>
       <w:r>
         <w:rPr>
           <w:sz w:val="28"/>
         </w:rPr>
         <w:lastRenderedPageBreak/>
-        <w:t>растёт ещё быстрее из-за потребности в импортозамещении и развития инфраструктуры под задачи искусственного интеллекта.</w:t>
+        <w:t>развитие отечественных облачных платформ, способных конкурировать с международными провайдерами по функциональности и надёжности</w:t>
+      </w:r>
+      <w:r>
+        <w:rPr>
+          <w:sz w:val="28"/>
+        </w:rPr>
+        <w:t> </w:t>
+      </w:r>
+      <w:r>
+        <w:rPr>
+          <w:sz w:val="28"/>
+        </w:rPr>
+        <w:t>[14].</w:t>
       </w:r>
     </w:p>
     <w:p>
@@ -1785,7 +1869,32 @@
         <w:rPr>
           <w:sz w:val="28"/>
         </w:rPr>
-        <w:t>Проблема заключается в отсутствии надёжных и общедоступных методик оценки экономической эффективности облачной инфраструктуры на разных этапах её жизненного цикла.</w:t>
+        <w:t xml:space="preserve">Проблема заключается в </w:t>
+      </w:r>
+      <w:r>
+        <w:rPr>
+          <w:sz w:val="28"/>
+        </w:rPr>
+        <w:t xml:space="preserve">нехватке </w:t>
+      </w:r>
+      <w:r>
+        <w:rPr>
+          <w:sz w:val="28"/>
+        </w:rPr>
+        <w:t xml:space="preserve">надёжных и общедоступных методик </w:t>
+      </w:r>
+      <w:r>
+        <w:rPr>
+          <w:sz w:val="28"/>
+          <w:highlight w:val="yellow"/>
+        </w:rPr>
+        <w:t>оценки экономической эффективности</w:t>
+      </w:r>
+      <w:r>
+        <w:rPr>
+          <w:sz w:val="28"/>
+        </w:rPr>
+        <w:t xml:space="preserve"> облачной инфраструктуры на разных этапах её жизненного цикла.</w:t>
       </w:r>
       <w:r>
         <w:rPr>
@@ -1814,52 +1923,40 @@
         <w:rPr>
           <w:sz w:val="28"/>
         </w:rPr>
-        <w:t xml:space="preserve">Анализ существующих подходов показывает, что гибридные и </w:t>
+        <w:t xml:space="preserve">Объектом исследования выступают облачные вычислительные платформы, включающие аппаратные, </w:t>
       </w:r>
       <w:proofErr w:type="spellStart"/>
       <w:r>
         <w:rPr>
           <w:sz w:val="28"/>
         </w:rPr>
-        <w:t>мультиоблачные</w:t>
+        <w:t>виртуализированные</w:t>
       </w:r>
       <w:proofErr w:type="spellEnd"/>
       <w:r>
         <w:rPr>
           <w:sz w:val="28"/>
         </w:rPr>
-        <w:t xml:space="preserve"> архитектуры уже применяются широким кругом организаций, однако и эти решения обладают собственными ограничениями. Они позволяют распределять нагрузки и контролировать критичные данные, но при этом добавляют сложность в управлении, усложняют мониторинг затрат и требуют дополнительных инструментов для расчёта экономической </w:t>
+        <w:t xml:space="preserve"> и сетевые ресурсы, а также средства управления, безопасности и мониторинга. Предмет исследования составляют методы и архитектурные решения, которые применяются при проектировании и эксплуатации облачной инфраструктуры, </w:t>
       </w:r>
       <w:r>
         <w:rPr>
           <w:sz w:val="28"/>
         </w:rPr>
         <w:lastRenderedPageBreak/>
-        <w:t>целесообразности. Вследствие этого становится заметно</w:t>
-      </w:r>
-      <w:r>
-        <w:rPr>
-          <w:sz w:val="28"/>
-        </w:rPr>
-        <w:t>, что</w:t>
-      </w:r>
-      <w:r>
-        <w:rPr>
-          <w:sz w:val="28"/>
-        </w:rPr>
-        <w:t xml:space="preserve"> даже современные архитектуры не устраняют главный недостаток </w:t>
-      </w:r>
-      <w:r>
-        <w:rPr>
-          <w:sz w:val="28"/>
-        </w:rPr>
-        <w:t>-</w:t>
-      </w:r>
-      <w:r>
-        <w:rPr>
-          <w:sz w:val="28"/>
-        </w:rPr>
-        <w:t xml:space="preserve"> отсутствие методик, которые помогли бы объективно сравнить затраты разных моделей развёртывания инфраструктуры.</w:t>
+        <w:t>включая модели предоставления сервисов, технологии виртуализации</w:t>
+      </w:r>
+      <w:r>
+        <w:rPr>
+          <w:sz w:val="28"/>
+        </w:rPr>
+        <w:t xml:space="preserve"> </w:t>
+      </w:r>
+      <w:r>
+        <w:rPr>
+          <w:sz w:val="28"/>
+        </w:rPr>
+        <w:t>и автоматизации.</w:t>
       </w:r>
     </w:p>
     <w:p>
@@ -1876,35 +1973,47 @@
         <w:rPr>
           <w:sz w:val="28"/>
         </w:rPr>
-        <w:t xml:space="preserve">Объектом исследования выступают облачные вычислительные платформы, включающие аппаратные, </w:t>
+        <w:t>Предметом исследования являются методы, технологии и архитектурные решения, применяемые при проектировании, развёртывании и эксплуатации облачных платформ</w:t>
+      </w:r>
+      <w:r>
+        <w:rPr>
+          <w:sz w:val="28"/>
+        </w:rPr>
+        <w:t> </w:t>
+      </w:r>
+      <w:r>
+        <w:rPr>
+          <w:sz w:val="28"/>
+        </w:rPr>
+        <w:t xml:space="preserve">[12]. В частности, предмет исследования охватывает модели предоставления облачных сервисов, типы развёртывания (публичное, частное, гибридное, </w:t>
       </w:r>
       <w:proofErr w:type="spellStart"/>
       <w:r>
         <w:rPr>
           <w:sz w:val="28"/>
         </w:rPr>
-        <w:t>виртуализированные</w:t>
+        <w:t>мультиоблачное</w:t>
       </w:r>
       <w:proofErr w:type="spellEnd"/>
       <w:r>
         <w:rPr>
           <w:sz w:val="28"/>
         </w:rPr>
-        <w:t xml:space="preserve"> и сетевые ресурсы, а также средства управления, безопасности и мониторинга. Предмет исследования составляют методы и архитектурные решения, которые применяются при проектировании и эксплуатации облачной инфраструктуры, включая модели предоставления сервисов, технологии виртуализации, </w:t>
+        <w:t xml:space="preserve">), подходы к виртуализации и контейнеризации, механизмы автоматизации управления инфраструктурой (Infrastructure </w:t>
       </w:r>
       <w:proofErr w:type="spellStart"/>
       <w:r>
         <w:rPr>
           <w:sz w:val="28"/>
         </w:rPr>
-        <w:t>оркестрации</w:t>
+        <w:t>as</w:t>
       </w:r>
       <w:proofErr w:type="spellEnd"/>
       <w:r>
         <w:rPr>
           <w:sz w:val="28"/>
         </w:rPr>
-        <w:t xml:space="preserve"> и автоматизации.</w:t>
+        <w:t xml:space="preserve"> Code, методы обеспечения отказоустойчивости и масштабируемости, а также средства мониторинга и оптимизации производительности облачных систем [19, 21].</w:t>
       </w:r>
     </w:p>
     <w:p>
@@ -1921,7 +2030,33 @@
         <w:rPr>
           <w:sz w:val="28"/>
         </w:rPr>
-        <w:t xml:space="preserve">В ходе анализа рассматриваются современные подходы к созданию облачных систем, основанные на адаптивных моделях управления, которые объединяют распределённые ресурсы в единую платформу. Такой взгляд помогает понять, какие архитектурные решения позволяют гибко распределять нагрузки, обеспечивать безопасность и поддерживать высокие требования ИИ-систем. Одновременно выявляются ограничения этих подходов </w:t>
+        <w:t xml:space="preserve">Анализ существующих подходов показывает, что гибридные и </w:t>
+      </w:r>
+      <w:proofErr w:type="spellStart"/>
+      <w:r>
+        <w:rPr>
+          <w:sz w:val="28"/>
+        </w:rPr>
+        <w:t>мультиоблачные</w:t>
+      </w:r>
+      <w:proofErr w:type="spellEnd"/>
+      <w:r>
+        <w:rPr>
+          <w:sz w:val="28"/>
+        </w:rPr>
+        <w:t xml:space="preserve"> архитектуры уже применяются широким кругом организаций, однако и эти решения обладают собственными ограничениями. Они позволяют распределять нагрузки и контролировать критичные данные, но при этом добавляют сложность в управлении, усложняют мониторинг затрат и требуют дополнительных инструментов для расчёта экономической целесообразности. Вследствие этого становится заметно</w:t>
+      </w:r>
+      <w:r>
+        <w:rPr>
+          <w:sz w:val="28"/>
+        </w:rPr>
+        <w:t>, что</w:t>
+      </w:r>
+      <w:r>
+        <w:rPr>
+          <w:sz w:val="28"/>
+        </w:rPr>
+        <w:t xml:space="preserve"> даже современные архитектуры не устраняют главный недостаток </w:t>
       </w:r>
       <w:r>
         <w:rPr>
@@ -1933,7 +2068,20 @@
         <w:rPr>
           <w:sz w:val="28"/>
         </w:rPr>
-        <w:t xml:space="preserve"> в частности, отсутствие инструментов, которые связывают архитектурные решения с экономическими параметрами эксплуатации.</w:t>
+        <w:t xml:space="preserve"> отсутствие методик, которые помогли бы объективно сравнить </w:t>
+      </w:r>
+      <w:r>
+        <w:rPr>
+          <w:sz w:val="28"/>
+          <w:highlight w:val="yellow"/>
+        </w:rPr>
+        <w:t>затраты</w:t>
+      </w:r>
+      <w:r>
+        <w:rPr>
+          <w:sz w:val="28"/>
+        </w:rPr>
+        <w:t xml:space="preserve"> разных моделей развёртывания инфраструктуры.</w:t>
       </w:r>
     </w:p>
     <w:p>
@@ -1950,7 +2098,19 @@
         <w:rPr>
           <w:sz w:val="28"/>
         </w:rPr>
-        <w:t>В итоге формируется вывод о необходимости разработки подходов, позволяющих оценивать стоимость жизненного цикла облачной инфраструктуры и сравнивать различные варианты развёртывания. Это открывает возможность создавать такие гибридные архитектуры, которые будут не только надёжными и масштабируемыми, но и экономически оправданными для долгосрочной эксплуатации.</w:t>
+        <w:t xml:space="preserve">В ходе анализа рассматриваются современные подходы к созданию облачных систем, основанные на адаптивных моделях управления, которые объединяют распределённые ресурсы в единую платформу. Такой взгляд помогает понять, какие архитектурные решения позволяют гибко распределять нагрузки, обеспечивать безопасность и поддерживать высокие требования ИИ-систем. Одновременно выявляются ограничения этих подходов </w:t>
+      </w:r>
+      <w:r>
+        <w:rPr>
+          <w:sz w:val="28"/>
+        </w:rPr>
+        <w:t>-</w:t>
+      </w:r>
+      <w:r>
+        <w:rPr>
+          <w:sz w:val="28"/>
+        </w:rPr>
+        <w:t xml:space="preserve"> в частности, отсутствие инструментов, которые связывают архитектурные решения с экономическими параметрами эксплуатации.</w:t>
       </w:r>
     </w:p>
     <w:p>
@@ -1967,48 +2127,8 @@
         <w:rPr>
           <w:sz w:val="28"/>
         </w:rPr>
-        <w:t>Объектом исследования выступают облачные вычислительные платформы и инфраструктура как совокупность аппаратных, программных, сетевых и организационных компонентов, обеспечивающих предоставление вычислительных ресурсов, хранения данных и сервисов по модели «как услуга»</w:t>
-      </w:r>
-      <w:r>
-        <w:rPr>
-          <w:sz w:val="28"/>
-        </w:rPr>
-        <w:t> </w:t>
-      </w:r>
-      <w:r>
-        <w:rPr>
-          <w:sz w:val="28"/>
-        </w:rPr>
-        <w:t xml:space="preserve">[18]. Облачная инфраструктура включает физические и </w:t>
-      </w:r>
-      <w:proofErr w:type="spellStart"/>
-      <w:r>
-        <w:rPr>
-          <w:sz w:val="28"/>
-        </w:rPr>
         <w:lastRenderedPageBreak/>
-        <w:t>виртуализированные</w:t>
-      </w:r>
-      <w:proofErr w:type="spellEnd"/>
-      <w:r>
-        <w:rPr>
-          <w:sz w:val="28"/>
-        </w:rPr>
-        <w:t xml:space="preserve"> вычислительные ресурсы, системы хранения данных, сетевые элементы, средства управления и </w:t>
-      </w:r>
-      <w:proofErr w:type="spellStart"/>
-      <w:r>
-        <w:rPr>
-          <w:sz w:val="28"/>
-        </w:rPr>
-        <w:t>оркестрации</w:t>
-      </w:r>
-      <w:proofErr w:type="spellEnd"/>
-      <w:r>
-        <w:rPr>
-          <w:sz w:val="28"/>
-        </w:rPr>
-        <w:t>, механизмы безопасности и мониторинга.</w:t>
+        <w:t>В итоге формируется вывод о необходимости разработки подходов, позволяющих оценивать стоимость жизненного цикла облачной инфраструктуры и сравнивать различные варианты развёртывания. Это открывает возможность создавать такие гибридные архитектуры, которые будут не только надёжными и масштабируемыми, но и экономически оправданными для долгосрочной эксплуатации.</w:t>
       </w:r>
     </w:p>
     <w:p>
@@ -2025,131 +2145,21 @@
         <w:rPr>
           <w:sz w:val="28"/>
         </w:rPr>
-        <w:t>Предметом исследования являются методы, технологии и архитектурные решения, применяемые при проектировании, развёртывании и эксплуатации облачных платформ</w:t>
-      </w:r>
-      <w:r>
-        <w:rPr>
-          <w:sz w:val="28"/>
-        </w:rPr>
-        <w:t> </w:t>
-      </w:r>
-      <w:r>
-        <w:rPr>
-          <w:sz w:val="28"/>
-        </w:rPr>
-        <w:t>[12]. В частности, предмет исследования охватывает модели предоставления облачных сервисов (</w:t>
+        <w:t xml:space="preserve">Современные подходы к созданию облачных платформ базируются на концепции адаптивной облачной модели, объединяющей распределённые команды, сайты и системы в единую модель операций, безопасности, приложений и данных [16]. Такой подход обеспечивает гибкость архитектуры, позволяя организациям распределять рабочие нагрузки между различными облачными провайдерами и собственными ресурсами в зависимости от требований к производительности, безопасности и стоимости. Использование декларативных API и механизмов </w:t>
       </w:r>
       <w:proofErr w:type="spellStart"/>
       <w:r>
         <w:rPr>
           <w:sz w:val="28"/>
         </w:rPr>
-        <w:t>IaaS</w:t>
+        <w:t>реконсиляции</w:t>
       </w:r>
       <w:proofErr w:type="spellEnd"/>
       <w:r>
         <w:rPr>
           <w:sz w:val="28"/>
         </w:rPr>
-        <w:t xml:space="preserve">, </w:t>
-      </w:r>
-      <w:proofErr w:type="spellStart"/>
-      <w:r>
-        <w:rPr>
-          <w:sz w:val="28"/>
-        </w:rPr>
-        <w:t>PaaS</w:t>
-      </w:r>
-      <w:proofErr w:type="spellEnd"/>
-      <w:r>
-        <w:rPr>
-          <w:sz w:val="28"/>
-        </w:rPr>
-        <w:t xml:space="preserve">, </w:t>
-      </w:r>
-      <w:proofErr w:type="spellStart"/>
-      <w:r>
-        <w:rPr>
-          <w:sz w:val="28"/>
-        </w:rPr>
-        <w:t>SaaS</w:t>
-      </w:r>
-      <w:proofErr w:type="spellEnd"/>
-      <w:r>
-        <w:rPr>
-          <w:sz w:val="28"/>
-        </w:rPr>
-        <w:t xml:space="preserve">), типы развёртывания (публичное, частное, гибридное, </w:t>
-      </w:r>
-      <w:proofErr w:type="spellStart"/>
-      <w:r>
-        <w:rPr>
-          <w:sz w:val="28"/>
-        </w:rPr>
-        <w:t>мультиоблачное</w:t>
-      </w:r>
-      <w:proofErr w:type="spellEnd"/>
-      <w:r>
-        <w:rPr>
-          <w:sz w:val="28"/>
-        </w:rPr>
-        <w:t xml:space="preserve">), подходы к виртуализации и контейнеризации, механизмы автоматизации управления инфраструктурой (Infrastructure </w:t>
-      </w:r>
-      <w:proofErr w:type="spellStart"/>
-      <w:r>
-        <w:rPr>
-          <w:sz w:val="28"/>
-        </w:rPr>
-        <w:t>as</w:t>
-      </w:r>
-      <w:proofErr w:type="spellEnd"/>
-      <w:r>
-        <w:rPr>
-          <w:sz w:val="28"/>
-        </w:rPr>
-        <w:t xml:space="preserve"> Code), технологии </w:t>
-      </w:r>
-      <w:proofErr w:type="spellStart"/>
-      <w:r>
-        <w:rPr>
-          <w:sz w:val="28"/>
-        </w:rPr>
-        <w:t>оркестрации</w:t>
-      </w:r>
-      <w:proofErr w:type="spellEnd"/>
-      <w:r>
-        <w:rPr>
-          <w:sz w:val="28"/>
-        </w:rPr>
-        <w:t xml:space="preserve"> контейнеров (</w:t>
-      </w:r>
-      <w:proofErr w:type="spellStart"/>
-      <w:r>
-        <w:rPr>
-          <w:sz w:val="28"/>
-        </w:rPr>
-        <w:t>Kubernetes</w:t>
-      </w:r>
-      <w:proofErr w:type="spellEnd"/>
-      <w:r>
-        <w:rPr>
-          <w:sz w:val="28"/>
-        </w:rPr>
-        <w:t xml:space="preserve">, </w:t>
-      </w:r>
-      <w:proofErr w:type="spellStart"/>
-      <w:r>
-        <w:rPr>
-          <w:sz w:val="28"/>
-        </w:rPr>
-        <w:t>Docker</w:t>
-      </w:r>
-      <w:proofErr w:type="spellEnd"/>
-      <w:r>
-        <w:rPr>
-          <w:sz w:val="28"/>
-        </w:rPr>
-        <w:t>), методы обеспечения отказоустойчивости и масштабируемости, а также средства мониторинга и оптимизации производительности облачных систем [19, 21].</w:t>
+        <w:t xml:space="preserve"> позволяет описывать требуемое состояние инфраструктуры в виде кода, а система автоматически приводит её к нужной конфигурации, что существенно упрощает управление сложными распределёнными системами [19].</w:t>
       </w:r>
     </w:p>
     <w:p>
@@ -2166,21 +2176,7 @@
         <w:rPr>
           <w:sz w:val="28"/>
         </w:rPr>
-        <w:t xml:space="preserve">Современные подходы к созданию облачных платформ базируются на концепции адаптивной облачной модели, объединяющей распределённые команды, сайты и системы в единую модель операций, безопасности, приложений и данных [16]. Такой подход обеспечивает гибкость архитектуры, позволяя организациям распределять рабочие нагрузки между различными облачными провайдерами и собственными ресурсами в зависимости от требований к производительности, безопасности и стоимости. Использование декларативных API и механизмов </w:t>
-      </w:r>
-      <w:proofErr w:type="spellStart"/>
-      <w:r>
-        <w:rPr>
-          <w:sz w:val="28"/>
-        </w:rPr>
-        <w:t>реконсиляции</w:t>
-      </w:r>
-      <w:proofErr w:type="spellEnd"/>
-      <w:r>
-        <w:rPr>
-          <w:sz w:val="28"/>
-        </w:rPr>
-        <w:t xml:space="preserve"> позволяет описывать требуемое состояние инфраструктуры в виде кода, а система автоматически приводит её к нужной конфигурации, что существенно упрощает управление сложными распределёнными системами [19].</w:t>
+        <w:t>Важным направлением развития облачных технологий является создание специализированной инфраструктуры для задач искусственного интеллекта [14]. Обучение и эксплуатация моделей машинного обучения требуют высокопроизводительных графических процессоров (GPU) и больших объёмов памяти, что делает облачные платформы оптимальным выбором для исследовательских и промышленных проектов в области ИИ. Российские облачные провайдеры активно развивают данное направление, предлагая доступ к современным видеокартам NVIDIA, специализированным фреймворкам и инструментам для работы с нейронными сетями.</w:t>
       </w:r>
     </w:p>
     <w:p>
@@ -2189,36 +2185,19 @@
         <w:spacing w:before="0" w:beforeAutospacing="0" w:after="0" w:afterAutospacing="0" w:line="360" w:lineRule="auto"/>
         <w:ind w:firstLine="709"/>
         <w:jc w:val="both"/>
-        <w:rPr>
-          <w:sz w:val="28"/>
-        </w:rPr>
-      </w:pPr>
-      <w:r>
-        <w:rPr>
-          <w:sz w:val="28"/>
-        </w:rPr>
-        <w:t xml:space="preserve">Важным направлением развития облачных технологий является создание специализированной инфраструктуры для задач искусственного интеллекта [14]. Обучение и эксплуатация моделей машинного обучения требуют высокопроизводительных графических процессоров (GPU) и больших объёмов памяти, что делает облачные платформы оптимальным выбором для исследовательских и промышленных проектов в области ИИ. </w:t>
+      </w:pPr>
+      <w:r>
+        <w:rPr>
+          <w:sz w:val="28"/>
+        </w:rPr>
+        <w:t xml:space="preserve">Таким образом, современные подходы к созданию облачных платформ и инфраструктуры представляют собой динамично развивающуюся область, требующую междисциплинарных знаний в сфере архитектуры информационных систем, сетевых технологий, методов виртуализации, </w:t>
       </w:r>
       <w:r>
         <w:rPr>
           <w:sz w:val="28"/>
         </w:rPr>
         <w:lastRenderedPageBreak/>
-        <w:t>Российские облачные провайдеры активно развивают данное направление, предлагая доступ к современным видеокартам NVIDIA, специализированным фреймворкам и инструментам для работы с нейронными сетями.</w:t>
-      </w:r>
-    </w:p>
-    <w:p>
-      <w:pPr>
-        <w:pStyle w:val="font-claude-response-body"/>
-        <w:spacing w:before="0" w:beforeAutospacing="0" w:after="0" w:afterAutospacing="0" w:line="360" w:lineRule="auto"/>
-        <w:ind w:firstLine="709"/>
-        <w:jc w:val="both"/>
-      </w:pPr>
-      <w:r>
-        <w:rPr>
-          <w:sz w:val="28"/>
-        </w:rPr>
-        <w:t>Таким образом, современные подходы к созданию облачных платформ и инфраструктуры представляют собой динамично развивающуюся область, требующую междисциплинарных знаний в сфере архитектуры информационных систем, сетевых технологий, методов виртуализации, обеспечения безопасности и экономики информационных технологий [20, 21]. Разрешение выявленных противоречий и решение сформулированной проблемы требует системного подхода, учитывающего технические, экономические, организационные и нормативно-правовые аспекты проектирования и эксплуатации облачной инфраструктуры.</w:t>
+        <w:t>обеспечения безопасности и экономики информационных технологий [20, 21]. Разрешение выявленных противоречий и решение сформулированной проблемы требует системного подхода, учитывающего технические, экономические, организационные и нормативно-правовые аспекты проектирования и эксплуатации облачной инфраструктуры.</w:t>
       </w:r>
     </w:p>
     <w:p/>
@@ -2255,15 +2234,7 @@
         <w:t>–</w:t>
       </w:r>
       <w:r>
-        <w:t xml:space="preserve"> </w:t>
-      </w:r>
-      <w:proofErr w:type="gramStart"/>
-      <w:r>
-        <w:t>Москва :</w:t>
-      </w:r>
-      <w:proofErr w:type="gramEnd"/>
-      <w:r>
-        <w:t xml:space="preserve"> </w:t>
+        <w:t xml:space="preserve"> Москва : </w:t>
       </w:r>
       <w:proofErr w:type="spellStart"/>
       <w:r>
@@ -2670,23 +2641,7 @@
         <w:ind w:left="0" w:firstLine="709"/>
       </w:pPr>
       <w:r>
-        <w:t xml:space="preserve">Баланов, А. Н. Облачные </w:t>
-      </w:r>
-      <w:proofErr w:type="gramStart"/>
-      <w:r>
-        <w:t>технологии :</w:t>
-      </w:r>
-      <w:proofErr w:type="gramEnd"/>
-      <w:r>
-        <w:t xml:space="preserve"> учебное пособие для вузов / А. Н. Баланов. – Санкт-</w:t>
-      </w:r>
-      <w:proofErr w:type="gramStart"/>
-      <w:r>
-        <w:t>Петербург :</w:t>
-      </w:r>
-      <w:proofErr w:type="gramEnd"/>
-      <w:r>
-        <w:t xml:space="preserve"> Лань, 2024. – 204 с. – ISBN 978-5-507-49219-0.</w:t>
+        <w:t>Баланов, А. Н. Облачные технологии : учебное пособие для вузов / А. Н. Баланов. – Санкт-Петербург : Лань, 2024. – 204 с. – ISBN 978-5-507-49219-0.</w:t>
       </w:r>
     </w:p>
     <w:p>
@@ -2769,10 +2724,24 @@
       </w:r>
       <w:proofErr w:type="spellEnd"/>
       <w:r>
-        <w:t xml:space="preserve">. – URL: </w:t>
-      </w:r>
-      <w:r>
-        <w:lastRenderedPageBreak/>
+        <w:t>.</w:t>
+      </w:r>
+      <w:r>
+        <w:t> </w:t>
+      </w:r>
+      <w:r>
+        <w:t>–</w:t>
+      </w:r>
+      <w:r>
+        <w:t> </w:t>
+      </w:r>
+      <w:r>
+        <w:t>URL:</w:t>
+      </w:r>
+      <w:r>
+        <w:t> </w:t>
+      </w:r>
+      <w:r>
         <w:t>https://www.tadviser.ru/index.php/Статья:Сервисы_для_облачной_инфраструктуры_(мировой_рынок) (дата обращения: 30.11.2025).</w:t>
       </w:r>
     </w:p>
@@ -2790,6 +2759,7 @@
         <w:ind w:left="0" w:firstLine="709"/>
       </w:pPr>
       <w:r>
+        <w:lastRenderedPageBreak/>
         <w:t xml:space="preserve">Разработка без границ: как облачные среды меняют ИТ-ландшафт // </w:t>
       </w:r>
       <w:proofErr w:type="spellStart"/>
@@ -2882,23 +2852,7 @@
         <w:ind w:left="0" w:firstLine="709"/>
       </w:pPr>
       <w:r>
-        <w:t xml:space="preserve">Облачные технологии. Теория и </w:t>
-      </w:r>
-      <w:proofErr w:type="gramStart"/>
-      <w:r>
-        <w:t>практика :</w:t>
-      </w:r>
-      <w:proofErr w:type="gramEnd"/>
-      <w:r>
-        <w:t xml:space="preserve"> учебное пособие / Н. В. Гришкин [и др.]. – </w:t>
-      </w:r>
-      <w:proofErr w:type="gramStart"/>
-      <w:r>
-        <w:t>Москва :</w:t>
-      </w:r>
-      <w:proofErr w:type="gramEnd"/>
-      <w:r>
-        <w:t xml:space="preserve"> МГУ, 2013. – 128 с.</w:t>
+        <w:t>Облачные технологии. Теория и практика : учебное пособие / Н. В. Гришкин [и др.]. – Москва : МГУ, 2013. – 128 с.</w:t>
       </w:r>
     </w:p>
     <w:p>
@@ -2915,23 +2869,7 @@
         <w:ind w:left="0" w:firstLine="709"/>
       </w:pPr>
       <w:r>
-        <w:t xml:space="preserve">Дружинин, Д. В. Высокопроизводительные вычисления и облачные </w:t>
-      </w:r>
-      <w:proofErr w:type="gramStart"/>
-      <w:r>
-        <w:t>технологии :</w:t>
-      </w:r>
-      <w:proofErr w:type="gramEnd"/>
-      <w:r>
-        <w:t xml:space="preserve"> учебное пособие / Д. В. Дружинин. – </w:t>
-      </w:r>
-      <w:proofErr w:type="gramStart"/>
-      <w:r>
-        <w:t>Москва :</w:t>
-      </w:r>
-      <w:proofErr w:type="gramEnd"/>
-      <w:r>
-        <w:t xml:space="preserve"> </w:t>
+        <w:t xml:space="preserve">Дружинин, Д. В. Высокопроизводительные вычисления и облачные технологии : учебное пособие / Д. В. Дружинин. – Москва : </w:t>
       </w:r>
       <w:proofErr w:type="spellStart"/>
       <w:r>
@@ -2955,7 +2893,7 @@
 </file>
 
 <file path=word/endnotes.xml><?xml version="1.0" encoding="utf-8"?>
-<w:endnotes xmlns:wpc="http://schemas.microsoft.com/office/word/2010/wordprocessingCanvas" xmlns:cx="http://schemas.microsoft.com/office/drawing/2014/chartex" xmlns:cx1="http://schemas.microsoft.com/office/drawing/2015/9/8/chartex" xmlns:cx2="http://schemas.microsoft.com/office/drawing/2015/10/21/chartex" xmlns:cx3="http://schemas.microsoft.com/office/drawing/2016/5/9/chartex" xmlns:cx4="http://schemas.microsoft.com/office/drawing/2016/5/10/chartex" xmlns:cx5="http://schemas.microsoft.com/office/drawing/2016/5/11/chartex" xmlns:cx6="http://schemas.microsoft.com/office/drawing/2016/5/12/chartex" xmlns:cx7="http://schemas.microsoft.com/office/drawing/2016/5/13/chartex" xmlns:cx8="http://schemas.microsoft.com/office/drawing/2016/5/14/chartex" xmlns:mc="http://schemas.openxmlformats.org/markup-compatibility/2006" xmlns:aink="http://schemas.microsoft.com/office/drawing/2016/ink" xmlns:am3d="http://schemas.microsoft.com/office/drawing/2017/model3d" xmlns:o="urn:schemas-microsoft-com:office:office" xmlns:oel="http://schemas.microsoft.com/office/2019/extlst" xmlns:r="http://schemas.openxmlformats.org/officeDocument/2006/relationships" xmlns:m="http://schemas.openxmlformats.org/officeDocument/2006/math" xmlns:v="urn:schemas-microsoft-com:vml" xmlns:wp14="http://schemas.microsoft.com/office/word/2010/wordprocessingDrawing" xmlns:wp="http://schemas.openxmlformats.org/drawingml/2006/wordprocessingDrawing" xmlns:w10="urn:schemas-microsoft-com:office:word" xmlns:w="http://schemas.openxmlformats.org/wordprocessingml/2006/main" xmlns:w14="http://schemas.microsoft.com/office/word/2010/wordml" xmlns:w15="http://schemas.microsoft.com/office/word/2012/wordml" xmlns:w16cex="http://schemas.microsoft.com/office/word/2018/wordml/cex" xmlns:w16cid="http://schemas.microsoft.com/office/word/2016/wordml/cid" xmlns:w16="http://schemas.microsoft.com/office/word/2018/wordml" xmlns:w16sdtdh="http://schemas.microsoft.com/office/word/2020/wordml/sdtdatahash" xmlns:w16se="http://schemas.microsoft.com/office/word/2015/wordml/symex" xmlns:wpg="http://schemas.microsoft.com/office/word/2010/wordprocessingGroup" xmlns:wpi="http://schemas.microsoft.com/office/word/2010/wordprocessingInk" xmlns:wne="http://schemas.microsoft.com/office/word/2006/wordml" xmlns:wps="http://schemas.microsoft.com/office/word/2010/wordprocessingShape" mc:Ignorable="w14 w15 w16se w16cid w16 w16cex w16sdtdh wp14">
+<w:endnotes xmlns:wpc="http://schemas.microsoft.com/office/word/2010/wordprocessingCanvas" xmlns:cx="http://schemas.microsoft.com/office/drawing/2014/chartex" xmlns:cx1="http://schemas.microsoft.com/office/drawing/2015/9/8/chartex" xmlns:cx2="http://schemas.microsoft.com/office/drawing/2015/10/21/chartex" xmlns:cx3="http://schemas.microsoft.com/office/drawing/2016/5/9/chartex" xmlns:cx4="http://schemas.microsoft.com/office/drawing/2016/5/10/chartex" xmlns:cx5="http://schemas.microsoft.com/office/drawing/2016/5/11/chartex" xmlns:cx6="http://schemas.microsoft.com/office/drawing/2016/5/12/chartex" xmlns:cx7="http://schemas.microsoft.com/office/drawing/2016/5/13/chartex" xmlns:cx8="http://schemas.microsoft.com/office/drawing/2016/5/14/chartex" xmlns:mc="http://schemas.openxmlformats.org/markup-compatibility/2006" xmlns:aink="http://schemas.microsoft.com/office/drawing/2016/ink" xmlns:am3d="http://schemas.microsoft.com/office/drawing/2017/model3d" xmlns:o="urn:schemas-microsoft-com:office:office" xmlns:r="http://schemas.openxmlformats.org/officeDocument/2006/relationships" xmlns:m="http://schemas.openxmlformats.org/officeDocument/2006/math" xmlns:v="urn:schemas-microsoft-com:vml" xmlns:wp14="http://schemas.microsoft.com/office/word/2010/wordprocessingDrawing" xmlns:wp="http://schemas.openxmlformats.org/drawingml/2006/wordprocessingDrawing" xmlns:w10="urn:schemas-microsoft-com:office:word" xmlns:w="http://schemas.openxmlformats.org/wordprocessingml/2006/main" xmlns:w14="http://schemas.microsoft.com/office/word/2010/wordml" xmlns:w15="http://schemas.microsoft.com/office/word/2012/wordml" xmlns:w16cex="http://schemas.microsoft.com/office/word/2018/wordml/cex" xmlns:w16cid="http://schemas.microsoft.com/office/word/2016/wordml/cid" xmlns:w16="http://schemas.microsoft.com/office/word/2018/wordml" xmlns:w16sdtdh="http://schemas.microsoft.com/office/word/2020/wordml/sdtdatahash" xmlns:w16se="http://schemas.microsoft.com/office/word/2015/wordml/symex" xmlns:wpg="http://schemas.microsoft.com/office/word/2010/wordprocessingGroup" xmlns:wpi="http://schemas.microsoft.com/office/word/2010/wordprocessingInk" xmlns:wne="http://schemas.microsoft.com/office/word/2006/wordml" xmlns:wps="http://schemas.microsoft.com/office/word/2010/wordprocessingShape" mc:Ignorable="w14 w15 w16se w16cid w16 w16cex w16sdtdh wp14">
   <w:endnote w:type="separator" w:id="-1">
     <w:p>
       <w:pPr>
@@ -2980,7 +2918,7 @@
 </file>
 
 <file path=word/footer1.xml><?xml version="1.0" encoding="utf-8"?>
-<w:ftr xmlns:wpc="http://schemas.microsoft.com/office/word/2010/wordprocessingCanvas" xmlns:cx="http://schemas.microsoft.com/office/drawing/2014/chartex" xmlns:cx1="http://schemas.microsoft.com/office/drawing/2015/9/8/chartex" xmlns:cx2="http://schemas.microsoft.com/office/drawing/2015/10/21/chartex" xmlns:cx3="http://schemas.microsoft.com/office/drawing/2016/5/9/chartex" xmlns:cx4="http://schemas.microsoft.com/office/drawing/2016/5/10/chartex" xmlns:cx5="http://schemas.microsoft.com/office/drawing/2016/5/11/chartex" xmlns:cx6="http://schemas.microsoft.com/office/drawing/2016/5/12/chartex" xmlns:cx7="http://schemas.microsoft.com/office/drawing/2016/5/13/chartex" xmlns:cx8="http://schemas.microsoft.com/office/drawing/2016/5/14/chartex" xmlns:mc="http://schemas.openxmlformats.org/markup-compatibility/2006" xmlns:aink="http://schemas.microsoft.com/office/drawing/2016/ink" xmlns:am3d="http://schemas.microsoft.com/office/drawing/2017/model3d" xmlns:o="urn:schemas-microsoft-com:office:office" xmlns:oel="http://schemas.microsoft.com/office/2019/extlst" xmlns:r="http://schemas.openxmlformats.org/officeDocument/2006/relationships" xmlns:m="http://schemas.openxmlformats.org/officeDocument/2006/math" xmlns:v="urn:schemas-microsoft-com:vml" xmlns:wp14="http://schemas.microsoft.com/office/word/2010/wordprocessingDrawing" xmlns:wp="http://schemas.openxmlformats.org/drawingml/2006/wordprocessingDrawing" xmlns:w10="urn:schemas-microsoft-com:office:word" xmlns:w="http://schemas.openxmlformats.org/wordprocessingml/2006/main" xmlns:w14="http://schemas.microsoft.com/office/word/2010/wordml" xmlns:w15="http://schemas.microsoft.com/office/word/2012/wordml" xmlns:w16cex="http://schemas.microsoft.com/office/word/2018/wordml/cex" xmlns:w16cid="http://schemas.microsoft.com/office/word/2016/wordml/cid" xmlns:w16="http://schemas.microsoft.com/office/word/2018/wordml" xmlns:w16sdtdh="http://schemas.microsoft.com/office/word/2020/wordml/sdtdatahash" xmlns:w16se="http://schemas.microsoft.com/office/word/2015/wordml/symex" xmlns:wpg="http://schemas.microsoft.com/office/word/2010/wordprocessingGroup" xmlns:wpi="http://schemas.microsoft.com/office/word/2010/wordprocessingInk" xmlns:wne="http://schemas.microsoft.com/office/word/2006/wordml" xmlns:wps="http://schemas.microsoft.com/office/word/2010/wordprocessingShape" mc:Ignorable="w14 w15 w16se w16cid w16 w16cex w16sdtdh wp14">
+<w:ftr xmlns:wpc="http://schemas.microsoft.com/office/word/2010/wordprocessingCanvas" xmlns:cx="http://schemas.microsoft.com/office/drawing/2014/chartex" xmlns:cx1="http://schemas.microsoft.com/office/drawing/2015/9/8/chartex" xmlns:cx2="http://schemas.microsoft.com/office/drawing/2015/10/21/chartex" xmlns:cx3="http://schemas.microsoft.com/office/drawing/2016/5/9/chartex" xmlns:cx4="http://schemas.microsoft.com/office/drawing/2016/5/10/chartex" xmlns:cx5="http://schemas.microsoft.com/office/drawing/2016/5/11/chartex" xmlns:cx6="http://schemas.microsoft.com/office/drawing/2016/5/12/chartex" xmlns:cx7="http://schemas.microsoft.com/office/drawing/2016/5/13/chartex" xmlns:cx8="http://schemas.microsoft.com/office/drawing/2016/5/14/chartex" xmlns:mc="http://schemas.openxmlformats.org/markup-compatibility/2006" xmlns:aink="http://schemas.microsoft.com/office/drawing/2016/ink" xmlns:am3d="http://schemas.microsoft.com/office/drawing/2017/model3d" xmlns:o="urn:schemas-microsoft-com:office:office" xmlns:r="http://schemas.openxmlformats.org/officeDocument/2006/relationships" xmlns:m="http://schemas.openxmlformats.org/officeDocument/2006/math" xmlns:v="urn:schemas-microsoft-com:vml" xmlns:wp14="http://schemas.microsoft.com/office/word/2010/wordprocessingDrawing" xmlns:wp="http://schemas.openxmlformats.org/drawingml/2006/wordprocessingDrawing" xmlns:w10="urn:schemas-microsoft-com:office:word" xmlns:w="http://schemas.openxmlformats.org/wordprocessingml/2006/main" xmlns:w14="http://schemas.microsoft.com/office/word/2010/wordml" xmlns:w15="http://schemas.microsoft.com/office/word/2012/wordml" xmlns:w16cex="http://schemas.microsoft.com/office/word/2018/wordml/cex" xmlns:w16cid="http://schemas.microsoft.com/office/word/2016/wordml/cid" xmlns:w16="http://schemas.microsoft.com/office/word/2018/wordml" xmlns:w16sdtdh="http://schemas.microsoft.com/office/word/2020/wordml/sdtdatahash" xmlns:w16se="http://schemas.microsoft.com/office/word/2015/wordml/symex" xmlns:wpg="http://schemas.microsoft.com/office/word/2010/wordprocessingGroup" xmlns:wpi="http://schemas.microsoft.com/office/word/2010/wordprocessingInk" xmlns:wne="http://schemas.microsoft.com/office/word/2006/wordml" xmlns:wps="http://schemas.microsoft.com/office/word/2010/wordprocessingShape" mc:Ignorable="w14 w15 w16se w16cid w16 w16cex w16sdtdh wp14">
   <w:p>
     <w:pPr>
       <w:pStyle w:val="af3"/>
@@ -3007,7 +2945,7 @@
 </file>
 
 <file path=word/footnotes.xml><?xml version="1.0" encoding="utf-8"?>
-<w:footnotes xmlns:wpc="http://schemas.microsoft.com/office/word/2010/wordprocessingCanvas" xmlns:cx="http://schemas.microsoft.com/office/drawing/2014/chartex" xmlns:cx1="http://schemas.microsoft.com/office/drawing/2015/9/8/chartex" xmlns:cx2="http://schemas.microsoft.com/office/drawing/2015/10/21/chartex" xmlns:cx3="http://schemas.microsoft.com/office/drawing/2016/5/9/chartex" xmlns:cx4="http://schemas.microsoft.com/office/drawing/2016/5/10/chartex" xmlns:cx5="http://schemas.microsoft.com/office/drawing/2016/5/11/chartex" xmlns:cx6="http://schemas.microsoft.com/office/drawing/2016/5/12/chartex" xmlns:cx7="http://schemas.microsoft.com/office/drawing/2016/5/13/chartex" xmlns:cx8="http://schemas.microsoft.com/office/drawing/2016/5/14/chartex" xmlns:mc="http://schemas.openxmlformats.org/markup-compatibility/2006" xmlns:aink="http://schemas.microsoft.com/office/drawing/2016/ink" xmlns:am3d="http://schemas.microsoft.com/office/drawing/2017/model3d" xmlns:o="urn:schemas-microsoft-com:office:office" xmlns:oel="http://schemas.microsoft.com/office/2019/extlst" xmlns:r="http://schemas.openxmlformats.org/officeDocument/2006/relationships" xmlns:m="http://schemas.openxmlformats.org/officeDocument/2006/math" xmlns:v="urn:schemas-microsoft-com:vml" xmlns:wp14="http://schemas.microsoft.com/office/word/2010/wordprocessingDrawing" xmlns:wp="http://schemas.openxmlformats.org/drawingml/2006/wordprocessingDrawing" xmlns:w10="urn:schemas-microsoft-com:office:word" xmlns:w="http://schemas.openxmlformats.org/wordprocessingml/2006/main" xmlns:w14="http://schemas.microsoft.com/office/word/2010/wordml" xmlns:w15="http://schemas.microsoft.com/office/word/2012/wordml" xmlns:w16cex="http://schemas.microsoft.com/office/word/2018/wordml/cex" xmlns:w16cid="http://schemas.microsoft.com/office/word/2016/wordml/cid" xmlns:w16="http://schemas.microsoft.com/office/word/2018/wordml" xmlns:w16sdtdh="http://schemas.microsoft.com/office/word/2020/wordml/sdtdatahash" xmlns:w16se="http://schemas.microsoft.com/office/word/2015/wordml/symex" xmlns:wpg="http://schemas.microsoft.com/office/word/2010/wordprocessingGroup" xmlns:wpi="http://schemas.microsoft.com/office/word/2010/wordprocessingInk" xmlns:wne="http://schemas.microsoft.com/office/word/2006/wordml" xmlns:wps="http://schemas.microsoft.com/office/word/2010/wordprocessingShape" mc:Ignorable="w14 w15 w16se w16cid w16 w16cex w16sdtdh wp14">
+<w:footnotes xmlns:wpc="http://schemas.microsoft.com/office/word/2010/wordprocessingCanvas" xmlns:cx="http://schemas.microsoft.com/office/drawing/2014/chartex" xmlns:cx1="http://schemas.microsoft.com/office/drawing/2015/9/8/chartex" xmlns:cx2="http://schemas.microsoft.com/office/drawing/2015/10/21/chartex" xmlns:cx3="http://schemas.microsoft.com/office/drawing/2016/5/9/chartex" xmlns:cx4="http://schemas.microsoft.com/office/drawing/2016/5/10/chartex" xmlns:cx5="http://schemas.microsoft.com/office/drawing/2016/5/11/chartex" xmlns:cx6="http://schemas.microsoft.com/office/drawing/2016/5/12/chartex" xmlns:cx7="http://schemas.microsoft.com/office/drawing/2016/5/13/chartex" xmlns:cx8="http://schemas.microsoft.com/office/drawing/2016/5/14/chartex" xmlns:mc="http://schemas.openxmlformats.org/markup-compatibility/2006" xmlns:aink="http://schemas.microsoft.com/office/drawing/2016/ink" xmlns:am3d="http://schemas.microsoft.com/office/drawing/2017/model3d" xmlns:o="urn:schemas-microsoft-com:office:office" xmlns:r="http://schemas.openxmlformats.org/officeDocument/2006/relationships" xmlns:m="http://schemas.openxmlformats.org/officeDocument/2006/math" xmlns:v="urn:schemas-microsoft-com:vml" xmlns:wp14="http://schemas.microsoft.com/office/word/2010/wordprocessingDrawing" xmlns:wp="http://schemas.openxmlformats.org/drawingml/2006/wordprocessingDrawing" xmlns:w10="urn:schemas-microsoft-com:office:word" xmlns:w="http://schemas.openxmlformats.org/wordprocessingml/2006/main" xmlns:w14="http://schemas.microsoft.com/office/word/2010/wordml" xmlns:w15="http://schemas.microsoft.com/office/word/2012/wordml" xmlns:w16cex="http://schemas.microsoft.com/office/word/2018/wordml/cex" xmlns:w16cid="http://schemas.microsoft.com/office/word/2016/wordml/cid" xmlns:w16="http://schemas.microsoft.com/office/word/2018/wordml" xmlns:w16sdtdh="http://schemas.microsoft.com/office/word/2020/wordml/sdtdatahash" xmlns:w16se="http://schemas.microsoft.com/office/word/2015/wordml/symex" xmlns:wpg="http://schemas.microsoft.com/office/word/2010/wordprocessingGroup" xmlns:wpi="http://schemas.microsoft.com/office/word/2010/wordprocessingInk" xmlns:wne="http://schemas.microsoft.com/office/word/2006/wordml" xmlns:wps="http://schemas.microsoft.com/office/word/2010/wordprocessingShape" mc:Ignorable="w14 w15 w16se w16cid w16 w16cex w16sdtdh wp14">
   <w:footnote w:type="separator" w:id="-1">
     <w:p>
       <w:pPr>
@@ -3032,7 +2970,7 @@
 </file>
 
 <file path=word/numbering.xml><?xml version="1.0" encoding="utf-8"?>
-<w:numbering xmlns:wpc="http://schemas.microsoft.com/office/word/2010/wordprocessingCanvas" xmlns:cx="http://schemas.microsoft.com/office/drawing/2014/chartex" xmlns:cx1="http://schemas.microsoft.com/office/drawing/2015/9/8/chartex" xmlns:cx2="http://schemas.microsoft.com/office/drawing/2015/10/21/chartex" xmlns:cx3="http://schemas.microsoft.com/office/drawing/2016/5/9/chartex" xmlns:cx4="http://schemas.microsoft.com/office/drawing/2016/5/10/chartex" xmlns:cx5="http://schemas.microsoft.com/office/drawing/2016/5/11/chartex" xmlns:cx6="http://schemas.microsoft.com/office/drawing/2016/5/12/chartex" xmlns:cx7="http://schemas.microsoft.com/office/drawing/2016/5/13/chartex" xmlns:cx8="http://schemas.microsoft.com/office/drawing/2016/5/14/chartex" xmlns:mc="http://schemas.openxmlformats.org/markup-compatibility/2006" xmlns:aink="http://schemas.microsoft.com/office/drawing/2016/ink" xmlns:am3d="http://schemas.microsoft.com/office/drawing/2017/model3d" xmlns:o="urn:schemas-microsoft-com:office:office" xmlns:oel="http://schemas.microsoft.com/office/2019/extlst" xmlns:r="http://schemas.openxmlformats.org/officeDocument/2006/relationships" xmlns:m="http://schemas.openxmlformats.org/officeDocument/2006/math" xmlns:v="urn:schemas-microsoft-com:vml" xmlns:wp14="http://schemas.microsoft.com/office/word/2010/wordprocessingDrawing" xmlns:wp="http://schemas.openxmlformats.org/drawingml/2006/wordprocessingDrawing" xmlns:w10="urn:schemas-microsoft-com:office:word" xmlns:w="http://schemas.openxmlformats.org/wordprocessingml/2006/main" xmlns:w14="http://schemas.microsoft.com/office/word/2010/wordml" xmlns:w15="http://schemas.microsoft.com/office/word/2012/wordml" xmlns:w16cex="http://schemas.microsoft.com/office/word/2018/wordml/cex" xmlns:w16cid="http://schemas.microsoft.com/office/word/2016/wordml/cid" xmlns:w16="http://schemas.microsoft.com/office/word/2018/wordml" xmlns:w16sdtdh="http://schemas.microsoft.com/office/word/2020/wordml/sdtdatahash" xmlns:w16se="http://schemas.microsoft.com/office/word/2015/wordml/symex" xmlns:wpg="http://schemas.microsoft.com/office/word/2010/wordprocessingGroup" xmlns:wpi="http://schemas.microsoft.com/office/word/2010/wordprocessingInk" xmlns:wne="http://schemas.microsoft.com/office/word/2006/wordml" xmlns:wps="http://schemas.microsoft.com/office/word/2010/wordprocessingShape" mc:Ignorable="w14 w15 w16se w16cid w16 w16cex w16sdtdh wp14">
+<w:numbering xmlns:wpc="http://schemas.microsoft.com/office/word/2010/wordprocessingCanvas" xmlns:cx="http://schemas.microsoft.com/office/drawing/2014/chartex" xmlns:cx1="http://schemas.microsoft.com/office/drawing/2015/9/8/chartex" xmlns:cx2="http://schemas.microsoft.com/office/drawing/2015/10/21/chartex" xmlns:cx3="http://schemas.microsoft.com/office/drawing/2016/5/9/chartex" xmlns:cx4="http://schemas.microsoft.com/office/drawing/2016/5/10/chartex" xmlns:cx5="http://schemas.microsoft.com/office/drawing/2016/5/11/chartex" xmlns:cx6="http://schemas.microsoft.com/office/drawing/2016/5/12/chartex" xmlns:cx7="http://schemas.microsoft.com/office/drawing/2016/5/13/chartex" xmlns:cx8="http://schemas.microsoft.com/office/drawing/2016/5/14/chartex" xmlns:mc="http://schemas.openxmlformats.org/markup-compatibility/2006" xmlns:aink="http://schemas.microsoft.com/office/drawing/2016/ink" xmlns:am3d="http://schemas.microsoft.com/office/drawing/2017/model3d" xmlns:o="urn:schemas-microsoft-com:office:office" xmlns:r="http://schemas.openxmlformats.org/officeDocument/2006/relationships" xmlns:m="http://schemas.openxmlformats.org/officeDocument/2006/math" xmlns:v="urn:schemas-microsoft-com:vml" xmlns:wp14="http://schemas.microsoft.com/office/word/2010/wordprocessingDrawing" xmlns:wp="http://schemas.openxmlformats.org/drawingml/2006/wordprocessingDrawing" xmlns:w10="urn:schemas-microsoft-com:office:word" xmlns:w="http://schemas.openxmlformats.org/wordprocessingml/2006/main" xmlns:w14="http://schemas.microsoft.com/office/word/2010/wordml" xmlns:w15="http://schemas.microsoft.com/office/word/2012/wordml" xmlns:w16cex="http://schemas.microsoft.com/office/word/2018/wordml/cex" xmlns:w16cid="http://schemas.microsoft.com/office/word/2016/wordml/cid" xmlns:w16="http://schemas.microsoft.com/office/word/2018/wordml" xmlns:w16sdtdh="http://schemas.microsoft.com/office/word/2020/wordml/sdtdatahash" xmlns:w16se="http://schemas.microsoft.com/office/word/2015/wordml/symex" xmlns:wpg="http://schemas.microsoft.com/office/word/2010/wordprocessingGroup" xmlns:wpi="http://schemas.microsoft.com/office/word/2010/wordprocessingInk" xmlns:wne="http://schemas.microsoft.com/office/word/2006/wordml" xmlns:wps="http://schemas.microsoft.com/office/word/2010/wordprocessingShape" mc:Ignorable="w14 w15 w16se w16cid w16 w16cex w16sdtdh wp14">
   <w:abstractNum w:abstractNumId="0" w15:restartNumberingAfterBreak="0">
     <w:nsid w:val="1A3A658A"/>
     <w:multiLevelType w:val="hybridMultilevel"/>
@@ -4366,64 +4304,64 @@
       </w:rPr>
     </w:lvl>
   </w:abstractNum>
-  <w:num w:numId="1" w16cid:durableId="1297678789">
+  <w:num w:numId="1">
     <w:abstractNumId w:val="10"/>
   </w:num>
-  <w:num w:numId="2" w16cid:durableId="176046057">
+  <w:num w:numId="2">
     <w:abstractNumId w:val="0"/>
   </w:num>
-  <w:num w:numId="3" w16cid:durableId="282809809">
+  <w:num w:numId="3">
     <w:abstractNumId w:val="11"/>
   </w:num>
-  <w:num w:numId="4" w16cid:durableId="515659769">
+  <w:num w:numId="4">
     <w:abstractNumId w:val="3"/>
   </w:num>
-  <w:num w:numId="5" w16cid:durableId="618219152">
+  <w:num w:numId="5">
     <w:abstractNumId w:val="1"/>
   </w:num>
-  <w:num w:numId="6" w16cid:durableId="742797735">
+  <w:num w:numId="6">
     <w:abstractNumId w:val="7"/>
   </w:num>
-  <w:num w:numId="7" w16cid:durableId="1253590216">
+  <w:num w:numId="7">
     <w:abstractNumId w:val="5"/>
   </w:num>
-  <w:num w:numId="8" w16cid:durableId="164517770">
+  <w:num w:numId="8">
     <w:abstractNumId w:val="6"/>
   </w:num>
-  <w:num w:numId="9" w16cid:durableId="1610892004">
+  <w:num w:numId="9">
     <w:abstractNumId w:val="3"/>
     <w:lvlOverride w:ilvl="0">
       <w:startOverride w:val="1"/>
     </w:lvlOverride>
   </w:num>
-  <w:num w:numId="10" w16cid:durableId="1929191661">
+  <w:num w:numId="10">
     <w:abstractNumId w:val="3"/>
     <w:lvlOverride w:ilvl="0">
       <w:startOverride w:val="1"/>
     </w:lvlOverride>
   </w:num>
-  <w:num w:numId="11" w16cid:durableId="711147584">
+  <w:num w:numId="11">
     <w:abstractNumId w:val="9"/>
   </w:num>
-  <w:num w:numId="12" w16cid:durableId="300577335">
+  <w:num w:numId="12">
     <w:abstractNumId w:val="3"/>
     <w:lvlOverride w:ilvl="0">
       <w:startOverride w:val="1"/>
     </w:lvlOverride>
   </w:num>
-  <w:num w:numId="13" w16cid:durableId="1805661628">
+  <w:num w:numId="13">
     <w:abstractNumId w:val="8"/>
   </w:num>
-  <w:num w:numId="14" w16cid:durableId="1854487960">
+  <w:num w:numId="14">
     <w:abstractNumId w:val="9"/>
     <w:lvlOverride w:ilvl="0">
       <w:startOverride w:val="1"/>
     </w:lvlOverride>
   </w:num>
-  <w:num w:numId="15" w16cid:durableId="1733769124">
+  <w:num w:numId="15">
     <w:abstractNumId w:val="2"/>
   </w:num>
-  <w:num w:numId="16" w16cid:durableId="1753431059">
+  <w:num w:numId="16">
     <w:abstractNumId w:val="4"/>
   </w:num>
 </w:numbering>
@@ -4948,6 +4886,7 @@
   <w:style w:type="character" w:default="1" w:styleId="a2">
     <w:name w:val="Default Paragraph Font"/>
     <w:uiPriority w:val="1"/>
+    <w:semiHidden/>
     <w:unhideWhenUsed/>
   </w:style>
   <w:style w:type="table" w:default="1" w:styleId="a3">
@@ -5198,12 +5137,12 @@
     <w:next w:val="a1"/>
     <w:autoRedefine/>
     <w:uiPriority w:val="39"/>
-    <w:rsid w:val="00A60AC6"/>
+    <w:rsid w:val="007938C5"/>
     <w:pPr>
       <w:tabs>
         <w:tab w:val="right" w:leader="dot" w:pos="9345"/>
       </w:tabs>
-      <w:ind w:left="284" w:hanging="284"/>
+      <w:ind w:firstLine="0"/>
     </w:pPr>
   </w:style>
   <w:style w:type="character" w:styleId="af7">

--- a/ППННИР/Отчёт.docx
+++ b/ППННИР/Отчёт.docx
@@ -1,6 +1,6 @@
 
 <file path=word/document.xml><?xml version="1.0" encoding="utf-8"?>
-<w:document xmlns:wpc="http://schemas.microsoft.com/office/word/2010/wordprocessingCanvas" xmlns:cx="http://schemas.microsoft.com/office/drawing/2014/chartex" xmlns:cx1="http://schemas.microsoft.com/office/drawing/2015/9/8/chartex" xmlns:cx2="http://schemas.microsoft.com/office/drawing/2015/10/21/chartex" xmlns:cx3="http://schemas.microsoft.com/office/drawing/2016/5/9/chartex" xmlns:cx4="http://schemas.microsoft.com/office/drawing/2016/5/10/chartex" xmlns:cx5="http://schemas.microsoft.com/office/drawing/2016/5/11/chartex" xmlns:cx6="http://schemas.microsoft.com/office/drawing/2016/5/12/chartex" xmlns:cx7="http://schemas.microsoft.com/office/drawing/2016/5/13/chartex" xmlns:cx8="http://schemas.microsoft.com/office/drawing/2016/5/14/chartex" xmlns:mc="http://schemas.openxmlformats.org/markup-compatibility/2006" xmlns:aink="http://schemas.microsoft.com/office/drawing/2016/ink" xmlns:am3d="http://schemas.microsoft.com/office/drawing/2017/model3d" xmlns:o="urn:schemas-microsoft-com:office:office" xmlns:r="http://schemas.openxmlformats.org/officeDocument/2006/relationships" xmlns:m="http://schemas.openxmlformats.org/officeDocument/2006/math" xmlns:v="urn:schemas-microsoft-com:vml" xmlns:wp14="http://schemas.microsoft.com/office/word/2010/wordprocessingDrawing" xmlns:wp="http://schemas.openxmlformats.org/drawingml/2006/wordprocessingDrawing" xmlns:w10="urn:schemas-microsoft-com:office:word" xmlns:w="http://schemas.openxmlformats.org/wordprocessingml/2006/main" xmlns:w14="http://schemas.microsoft.com/office/word/2010/wordml" xmlns:w15="http://schemas.microsoft.com/office/word/2012/wordml" xmlns:w16cex="http://schemas.microsoft.com/office/word/2018/wordml/cex" xmlns:w16cid="http://schemas.microsoft.com/office/word/2016/wordml/cid" xmlns:w16="http://schemas.microsoft.com/office/word/2018/wordml" xmlns:w16sdtdh="http://schemas.microsoft.com/office/word/2020/wordml/sdtdatahash" xmlns:w16se="http://schemas.microsoft.com/office/word/2015/wordml/symex" xmlns:wpg="http://schemas.microsoft.com/office/word/2010/wordprocessingGroup" xmlns:wpi="http://schemas.microsoft.com/office/word/2010/wordprocessingInk" xmlns:wne="http://schemas.microsoft.com/office/word/2006/wordml" xmlns:wps="http://schemas.microsoft.com/office/word/2010/wordprocessingShape" mc:Ignorable="w14 w15 w16se w16cid w16 w16cex w16sdtdh wp14">
+<w:document xmlns:wpc="http://schemas.microsoft.com/office/word/2010/wordprocessingCanvas" xmlns:cx="http://schemas.microsoft.com/office/drawing/2014/chartex" xmlns:cx1="http://schemas.microsoft.com/office/drawing/2015/9/8/chartex" xmlns:cx2="http://schemas.microsoft.com/office/drawing/2015/10/21/chartex" xmlns:cx3="http://schemas.microsoft.com/office/drawing/2016/5/9/chartex" xmlns:cx4="http://schemas.microsoft.com/office/drawing/2016/5/10/chartex" xmlns:cx5="http://schemas.microsoft.com/office/drawing/2016/5/11/chartex" xmlns:cx6="http://schemas.microsoft.com/office/drawing/2016/5/12/chartex" xmlns:cx7="http://schemas.microsoft.com/office/drawing/2016/5/13/chartex" xmlns:cx8="http://schemas.microsoft.com/office/drawing/2016/5/14/chartex" xmlns:mc="http://schemas.openxmlformats.org/markup-compatibility/2006" xmlns:aink="http://schemas.microsoft.com/office/drawing/2016/ink" xmlns:am3d="http://schemas.microsoft.com/office/drawing/2017/model3d" xmlns:o="urn:schemas-microsoft-com:office:office" xmlns:oel="http://schemas.microsoft.com/office/2019/extlst" xmlns:r="http://schemas.openxmlformats.org/officeDocument/2006/relationships" xmlns:m="http://schemas.openxmlformats.org/officeDocument/2006/math" xmlns:v="urn:schemas-microsoft-com:vml" xmlns:wp14="http://schemas.microsoft.com/office/word/2010/wordprocessingDrawing" xmlns:wp="http://schemas.openxmlformats.org/drawingml/2006/wordprocessingDrawing" xmlns:w10="urn:schemas-microsoft-com:office:word" xmlns:w="http://schemas.openxmlformats.org/wordprocessingml/2006/main" xmlns:w14="http://schemas.microsoft.com/office/word/2010/wordml" xmlns:w15="http://schemas.microsoft.com/office/word/2012/wordml" xmlns:w16cex="http://schemas.microsoft.com/office/word/2018/wordml/cex" xmlns:w16cid="http://schemas.microsoft.com/office/word/2016/wordml/cid" xmlns:w16="http://schemas.microsoft.com/office/word/2018/wordml" xmlns:w16sdtdh="http://schemas.microsoft.com/office/word/2020/wordml/sdtdatahash" xmlns:w16se="http://schemas.microsoft.com/office/word/2015/wordml/symex" xmlns:wpg="http://schemas.microsoft.com/office/word/2010/wordprocessingGroup" xmlns:wpi="http://schemas.microsoft.com/office/word/2010/wordprocessingInk" xmlns:wne="http://schemas.microsoft.com/office/word/2006/wordml" xmlns:wps="http://schemas.microsoft.com/office/word/2010/wordprocessingShape" mc:Ignorable="w14 w15 w16se w16cid w16 w16cex w16sdtdh wp14">
   <w:body>
     <w:p>
       <w:pPr>
@@ -965,20 +965,188 @@
     </w:p>
     <w:p>
       <w:pPr>
+        <w:spacing w:after="400" w:line="240" w:lineRule="auto"/>
         <w:ind w:firstLine="0"/>
         <w:jc w:val="center"/>
         <w:rPr>
-          <w:color w:val="000000" w:themeColor="text1"/>
-          <w:szCs w:val="28"/>
-        </w:rPr>
-      </w:pPr>
-      <w:r>
-        <w:rPr>
+          <w:b/>
+          <w:bCs/>
+          <w:color w:val="000000" w:themeColor="text1"/>
+          <w:szCs w:val="28"/>
+        </w:rPr>
+      </w:pPr>
+      <w:r>
+        <w:rPr>
+          <w:b/>
+          <w:bCs/>
           <w:color w:val="000000" w:themeColor="text1"/>
           <w:szCs w:val="28"/>
         </w:rPr>
         <w:lastRenderedPageBreak/>
         <w:t>Введение</w:t>
+      </w:r>
+    </w:p>
+    <w:p>
+      <w:pPr>
+        <w:rPr>
+          <w:color w:val="000000" w:themeColor="text1"/>
+          <w:szCs w:val="28"/>
+        </w:rPr>
+      </w:pPr>
+      <w:r>
+        <w:rPr>
+          <w:color w:val="000000" w:themeColor="text1"/>
+          <w:szCs w:val="28"/>
+        </w:rPr>
+        <w:t>Практика представляет собой вид учебной деятельности, в ходе которой происходит формирование, закрепление и развитие практических навыков и необходимых компетенций посредством выполнения работ, отражающих специфику будущей профессиональной деятельности. Учебная практика представляет собой первый этап практической подготовки и имеет ознакомительный характер.</w:t>
+      </w:r>
+    </w:p>
+    <w:p>
+      <w:pPr>
+        <w:rPr>
+          <w:color w:val="000000" w:themeColor="text1"/>
+          <w:szCs w:val="28"/>
+        </w:rPr>
+      </w:pPr>
+      <w:r>
+        <w:rPr>
+          <w:color w:val="000000" w:themeColor="text1"/>
+          <w:szCs w:val="28"/>
+        </w:rPr>
+        <w:t xml:space="preserve">Сроки прохождения практики: с </w:t>
+      </w:r>
+      <w:r>
+        <w:rPr>
+          <w:color w:val="000000" w:themeColor="text1"/>
+          <w:szCs w:val="28"/>
+        </w:rPr>
+        <w:t>02</w:t>
+      </w:r>
+      <w:r>
+        <w:rPr>
+          <w:color w:val="000000" w:themeColor="text1"/>
+          <w:szCs w:val="28"/>
+        </w:rPr>
+        <w:t>.</w:t>
+      </w:r>
+      <w:r>
+        <w:rPr>
+          <w:color w:val="000000" w:themeColor="text1"/>
+          <w:szCs w:val="28"/>
+        </w:rPr>
+        <w:t>09</w:t>
+      </w:r>
+      <w:r>
+        <w:rPr>
+          <w:color w:val="000000" w:themeColor="text1"/>
+          <w:szCs w:val="28"/>
+        </w:rPr>
+        <w:t xml:space="preserve">.2025 по </w:t>
+      </w:r>
+      <w:r>
+        <w:rPr>
+          <w:color w:val="000000" w:themeColor="text1"/>
+          <w:szCs w:val="28"/>
+        </w:rPr>
+        <w:t>30</w:t>
+      </w:r>
+      <w:r>
+        <w:rPr>
+          <w:color w:val="000000" w:themeColor="text1"/>
+          <w:szCs w:val="28"/>
+        </w:rPr>
+        <w:t>.</w:t>
+      </w:r>
+      <w:r>
+        <w:rPr>
+          <w:color w:val="000000" w:themeColor="text1"/>
+          <w:szCs w:val="28"/>
+        </w:rPr>
+        <w:t>12</w:t>
+      </w:r>
+      <w:r>
+        <w:rPr>
+          <w:color w:val="000000" w:themeColor="text1"/>
+          <w:szCs w:val="28"/>
+        </w:rPr>
+        <w:t>.2025. Место прохождения: ТУСУР, кафедра ЭМИС.</w:t>
+      </w:r>
+    </w:p>
+    <w:p>
+      <w:pPr>
+        <w:rPr>
+          <w:color w:val="000000" w:themeColor="text1"/>
+          <w:szCs w:val="28"/>
+        </w:rPr>
+      </w:pPr>
+      <w:r>
+        <w:rPr>
+          <w:color w:val="000000" w:themeColor="text1"/>
+          <w:szCs w:val="28"/>
+        </w:rPr>
+        <w:t>В результате прохождения учебной практики формируются следующие компетенции:</w:t>
+      </w:r>
+    </w:p>
+    <w:p>
+      <w:pPr>
+        <w:pStyle w:val="a"/>
+      </w:pPr>
+      <w:r>
+        <w:t>поиск, критический анализ и синтез информации для решения профессиональных задач;</w:t>
+      </w:r>
+    </w:p>
+    <w:p>
+      <w:pPr>
+        <w:pStyle w:val="a"/>
+      </w:pPr>
+      <w:r>
+        <w:t>применение естественнонаучных, общеинженерных знаний в профессиональной деятельности;</w:t>
+      </w:r>
+    </w:p>
+    <w:p>
+      <w:pPr>
+        <w:pStyle w:val="a"/>
+      </w:pPr>
+      <w:r>
+        <w:t>решение профессиональных задач на основе информационной и библиографической культуры.</w:t>
+      </w:r>
+    </w:p>
+    <w:p>
+      <w:pPr>
+        <w:rPr>
+          <w:color w:val="000000" w:themeColor="text1"/>
+          <w:szCs w:val="28"/>
+        </w:rPr>
+      </w:pPr>
+      <w:r>
+        <w:rPr>
+          <w:color w:val="000000" w:themeColor="text1"/>
+          <w:szCs w:val="28"/>
+        </w:rPr>
+        <w:t>Во время выполнения практики было выдано индивидуальное задание на тему «Современные подходы к созданию облачных платформ и инфраструктуры». Актуальность темы обусловлена необходимостью технологического суверенитета и повышением конкурентоспособности отечественных облачных решений. Рынок облачных технологий активно развивается, и для обеспечения эффективной цифровой трансформации требуется понимание современных архитектурных подходов, методов проектирования и принципов организации облачной инфраструктуры.</w:t>
+      </w:r>
+    </w:p>
+    <w:p>
+      <w:pPr>
+        <w:rPr>
+          <w:color w:val="000000" w:themeColor="text1"/>
+          <w:szCs w:val="28"/>
+        </w:rPr>
+      </w:pPr>
+      <w:r>
+        <w:rPr>
+          <w:color w:val="000000" w:themeColor="text1"/>
+          <w:szCs w:val="28"/>
+        </w:rPr>
+        <w:t xml:space="preserve">Исследование современных подходов к созданию облачных платформ позволит выявить наиболее эффективные архитектурные решения, используемые при проектировании облачной инфраструктуры, а также определить принципы выбора конфигурации сервисов в зависимости от </w:t>
+      </w:r>
+      <w:r>
+        <w:rPr>
+          <w:color w:val="000000" w:themeColor="text1"/>
+          <w:szCs w:val="28"/>
+        </w:rPr>
+        <w:lastRenderedPageBreak/>
+        <w:t>специфики вычислительных задач. Решение поставленной задачи позволит приобрести практические навыки в сферах анализа информационных систем, проектирования архитектуры программного обеспечения и оценки технологических решений.</w:t>
       </w:r>
     </w:p>
     <w:p>
@@ -1721,496 +1889,359 @@
       <w:bookmarkEnd w:id="6"/>
     </w:p>
     <w:p>
-      <w:pPr>
-        <w:pStyle w:val="font-claude-response-body"/>
-        <w:spacing w:before="0" w:beforeAutospacing="0" w:after="0" w:afterAutospacing="0" w:line="360" w:lineRule="auto"/>
-        <w:ind w:firstLine="709"/>
-        <w:jc w:val="both"/>
-        <w:rPr>
-          <w:sz w:val="28"/>
-        </w:rPr>
-      </w:pPr>
-      <w:r>
-        <w:rPr>
-          <w:sz w:val="28"/>
-        </w:rPr>
-        <w:t>Облачные технологии прочно закрепились в качестве базового элемента современной цифровой инфраструктуры, обеспечивая организациям гибкость, масштабируемость и доступ к вычислительным ресурсам без необходимости создания собственных дорогостоящих дата-центров</w:t>
-      </w:r>
-      <w:r>
-        <w:rPr>
-          <w:sz w:val="28"/>
-        </w:rPr>
+      <w:r>
+        <w:t>Облачные вычисления представляют собой модель предоставления удалённого доступа к вычислительным ресурсам, хранилищам данных и программным сервисам через сеть Интернет</w:t>
+      </w:r>
+      <w:r>
         <w:t> </w:t>
       </w:r>
       <w:r>
-        <w:rPr>
-          <w:sz w:val="28"/>
-        </w:rPr>
-        <w:t>[12]. В Российской Федерации наблюдается активный переход предприятий в облака, стимулируемый спросом на инфраструктуру для искусственного интеллекта, развитием сегмента государственных заказчиков и потребностью в импортозамещении зарубежных решений</w:t>
-      </w:r>
-      <w:r>
-        <w:rPr>
-          <w:sz w:val="28"/>
-        </w:rPr>
+        <w:t>[12]. В Российской Федерации наблюдается активный переход организаций к использованию облачных решений, стимулируемый потребностью в масштабируемой инфраструктуре для задач искусственного интеллекта, развитием сегмента государственных заказчиков и необходимостью импортозамещения зарубежных технологических решений</w:t>
+      </w:r>
+      <w:r>
         <w:t> </w:t>
       </w:r>
       <w:r>
-        <w:rPr>
-          <w:sz w:val="28"/>
-        </w:rPr>
         <w:t>[14].</w:t>
       </w:r>
     </w:p>
     <w:p>
-      <w:pPr>
-        <w:pStyle w:val="font-claude-response-body"/>
-        <w:spacing w:before="0" w:beforeAutospacing="0" w:after="0" w:afterAutospacing="0" w:line="360" w:lineRule="auto"/>
-        <w:ind w:firstLine="709"/>
-        <w:jc w:val="both"/>
-        <w:rPr>
-          <w:sz w:val="28"/>
-        </w:rPr>
-      </w:pPr>
-      <w:r>
-        <w:rPr>
-          <w:sz w:val="28"/>
-        </w:rPr>
-        <w:t>Облачные технологии стали одним из ключевых элементов современной цифровой инфраструктуры. Они дают организациям возможность быстро масштабировать ресурсы, избегать крупных капитальных вложений и получать доступ к производительным вычислительным средам без необходимости строить собственные дата-центры. В России интерес к облакам растёт ещё быстрее из-за потребности в импортозамещении и развития инфраструктуры под задачи искусственного интеллекта.</w:t>
-      </w:r>
-    </w:p>
-    <w:p>
-      <w:pPr>
-        <w:pStyle w:val="font-claude-response-body"/>
-        <w:spacing w:before="0" w:beforeAutospacing="0" w:after="0" w:afterAutospacing="0" w:line="360" w:lineRule="auto"/>
-        <w:ind w:firstLine="709"/>
-        <w:jc w:val="both"/>
-        <w:rPr>
-          <w:sz w:val="28"/>
-        </w:rPr>
-      </w:pPr>
-      <w:r>
-        <w:rPr>
-          <w:sz w:val="28"/>
-        </w:rPr>
-        <w:t>Актуальность изучения современных подходов к созданию облачных платформ обусловлена несколькими факторами. Во-первых, облачная инфраструктура становится критически важным элементом цифровой трансформации бизнеса, государственного управления, науки и образования</w:t>
-      </w:r>
-      <w:r>
-        <w:rPr>
-          <w:sz w:val="28"/>
-        </w:rPr>
+      <w:r>
+        <w:t>Актуальность изучения современных подходов к созданию облачных платформ обусловлена несколькими факторами. Во-первых, облачная инфраструктура становится критическим элементом цифровой трансформации бизнеса, государственного управления, науки и образования</w:t>
+      </w:r>
+      <w:r>
         <w:t> </w:t>
       </w:r>
       <w:r>
-        <w:rPr>
-          <w:sz w:val="28"/>
-        </w:rPr>
-        <w:t xml:space="preserve">[17]. Компании переносят в облака корпоративные информационные системы, аналитические инструменты, базы данных и приложения, что требует надёжных, безопасных и производительных решений. Во-вторых, развитие технологий искусственного интеллекта, машинного обучения и обработки больших данных предъявляет повышенные требования к вычислительным мощностям, которые эффективнее всего реализуются именно в облачной среде. В-третьих, геополитическая ситуация и необходимость обеспечения технологического суверенитета стимулируют </w:t>
-      </w:r>
-      <w:r>
-        <w:rPr>
-          <w:sz w:val="28"/>
-        </w:rPr>
+        <w:t>[17]. Организации переносят в облачную среду корпоративные информационные системы, аналитические инструменты и базы данных, что требует надёжных, безопасных и производительных архитектурных решений. Во-вторых, задачи обработки больших данных и машинного обучения предъявляют повышенные требования к вычислительным мощностям, доступ к которым эффективнее всего обеспечивается через облачные платформы. В-третьих, геополитическая ситуация стимулирует развитие отечественных облачных решений, способных конкурировать с международными провайдерами по функциональности и надёжности [14].</w:t>
+      </w:r>
+    </w:p>
+    <w:p>
+      <w:r>
+        <w:t xml:space="preserve">При этом практика внедрения облачных решений сталкивается с рядом противоречий. Одним из ключевых является противоречие между универсальностью предлагаемых облачных сервисов и специфичностью требований конкретных проектов. Провайдеры предлагают стандартизированные решения, рассчитанные на широкий круг задач, однако на практике различные типы нагрузок </w:t>
+      </w:r>
+      <w:r>
+        <w:t>-</w:t>
+      </w:r>
+      <w:r>
+        <w:t xml:space="preserve"> вычислительно-интенсивные расчёты, </w:t>
+      </w:r>
+      <w:r>
         <w:lastRenderedPageBreak/>
-        <w:t>развитие отечественных облачных платформ, способных конкурировать с международными провайдерами по функциональности и надёжности</w:t>
-      </w:r>
-      <w:r>
-        <w:rPr>
-          <w:sz w:val="28"/>
-        </w:rPr>
+        <w:t xml:space="preserve">потоковая обработка данных, хранение и обработка медиафайлов, работа с базами данных </w:t>
+      </w:r>
+      <w:r>
+        <w:t>-</w:t>
+      </w:r>
+      <w:r>
+        <w:t xml:space="preserve"> требуют различных конфигураций ресурсов, моделей масштабирования и архитектурных подходов. Организации вынуждены адаптировать универсальные облачные сервисы под свои задачи, что приводит к избыточному потреблению ресурсов, усложнению архитектуры и снижению производительности.</w:t>
+      </w:r>
+    </w:p>
+    <w:p>
+      <w:r>
+        <w:t>Проблема заключается в отсутствии систематизированных подходов к выбору архитектурных решений и конфигурации облачной инфраструктуры в зависимости от специфики решаемых задач. На практике организациям приходится принимать решения о выборе модели развёртывания, распределении нагрузок и конфигурировании сервисов, не обладая методиками, которые бы учитывали характер вычислительных задач, паттерны доступа к данным, требования к латентности, особенности интеграции с существующими системами и перспективы масштабирования. Вследствие этого архитектурные решения часто принимаются на основе общих рекомендаций провайдеров или опыта схожих проектов, что приводит к неоптимальному использованию ресурсов, проблемам с производительностью и сложностям при масштабировании системы.</w:t>
+      </w:r>
+    </w:p>
+    <w:p>
+      <w:r>
+        <w:t>Объектом исследования выступают облачные платформы как комплексные программно-аппаратные системы, обеспечивающие предоставление вычислительных ресурсов, средств хранения данных и прикладных сервисов через сетевую инфраструктуру. Предметом исследования являются архитектурные подходы и методы проектирования облачной инфраструктуры, адаптированные под специфику различных типов вычислительных задач и организационных требований.</w:t>
+      </w:r>
+    </w:p>
+    <w:p>
+      <w:r>
+        <w:t xml:space="preserve">Облачные платформы строятся на основе нескольких фундаментальных моделей предоставления сервисов. Модель Infrastructure </w:t>
+      </w:r>
+      <w:proofErr w:type="spellStart"/>
+      <w:r>
+        <w:t>as</w:t>
+      </w:r>
+      <w:proofErr w:type="spellEnd"/>
+      <w:r>
+        <w:t xml:space="preserve"> a Service (</w:t>
+      </w:r>
+      <w:proofErr w:type="spellStart"/>
+      <w:r>
+        <w:t>IaaS</w:t>
+      </w:r>
+      <w:proofErr w:type="spellEnd"/>
+      <w:r>
+        <w:t xml:space="preserve">) предоставляет доступ к </w:t>
+      </w:r>
+      <w:proofErr w:type="spellStart"/>
+      <w:r>
+        <w:t>виртуализированным</w:t>
+      </w:r>
+      <w:proofErr w:type="spellEnd"/>
+      <w:r>
+        <w:t xml:space="preserve"> вычислительным ресурсам </w:t>
+      </w:r>
+      <w:r>
+        <w:t>-</w:t>
+      </w:r>
+      <w:r>
+        <w:t xml:space="preserve"> виртуальным машинам, хранилищам данных, сетевым компонентам </w:t>
+      </w:r>
+      <w:r>
+        <w:t>-</w:t>
+      </w:r>
+      <w:r>
+        <w:t xml:space="preserve"> позволяя организациям самостоятельно управлять операционными системами </w:t>
+      </w:r>
+      <w:r>
+        <w:lastRenderedPageBreak/>
+        <w:t xml:space="preserve">и приложениями. Модель Platform </w:t>
+      </w:r>
+      <w:proofErr w:type="spellStart"/>
+      <w:r>
+        <w:t>as</w:t>
+      </w:r>
+      <w:proofErr w:type="spellEnd"/>
+      <w:r>
+        <w:t xml:space="preserve"> a Service (</w:t>
+      </w:r>
+      <w:proofErr w:type="spellStart"/>
+      <w:r>
+        <w:t>PaaS</w:t>
+      </w:r>
+      <w:proofErr w:type="spellEnd"/>
+      <w:r>
+        <w:t xml:space="preserve">) предлагает готовую среду для разработки и развёртывания приложений, скрывая сложность управления базовой инфраструктурой. Модель Software </w:t>
+      </w:r>
+      <w:proofErr w:type="spellStart"/>
+      <w:r>
+        <w:t>as</w:t>
+      </w:r>
+      <w:proofErr w:type="spellEnd"/>
+      <w:r>
+        <w:t xml:space="preserve"> a Service (</w:t>
+      </w:r>
+      <w:proofErr w:type="spellStart"/>
+      <w:r>
+        <w:t>SaaS</w:t>
+      </w:r>
+      <w:proofErr w:type="spellEnd"/>
+      <w:r>
+        <w:t>) обеспечивает доступ к готовым программным продуктам через веб-интерфейс, полностью освобождая пользователя от задач администрирования</w:t>
+      </w:r>
+      <w:r>
         <w:t> </w:t>
       </w:r>
       <w:r>
-        <w:rPr>
-          <w:sz w:val="28"/>
-        </w:rPr>
-        <w:t>[14].</w:t>
-      </w:r>
-    </w:p>
-    <w:p>
-      <w:pPr>
-        <w:pStyle w:val="font-claude-response-body"/>
-        <w:spacing w:before="0" w:beforeAutospacing="0" w:after="0" w:afterAutospacing="0" w:line="360" w:lineRule="auto"/>
-        <w:ind w:firstLine="709"/>
-        <w:jc w:val="both"/>
-        <w:rPr>
-          <w:sz w:val="28"/>
-        </w:rPr>
-      </w:pPr>
-      <w:r>
-        <w:rPr>
-          <w:sz w:val="28"/>
-        </w:rPr>
-        <w:t>При этом развитие облачных платформ сопровождается рядом противоречий, среди которых особенно выделяется противоречие между декларируемой выгодностью облачных сервисов и их фактической стоимостью при долгосрочной эксплуатации. Провайдеры позиционируют модель «оплата по потреблению» как экономичную альтернативу локальной инфраструктуре, но на практике при высоких нагрузках и больших объёмах данных расходы постепенно начинают расти и могут превосходить стоимость собственных серверов. Ситуация усиливается тем, что облачные платформы взимают значительные суммы за исходящий трафик, а долгосрочная работа сервисов приводит к накоплению регулярных платежей.</w:t>
-      </w:r>
-      <w:r>
-        <w:rPr>
-          <w:sz w:val="28"/>
-        </w:rPr>
-        <w:t xml:space="preserve"> Получаем, что </w:t>
-      </w:r>
-      <w:r>
-        <w:rPr>
-          <w:sz w:val="28"/>
-        </w:rPr>
-        <w:t>облако рассматривается как способ сократить затраты, но в долгосрочной перспективе именно затраты становятся главной проблемой.</w:t>
-      </w:r>
-    </w:p>
-    <w:p>
-      <w:pPr>
-        <w:pStyle w:val="font-claude-response-body"/>
-        <w:spacing w:before="0" w:beforeAutospacing="0" w:after="0" w:afterAutospacing="0" w:line="360" w:lineRule="auto"/>
-        <w:ind w:firstLine="709"/>
-        <w:jc w:val="both"/>
-        <w:rPr>
-          <w:sz w:val="28"/>
-        </w:rPr>
-      </w:pPr>
-      <w:r>
-        <w:rPr>
-          <w:sz w:val="28"/>
-        </w:rPr>
-        <w:t xml:space="preserve">Проблема заключается в </w:t>
-      </w:r>
-      <w:r>
-        <w:rPr>
-          <w:sz w:val="28"/>
-        </w:rPr>
-        <w:t xml:space="preserve">нехватке </w:t>
-      </w:r>
-      <w:r>
-        <w:rPr>
-          <w:sz w:val="28"/>
-        </w:rPr>
-        <w:t xml:space="preserve">надёжных и общедоступных методик </w:t>
-      </w:r>
-      <w:r>
-        <w:rPr>
-          <w:sz w:val="28"/>
-          <w:highlight w:val="yellow"/>
-        </w:rPr>
-        <w:t>оценки экономической эффективности</w:t>
-      </w:r>
-      <w:r>
-        <w:rPr>
-          <w:sz w:val="28"/>
-        </w:rPr>
-        <w:t xml:space="preserve"> облачной инфраструктуры на разных этапах её жизненного цикла.</w:t>
-      </w:r>
-      <w:r>
-        <w:rPr>
-          <w:sz w:val="28"/>
-        </w:rPr>
-        <w:t xml:space="preserve"> </w:t>
-      </w:r>
-      <w:r>
-        <w:rPr>
-          <w:sz w:val="28"/>
-        </w:rPr>
-        <w:t>На практике организациям приходится принимать решения о миграции или модернизации инфраструктуры, не обладая инструментами, которые бы учитывали особенности нагрузок, стоимость передачи данных, структуру сервисов, модели резервирования и сценарии роста. Вследствие этого выбор между локальной, публичной или гибридной архитектурой нередко делается на основе приблизительных оценок или маркетинговых обещаний провайдеров, что приводит к неоптимальным решениям и неоправданным расходам.</w:t>
-      </w:r>
-    </w:p>
-    <w:p>
-      <w:pPr>
-        <w:pStyle w:val="font-claude-response-body"/>
-        <w:spacing w:before="0" w:beforeAutospacing="0" w:after="0" w:afterAutospacing="0" w:line="360" w:lineRule="auto"/>
-        <w:ind w:firstLine="709"/>
-        <w:jc w:val="both"/>
-        <w:rPr>
-          <w:sz w:val="28"/>
-        </w:rPr>
-      </w:pPr>
-      <w:r>
-        <w:rPr>
-          <w:sz w:val="28"/>
-        </w:rPr>
-        <w:t xml:space="preserve">Объектом исследования выступают облачные вычислительные платформы, включающие аппаратные, </w:t>
+        <w:t>[18].</w:t>
+      </w:r>
+    </w:p>
+    <w:p>
+      <w:r>
+        <w:t xml:space="preserve">По типу развёртывания различают публичные облака, предоставляющие ресурсы широкому кругу клиентов через общую инфраструктуру; частные облака, развёртываемые внутри организации для обеспечения полного контроля над данными и безопасностью; гибридные облака, сочетающие публичные и частные ресурсы с возможностью миграции нагрузок между ними; и </w:t>
       </w:r>
       <w:proofErr w:type="spellStart"/>
       <w:r>
-        <w:rPr>
-          <w:sz w:val="28"/>
-        </w:rPr>
-        <w:t>виртуализированные</w:t>
+        <w:t>мультиоблачные</w:t>
       </w:r>
       <w:proofErr w:type="spellEnd"/>
       <w:r>
-        <w:rPr>
-          <w:sz w:val="28"/>
-        </w:rPr>
-        <w:t xml:space="preserve"> и сетевые ресурсы, а также средства управления, безопасности и мониторинга. Предмет исследования составляют методы и архитектурные решения, которые применяются при проектировании и эксплуатации облачной инфраструктуры, </w:t>
-      </w:r>
-      <w:r>
-        <w:rPr>
-          <w:sz w:val="28"/>
-        </w:rPr>
+        <w:t xml:space="preserve"> архитектуры, использующие сервисы нескольких независимых провайдеров для обеспечения отказоустойчивости и оптимизации затрат [19].</w:t>
+      </w:r>
+    </w:p>
+    <w:p>
+      <w:r>
+        <w:t>Современные облачные платформы базируются на концепции адаптивной облачной инфраструктуры, объединяющей распределённые ресурсы, команды и системы в единую модель управления операциями, безопасностью, приложениями и данными [16]. Такой подход обеспечивает гибкость архитектуры, позволяя распределять рабочие нагрузки между различными облачными провайдерами и собственными ресурсами в зависимости от требований к производительности, доступности и безопасности.</w:t>
+      </w:r>
+    </w:p>
+    <w:p>
+      <w:r>
+        <w:t xml:space="preserve">Ключевыми технологиями, обеспечивающими функционирование облачных платформ, являются виртуализация и контейнеризация. Виртуализация позволяет создавать множество изолированных виртуальных окружений на одном физическом сервере, обеспечивая эффективное использование аппаратных ресурсов и гибкость в распределении нагрузок. Контейнеризация предоставляет более </w:t>
+      </w:r>
+      <w:proofErr w:type="spellStart"/>
+      <w:r>
+        <w:t>лёгковесный</w:t>
+      </w:r>
+      <w:proofErr w:type="spellEnd"/>
+      <w:r>
+        <w:t xml:space="preserve"> механизм изоляции приложений, упаковывая программное обеспечение вместе со всеми </w:t>
+      </w:r>
+      <w:r>
         <w:lastRenderedPageBreak/>
-        <w:t>включая модели предоставления сервисов, технологии виртуализации</w:t>
-      </w:r>
-      <w:r>
-        <w:rPr>
-          <w:sz w:val="28"/>
-        </w:rPr>
-        <w:t xml:space="preserve"> </w:t>
-      </w:r>
-      <w:r>
-        <w:rPr>
-          <w:sz w:val="28"/>
-        </w:rPr>
-        <w:t>и автоматизации.</w:t>
-      </w:r>
-    </w:p>
-    <w:p>
-      <w:pPr>
-        <w:pStyle w:val="font-claude-response-body"/>
-        <w:spacing w:before="0" w:beforeAutospacing="0" w:after="0" w:afterAutospacing="0" w:line="360" w:lineRule="auto"/>
-        <w:ind w:firstLine="709"/>
-        <w:jc w:val="both"/>
-        <w:rPr>
-          <w:sz w:val="28"/>
-        </w:rPr>
-      </w:pPr>
-      <w:r>
-        <w:rPr>
-          <w:sz w:val="28"/>
-        </w:rPr>
-        <w:t>Предметом исследования являются методы, технологии и архитектурные решения, применяемые при проектировании, развёртывании и эксплуатации облачных платформ</w:t>
-      </w:r>
-      <w:r>
-        <w:rPr>
-          <w:sz w:val="28"/>
-        </w:rPr>
-        <w:t> </w:t>
-      </w:r>
-      <w:r>
-        <w:rPr>
-          <w:sz w:val="28"/>
-        </w:rPr>
-        <w:t xml:space="preserve">[12]. В частности, предмет исследования охватывает модели предоставления облачных сервисов, типы развёртывания (публичное, частное, гибридное, </w:t>
+        <w:t>зависимостями в переносимые контейнеры, что ускоряет развёртывание и масштабирование сервисов [19].</w:t>
+      </w:r>
+    </w:p>
+    <w:p>
+      <w:r>
+        <w:t xml:space="preserve">Использование декларативных API и механизмов автоматизации управления инфраструктурой (Infrastructure </w:t>
       </w:r>
       <w:proofErr w:type="spellStart"/>
       <w:r>
-        <w:rPr>
-          <w:sz w:val="28"/>
-        </w:rPr>
-        <w:t>мультиоблачное</w:t>
+        <w:t>as</w:t>
       </w:r>
       <w:proofErr w:type="spellEnd"/>
       <w:r>
-        <w:rPr>
-          <w:sz w:val="28"/>
-        </w:rPr>
-        <w:t xml:space="preserve">), подходы к виртуализации и контейнеризации, механизмы автоматизации управления инфраструктурой (Infrastructure </w:t>
+        <w:t xml:space="preserve"> Code) позволяет описывать требуемое состояние системы в виде кода, а платформа автоматически приводит инфраструктуру к заданной конфигурации. Это существенно упрощает управление сложными распределёнными системами, обеспечивает воспроизводимость конфигураций и снижает вероятность ошибок при развёртывании [19].</w:t>
+      </w:r>
+    </w:p>
+    <w:p>
+      <w:r>
+        <w:t>Важным направлением развития облачных платформ является создание специализированной инфраструктуры для задач машинного обучения. Обучение моделей нейронных сетей требует высокопроизводительных графических процессоров (GPU), больших объёмов оперативной памяти и эффективных систем хранения данных, что делает облачные платформы оптимальным выбором для исследовательских и промышленных проектов в области искусственного интеллекта. Российские облачные провайдеры активно развивают данное направление, предлагая доступ к специализированным вычислительным ресурсам и фреймворкам для работы с нейронными сетями [14].</w:t>
+      </w:r>
+    </w:p>
+    <w:p>
+      <w:r>
+        <w:t>Анализ существующих подходов показывает, что выбор архитектурного решения зависит от специфики решаемых задач. Для вычислительно-интенсивных научных расчётов и обработки больших данных критичным становится доступ к высокопроизводительным вычислительным кластерам и эффективным системам распределённого хранения. Для веб-приложений с переменной нагрузкой важна возможность динамического масштабирования и балансировки нагрузки. Для систем реального времени ключевое значение приобретает минимизация задержек и обеспечение гарантированной доступности ресурсов [20].</w:t>
+      </w:r>
+    </w:p>
+    <w:p>
+      <w:r>
+        <w:t xml:space="preserve">Гибридные и </w:t>
       </w:r>
       <w:proofErr w:type="spellStart"/>
       <w:r>
-        <w:rPr>
-          <w:sz w:val="28"/>
-        </w:rPr>
-        <w:t>as</w:t>
+        <w:t>мультиоблачные</w:t>
       </w:r>
       <w:proofErr w:type="spellEnd"/>
       <w:r>
-        <w:rPr>
-          <w:sz w:val="28"/>
-        </w:rPr>
-        <w:t xml:space="preserve"> Code, методы обеспечения отказоустойчивости и масштабируемости, а также средства мониторинга и оптимизации производительности облачных систем [19, 21].</w:t>
-      </w:r>
-    </w:p>
-    <w:p>
-      <w:pPr>
-        <w:pStyle w:val="font-claude-response-body"/>
-        <w:spacing w:before="0" w:beforeAutospacing="0" w:after="0" w:afterAutospacing="0" w:line="360" w:lineRule="auto"/>
-        <w:ind w:firstLine="709"/>
-        <w:jc w:val="both"/>
-        <w:rPr>
-          <w:sz w:val="28"/>
-        </w:rPr>
-      </w:pPr>
-      <w:r>
-        <w:rPr>
-          <w:sz w:val="28"/>
-        </w:rPr>
-        <w:t xml:space="preserve">Анализ существующих подходов показывает, что гибридные и </w:t>
+        <w:t xml:space="preserve"> архитектуры позволяют организациям сочетать преимущества различных моделей развёртывания. Критичные </w:t>
+      </w:r>
+      <w:r>
+        <w:lastRenderedPageBreak/>
+        <w:t>данные и системы могут размещаться в частном облаке или локальной инфраструктуре, обеспечивая полный контроль и соответствие требованиям безопасности, в то время как менее чувствительные нагрузки передаются в публичное облако для оптимизации стоимости и обеспечения масштабируемости. Однако такие архитектуры требуют дополнительных инструментов для управления распределёнными системами, мониторинга производительности и обеспечения согласованности данных [21].</w:t>
+      </w:r>
+    </w:p>
+    <w:p>
+      <w:r>
+        <w:t xml:space="preserve">Современные облачные платформы также предоставляют средства для автоматизации развёртывания и управления приложениями. </w:t>
       </w:r>
       <w:proofErr w:type="spellStart"/>
       <w:r>
-        <w:rPr>
-          <w:sz w:val="28"/>
-        </w:rPr>
-        <w:t>мультиоблачные</w:t>
+        <w:t>Оркестрация</w:t>
       </w:r>
       <w:proofErr w:type="spellEnd"/>
       <w:r>
-        <w:rPr>
-          <w:sz w:val="28"/>
-        </w:rPr>
-        <w:t xml:space="preserve"> архитектуры уже применяются широким кругом организаций, однако и эти решения обладают собственными ограничениями. Они позволяют распределять нагрузки и контролировать критичные данные, но при этом добавляют сложность в управлении, усложняют мониторинг затрат и требуют дополнительных инструментов для расчёта экономической целесообразности. Вследствие этого становится заметно</w:t>
-      </w:r>
-      <w:r>
-        <w:rPr>
-          <w:sz w:val="28"/>
-        </w:rPr>
-        <w:t>, что</w:t>
-      </w:r>
-      <w:r>
-        <w:rPr>
-          <w:sz w:val="28"/>
-        </w:rPr>
-        <w:t xml:space="preserve"> даже современные архитектуры не устраняют главный недостаток </w:t>
-      </w:r>
-      <w:r>
-        <w:rPr>
-          <w:sz w:val="28"/>
-        </w:rPr>
-        <w:t>-</w:t>
-      </w:r>
-      <w:r>
-        <w:rPr>
-          <w:sz w:val="28"/>
-        </w:rPr>
-        <w:t xml:space="preserve"> отсутствие методик, которые помогли бы объективно сравнить </w:t>
-      </w:r>
-      <w:r>
-        <w:rPr>
-          <w:sz w:val="28"/>
-          <w:highlight w:val="yellow"/>
-        </w:rPr>
-        <w:t>затраты</w:t>
-      </w:r>
-      <w:r>
-        <w:rPr>
-          <w:sz w:val="28"/>
-        </w:rPr>
-        <w:t xml:space="preserve"> разных моделей развёртывания инфраструктуры.</w:t>
-      </w:r>
-    </w:p>
-    <w:p>
-      <w:pPr>
-        <w:pStyle w:val="font-claude-response-body"/>
-        <w:spacing w:before="0" w:beforeAutospacing="0" w:after="0" w:afterAutospacing="0" w:line="360" w:lineRule="auto"/>
-        <w:ind w:firstLine="709"/>
-        <w:jc w:val="both"/>
-        <w:rPr>
-          <w:sz w:val="28"/>
-        </w:rPr>
-      </w:pPr>
-      <w:r>
-        <w:rPr>
-          <w:sz w:val="28"/>
-        </w:rPr>
-        <w:t xml:space="preserve">В ходе анализа рассматриваются современные подходы к созданию облачных систем, основанные на адаптивных моделях управления, которые объединяют распределённые ресурсы в единую платформу. Такой взгляд помогает понять, какие архитектурные решения позволяют гибко распределять нагрузки, обеспечивать безопасность и поддерживать высокие требования ИИ-систем. Одновременно выявляются ограничения этих подходов </w:t>
-      </w:r>
-      <w:r>
-        <w:rPr>
-          <w:sz w:val="28"/>
-        </w:rPr>
-        <w:t>-</w:t>
-      </w:r>
-      <w:r>
-        <w:rPr>
-          <w:sz w:val="28"/>
-        </w:rPr>
-        <w:t xml:space="preserve"> в частности, отсутствие инструментов, которые связывают архитектурные решения с экономическими параметрами эксплуатации.</w:t>
-      </w:r>
-    </w:p>
-    <w:p>
-      <w:pPr>
-        <w:pStyle w:val="font-claude-response-body"/>
-        <w:spacing w:before="0" w:beforeAutospacing="0" w:after="0" w:afterAutospacing="0" w:line="360" w:lineRule="auto"/>
-        <w:ind w:firstLine="709"/>
-        <w:jc w:val="both"/>
-        <w:rPr>
-          <w:sz w:val="28"/>
-        </w:rPr>
-      </w:pPr>
-      <w:r>
-        <w:rPr>
-          <w:sz w:val="28"/>
-        </w:rPr>
+        <w:t xml:space="preserve"> контейнеров позволяет автоматически масштабировать сервисы в зависимости от нагрузки, обеспечивать отказоустойчивость через автоматическое перезапуск отказавших компонентов и упрощать обновление приложений без прерывания обслуживания. Системы мониторинга и логирования обеспечивают прозрачность работы инфраструктуры, позволяя оперативно выявлять проблемы производительности и планировать оптимизацию ресурсов [19].</w:t>
+      </w:r>
+    </w:p>
+    <w:p>
+      <w:r>
+        <w:t>Таким образом, современные подходы к созданию облачных платформ и инфраструктуры представляют собой динамично развивающуюся область, требующую междисциплинарных знаний в сфере архитектуры информационных систем, сетевых технологий, методов виртуализации и обеспечения безопасности [20, 21]. Разрешение выявленного противоречия между универсальностью облачных сервисов и специфичностью требований конкретных задач требует разработки систематизированных подходов к выбору архитектурных решений, учитывающих характер вычислительных нагрузок, требования к производительности, особенности интеграции с существующими системами и перспективы масштабирования.</w:t>
+      </w:r>
+    </w:p>
+    <w:p>
+      <w:pPr>
+        <w:spacing w:after="280"/>
+        <w:rPr>
+          <w:b/>
+          <w:bCs/>
+        </w:rPr>
+      </w:pPr>
+      <w:r>
+        <w:t xml:space="preserve">Дальнейшие исследования в данной области могут быть направлены на разработку методик оценки соответствия различных архитектурных решений специфике конкретных типов задач, создание инструментов автоматизированного подбора конфигураций облачной инфраструктуры и </w:t>
+      </w:r>
+      <w:r>
         <w:lastRenderedPageBreak/>
-        <w:t>В итоге формируется вывод о необходимости разработки подходов, позволяющих оценивать стоимость жизненного цикла облачной инфраструктуры и сравнивать различные варианты развёртывания. Это открывает возможность создавать такие гибридные архитектуры, которые будут не только надёжными и масштабируемыми, но и экономически оправданными для долгосрочной эксплуатации.</w:t>
-      </w:r>
-    </w:p>
-    <w:p>
-      <w:pPr>
-        <w:pStyle w:val="font-claude-response-body"/>
-        <w:spacing w:before="0" w:beforeAutospacing="0" w:after="0" w:afterAutospacing="0" w:line="360" w:lineRule="auto"/>
-        <w:ind w:firstLine="709"/>
-        <w:jc w:val="both"/>
-        <w:rPr>
-          <w:sz w:val="28"/>
-        </w:rPr>
-      </w:pPr>
-      <w:r>
-        <w:rPr>
-          <w:sz w:val="28"/>
-        </w:rPr>
-        <w:t xml:space="preserve">Современные подходы к созданию облачных платформ базируются на концепции адаптивной облачной модели, объединяющей распределённые команды, сайты и системы в единую модель операций, безопасности, приложений и данных [16]. Такой подход обеспечивает гибкость архитектуры, позволяя организациям распределять рабочие нагрузки между различными облачными провайдерами и собственными ресурсами в зависимости от требований к производительности, безопасности и стоимости. Использование декларативных API и механизмов </w:t>
+        <w:t xml:space="preserve">формирование рекомендаций по оптимальному распределению нагрузок в гибридных и </w:t>
       </w:r>
       <w:proofErr w:type="spellStart"/>
       <w:r>
-        <w:rPr>
-          <w:sz w:val="28"/>
-        </w:rPr>
-        <w:t>реконсиляции</w:t>
+        <w:t>мультиоблачных</w:t>
       </w:r>
       <w:proofErr w:type="spellEnd"/>
       <w:r>
-        <w:rPr>
-          <w:sz w:val="28"/>
-        </w:rPr>
-        <w:t xml:space="preserve"> позволяет описывать требуемое состояние инфраструктуры в виде кода, а система автоматически приводит её к нужной конфигурации, что существенно упрощает управление сложными распределёнными системами [19].</w:t>
-      </w:r>
-    </w:p>
-    <w:p>
-      <w:pPr>
-        <w:pStyle w:val="font-claude-response-body"/>
-        <w:spacing w:before="0" w:beforeAutospacing="0" w:after="0" w:afterAutospacing="0" w:line="360" w:lineRule="auto"/>
-        <w:ind w:firstLine="709"/>
-        <w:jc w:val="both"/>
-        <w:rPr>
-          <w:sz w:val="28"/>
-        </w:rPr>
-      </w:pPr>
-      <w:r>
-        <w:rPr>
-          <w:sz w:val="28"/>
-        </w:rPr>
-        <w:t>Важным направлением развития облачных технологий является создание специализированной инфраструктуры для задач искусственного интеллекта [14]. Обучение и эксплуатация моделей машинного обучения требуют высокопроизводительных графических процессоров (GPU) и больших объёмов памяти, что делает облачные платформы оптимальным выбором для исследовательских и промышленных проектов в области ИИ. Российские облачные провайдеры активно развивают данное направление, предлагая доступ к современным видеокартам NVIDIA, специализированным фреймворкам и инструментам для работы с нейронными сетями.</w:t>
-      </w:r>
-    </w:p>
-    <w:p>
-      <w:pPr>
-        <w:pStyle w:val="font-claude-response-body"/>
-        <w:spacing w:before="0" w:beforeAutospacing="0" w:after="0" w:afterAutospacing="0" w:line="360" w:lineRule="auto"/>
-        <w:ind w:firstLine="709"/>
-        <w:jc w:val="both"/>
-      </w:pPr>
-      <w:r>
-        <w:rPr>
-          <w:sz w:val="28"/>
-        </w:rPr>
-        <w:t xml:space="preserve">Таким образом, современные подходы к созданию облачных платформ и инфраструктуры представляют собой динамично развивающуюся область, требующую междисциплинарных знаний в сфере архитектуры информационных систем, сетевых технологий, методов виртуализации, </w:t>
-      </w:r>
-      <w:r>
-        <w:rPr>
-          <w:sz w:val="28"/>
+        <w:t xml:space="preserve"> архитектурах.</w:t>
+      </w:r>
+      <w:r>
+        <w:br w:type="column"/>
+      </w:r>
+      <w:r>
+        <w:rPr>
+          <w:b/>
+          <w:bCs/>
         </w:rPr>
         <w:lastRenderedPageBreak/>
-        <w:t>обеспечения безопасности и экономики информационных технологий [20, 21]. Разрешение выявленных противоречий и решение сформулированной проблемы требует системного подхода, учитывающего технические, экономические, организационные и нормативно-правовые аспекты проектирования и эксплуатации облачной инфраструктуры.</w:t>
-      </w:r>
-    </w:p>
-    <w:p/>
-    <w:p>
-      <w:pPr>
-        <w:spacing w:after="280"/>
-        <w:ind w:firstLine="0"/>
-        <w:jc w:val="center"/>
-      </w:pPr>
+        <w:t>Заключение</w:t>
+      </w:r>
+    </w:p>
+    <w:p>
+      <w:r>
+        <w:t>В ходе прохождения практики были получены следующие знания и навыки:</w:t>
+      </w:r>
+    </w:p>
+    <w:p>
+      <w:pPr>
+        <w:pStyle w:val="a"/>
+      </w:pPr>
+      <w:r>
+        <w:t>изучены структура и определение методологии научно-исследовательской деятельности;</w:t>
+      </w:r>
+    </w:p>
+    <w:p>
+      <w:pPr>
+        <w:pStyle w:val="a"/>
+      </w:pPr>
+      <w:r>
+        <w:t>рассмотрены основные направления научных исследований в области информационных технологий;</w:t>
+      </w:r>
+    </w:p>
+    <w:p>
+      <w:pPr>
+        <w:pStyle w:val="a"/>
+      </w:pPr>
+      <w:r>
+        <w:t>выявлена научно-исследовательская составляющая в деятельности системного аналитика;</w:t>
+      </w:r>
+    </w:p>
+    <w:p>
+      <w:pPr>
+        <w:pStyle w:val="a"/>
+      </w:pPr>
+      <w:r>
+        <w:t>изучена связь науки и производства, а также роль и проблемы R&amp;D деятельности.</w:t>
+      </w:r>
+    </w:p>
+    <w:p>
+      <w:r>
+        <w:t>Также, в рамках практики, для закрепления полученных знаний и навыков, было проведено исследование на тему «Современные подходы к созданию облачных платформ и инфраструктуры».</w:t>
+      </w:r>
+    </w:p>
+    <w:p>
+      <w:r>
+        <w:t>В ходе проведения данного исследования были получены знания об основных моделях предоставления облачных сервисов, типах развёртывания облачной инфраструктуры, технологических основах облачных платформ и архитектурных подходах к их проектированию. Рассмотрены базовые технологии виртуализации и контейнеризации, механизмы автоматизации управления инфраструктурой, а также специфика проектирования облачных решений для различных типов вычислительных задач. Выявлены противоречия между универсальностью облачных сервисов и специфичностью требований конкретных проектов, определена проблема отсутствия систематизированных подходов к выбору архитектурных решений в зависимости от характеристик решаемых задач.</w:t>
+      </w:r>
+    </w:p>
+    <w:p>
+      <w:r>
+        <w:t>Во время прохождения практики приобретены следующие компетенции:</w:t>
+      </w:r>
+    </w:p>
+    <w:p>
+      <w:pPr>
+        <w:pStyle w:val="a"/>
+      </w:pPr>
+      <w:r>
+        <w:t>поиск, критический анализ и синтез информации для решения профессиональных задач;</w:t>
+      </w:r>
+    </w:p>
+    <w:p>
+      <w:pPr>
+        <w:pStyle w:val="a"/>
+      </w:pPr>
+      <w:r>
+        <w:lastRenderedPageBreak/>
+        <w:t>применение естественнонаучных, общеинженерных знаний в профессиональной деятельности;</w:t>
+      </w:r>
+    </w:p>
+    <w:p>
+      <w:pPr>
+        <w:pStyle w:val="a"/>
+      </w:pPr>
+      <w:r>
+        <w:t>решение профессиональных задач на основе информационной и библиографической культуры.</w:t>
+      </w:r>
       <w:r>
         <w:br w:type="column"/>
       </w:r>
       <w:r>
+        <w:rPr>
+          <w:b/>
+          <w:bCs/>
+        </w:rPr>
         <w:lastRenderedPageBreak/>
         <w:t>Список использованных источников</w:t>
       </w:r>
@@ -2540,8 +2571,11 @@
         <w:ind w:left="0" w:firstLine="709"/>
       </w:pPr>
       <w:r>
+        <w:t xml:space="preserve">Разработка роботизированной системы для автоматизации процессов обучения студентов [Электронный ресурс] // Инновационный </w:t>
+      </w:r>
+      <w:r>
         <w:lastRenderedPageBreak/>
-        <w:t xml:space="preserve">Разработка роботизированной системы для автоматизации процессов обучения студентов [Электронный ресурс] // Инновационный вектор Томского государственного университета. – URL: </w:t>
+        <w:t xml:space="preserve">вектор Томского государственного университета. – URL: </w:t>
       </w:r>
       <w:hyperlink r:id="rId11" w:history="1">
         <w:r>
@@ -2716,15 +2750,7 @@
         <w:ind w:left="0" w:firstLine="709"/>
       </w:pPr>
       <w:r>
-        <w:t xml:space="preserve">Сервисы для облачной инфраструктуры (мировой рынок) // </w:t>
-      </w:r>
-      <w:proofErr w:type="spellStart"/>
-      <w:r>
-        <w:t>TAdviser</w:t>
-      </w:r>
-      <w:proofErr w:type="spellEnd"/>
-      <w:r>
-        <w:t>.</w:t>
+        <w:t>Сервисы для облачной инфраструктуры (мировой рынок) // TAdviser.</w:t>
       </w:r>
       <w:r>
         <w:t> </w:t>
@@ -2893,7 +2919,7 @@
 </file>
 
 <file path=word/endnotes.xml><?xml version="1.0" encoding="utf-8"?>
-<w:endnotes xmlns:wpc="http://schemas.microsoft.com/office/word/2010/wordprocessingCanvas" xmlns:cx="http://schemas.microsoft.com/office/drawing/2014/chartex" xmlns:cx1="http://schemas.microsoft.com/office/drawing/2015/9/8/chartex" xmlns:cx2="http://schemas.microsoft.com/office/drawing/2015/10/21/chartex" xmlns:cx3="http://schemas.microsoft.com/office/drawing/2016/5/9/chartex" xmlns:cx4="http://schemas.microsoft.com/office/drawing/2016/5/10/chartex" xmlns:cx5="http://schemas.microsoft.com/office/drawing/2016/5/11/chartex" xmlns:cx6="http://schemas.microsoft.com/office/drawing/2016/5/12/chartex" xmlns:cx7="http://schemas.microsoft.com/office/drawing/2016/5/13/chartex" xmlns:cx8="http://schemas.microsoft.com/office/drawing/2016/5/14/chartex" xmlns:mc="http://schemas.openxmlformats.org/markup-compatibility/2006" xmlns:aink="http://schemas.microsoft.com/office/drawing/2016/ink" xmlns:am3d="http://schemas.microsoft.com/office/drawing/2017/model3d" xmlns:o="urn:schemas-microsoft-com:office:office" xmlns:r="http://schemas.openxmlformats.org/officeDocument/2006/relationships" xmlns:m="http://schemas.openxmlformats.org/officeDocument/2006/math" xmlns:v="urn:schemas-microsoft-com:vml" xmlns:wp14="http://schemas.microsoft.com/office/word/2010/wordprocessingDrawing" xmlns:wp="http://schemas.openxmlformats.org/drawingml/2006/wordprocessingDrawing" xmlns:w10="urn:schemas-microsoft-com:office:word" xmlns:w="http://schemas.openxmlformats.org/wordprocessingml/2006/main" xmlns:w14="http://schemas.microsoft.com/office/word/2010/wordml" xmlns:w15="http://schemas.microsoft.com/office/word/2012/wordml" xmlns:w16cex="http://schemas.microsoft.com/office/word/2018/wordml/cex" xmlns:w16cid="http://schemas.microsoft.com/office/word/2016/wordml/cid" xmlns:w16="http://schemas.microsoft.com/office/word/2018/wordml" xmlns:w16sdtdh="http://schemas.microsoft.com/office/word/2020/wordml/sdtdatahash" xmlns:w16se="http://schemas.microsoft.com/office/word/2015/wordml/symex" xmlns:wpg="http://schemas.microsoft.com/office/word/2010/wordprocessingGroup" xmlns:wpi="http://schemas.microsoft.com/office/word/2010/wordprocessingInk" xmlns:wne="http://schemas.microsoft.com/office/word/2006/wordml" xmlns:wps="http://schemas.microsoft.com/office/word/2010/wordprocessingShape" mc:Ignorable="w14 w15 w16se w16cid w16 w16cex w16sdtdh wp14">
+<w:endnotes xmlns:wpc="http://schemas.microsoft.com/office/word/2010/wordprocessingCanvas" xmlns:cx="http://schemas.microsoft.com/office/drawing/2014/chartex" xmlns:cx1="http://schemas.microsoft.com/office/drawing/2015/9/8/chartex" xmlns:cx2="http://schemas.microsoft.com/office/drawing/2015/10/21/chartex" xmlns:cx3="http://schemas.microsoft.com/office/drawing/2016/5/9/chartex" xmlns:cx4="http://schemas.microsoft.com/office/drawing/2016/5/10/chartex" xmlns:cx5="http://schemas.microsoft.com/office/drawing/2016/5/11/chartex" xmlns:cx6="http://schemas.microsoft.com/office/drawing/2016/5/12/chartex" xmlns:cx7="http://schemas.microsoft.com/office/drawing/2016/5/13/chartex" xmlns:cx8="http://schemas.microsoft.com/office/drawing/2016/5/14/chartex" xmlns:mc="http://schemas.openxmlformats.org/markup-compatibility/2006" xmlns:aink="http://schemas.microsoft.com/office/drawing/2016/ink" xmlns:am3d="http://schemas.microsoft.com/office/drawing/2017/model3d" xmlns:o="urn:schemas-microsoft-com:office:office" xmlns:oel="http://schemas.microsoft.com/office/2019/extlst" xmlns:r="http://schemas.openxmlformats.org/officeDocument/2006/relationships" xmlns:m="http://schemas.openxmlformats.org/officeDocument/2006/math" xmlns:v="urn:schemas-microsoft-com:vml" xmlns:wp14="http://schemas.microsoft.com/office/word/2010/wordprocessingDrawing" xmlns:wp="http://schemas.openxmlformats.org/drawingml/2006/wordprocessingDrawing" xmlns:w10="urn:schemas-microsoft-com:office:word" xmlns:w="http://schemas.openxmlformats.org/wordprocessingml/2006/main" xmlns:w14="http://schemas.microsoft.com/office/word/2010/wordml" xmlns:w15="http://schemas.microsoft.com/office/word/2012/wordml" xmlns:w16cex="http://schemas.microsoft.com/office/word/2018/wordml/cex" xmlns:w16cid="http://schemas.microsoft.com/office/word/2016/wordml/cid" xmlns:w16="http://schemas.microsoft.com/office/word/2018/wordml" xmlns:w16sdtdh="http://schemas.microsoft.com/office/word/2020/wordml/sdtdatahash" xmlns:w16se="http://schemas.microsoft.com/office/word/2015/wordml/symex" xmlns:wpg="http://schemas.microsoft.com/office/word/2010/wordprocessingGroup" xmlns:wpi="http://schemas.microsoft.com/office/word/2010/wordprocessingInk" xmlns:wne="http://schemas.microsoft.com/office/word/2006/wordml" xmlns:wps="http://schemas.microsoft.com/office/word/2010/wordprocessingShape" mc:Ignorable="w14 w15 w16se w16cid w16 w16cex w16sdtdh wp14">
   <w:endnote w:type="separator" w:id="-1">
     <w:p>
       <w:pPr>
@@ -2918,7 +2944,7 @@
 </file>
 
 <file path=word/footer1.xml><?xml version="1.0" encoding="utf-8"?>
-<w:ftr xmlns:wpc="http://schemas.microsoft.com/office/word/2010/wordprocessingCanvas" xmlns:cx="http://schemas.microsoft.com/office/drawing/2014/chartex" xmlns:cx1="http://schemas.microsoft.com/office/drawing/2015/9/8/chartex" xmlns:cx2="http://schemas.microsoft.com/office/drawing/2015/10/21/chartex" xmlns:cx3="http://schemas.microsoft.com/office/drawing/2016/5/9/chartex" xmlns:cx4="http://schemas.microsoft.com/office/drawing/2016/5/10/chartex" xmlns:cx5="http://schemas.microsoft.com/office/drawing/2016/5/11/chartex" xmlns:cx6="http://schemas.microsoft.com/office/drawing/2016/5/12/chartex" xmlns:cx7="http://schemas.microsoft.com/office/drawing/2016/5/13/chartex" xmlns:cx8="http://schemas.microsoft.com/office/drawing/2016/5/14/chartex" xmlns:mc="http://schemas.openxmlformats.org/markup-compatibility/2006" xmlns:aink="http://schemas.microsoft.com/office/drawing/2016/ink" xmlns:am3d="http://schemas.microsoft.com/office/drawing/2017/model3d" xmlns:o="urn:schemas-microsoft-com:office:office" xmlns:r="http://schemas.openxmlformats.org/officeDocument/2006/relationships" xmlns:m="http://schemas.openxmlformats.org/officeDocument/2006/math" xmlns:v="urn:schemas-microsoft-com:vml" xmlns:wp14="http://schemas.microsoft.com/office/word/2010/wordprocessingDrawing" xmlns:wp="http://schemas.openxmlformats.org/drawingml/2006/wordprocessingDrawing" xmlns:w10="urn:schemas-microsoft-com:office:word" xmlns:w="http://schemas.openxmlformats.org/wordprocessingml/2006/main" xmlns:w14="http://schemas.microsoft.com/office/word/2010/wordml" xmlns:w15="http://schemas.microsoft.com/office/word/2012/wordml" xmlns:w16cex="http://schemas.microsoft.com/office/word/2018/wordml/cex" xmlns:w16cid="http://schemas.microsoft.com/office/word/2016/wordml/cid" xmlns:w16="http://schemas.microsoft.com/office/word/2018/wordml" xmlns:w16sdtdh="http://schemas.microsoft.com/office/word/2020/wordml/sdtdatahash" xmlns:w16se="http://schemas.microsoft.com/office/word/2015/wordml/symex" xmlns:wpg="http://schemas.microsoft.com/office/word/2010/wordprocessingGroup" xmlns:wpi="http://schemas.microsoft.com/office/word/2010/wordprocessingInk" xmlns:wne="http://schemas.microsoft.com/office/word/2006/wordml" xmlns:wps="http://schemas.microsoft.com/office/word/2010/wordprocessingShape" mc:Ignorable="w14 w15 w16se w16cid w16 w16cex w16sdtdh wp14">
+<w:ftr xmlns:wpc="http://schemas.microsoft.com/office/word/2010/wordprocessingCanvas" xmlns:cx="http://schemas.microsoft.com/office/drawing/2014/chartex" xmlns:cx1="http://schemas.microsoft.com/office/drawing/2015/9/8/chartex" xmlns:cx2="http://schemas.microsoft.com/office/drawing/2015/10/21/chartex" xmlns:cx3="http://schemas.microsoft.com/office/drawing/2016/5/9/chartex" xmlns:cx4="http://schemas.microsoft.com/office/drawing/2016/5/10/chartex" xmlns:cx5="http://schemas.microsoft.com/office/drawing/2016/5/11/chartex" xmlns:cx6="http://schemas.microsoft.com/office/drawing/2016/5/12/chartex" xmlns:cx7="http://schemas.microsoft.com/office/drawing/2016/5/13/chartex" xmlns:cx8="http://schemas.microsoft.com/office/drawing/2016/5/14/chartex" xmlns:mc="http://schemas.openxmlformats.org/markup-compatibility/2006" xmlns:aink="http://schemas.microsoft.com/office/drawing/2016/ink" xmlns:am3d="http://schemas.microsoft.com/office/drawing/2017/model3d" xmlns:o="urn:schemas-microsoft-com:office:office" xmlns:oel="http://schemas.microsoft.com/office/2019/extlst" xmlns:r="http://schemas.openxmlformats.org/officeDocument/2006/relationships" xmlns:m="http://schemas.openxmlformats.org/officeDocument/2006/math" xmlns:v="urn:schemas-microsoft-com:vml" xmlns:wp14="http://schemas.microsoft.com/office/word/2010/wordprocessingDrawing" xmlns:wp="http://schemas.openxmlformats.org/drawingml/2006/wordprocessingDrawing" xmlns:w10="urn:schemas-microsoft-com:office:word" xmlns:w="http://schemas.openxmlformats.org/wordprocessingml/2006/main" xmlns:w14="http://schemas.microsoft.com/office/word/2010/wordml" xmlns:w15="http://schemas.microsoft.com/office/word/2012/wordml" xmlns:w16cex="http://schemas.microsoft.com/office/word/2018/wordml/cex" xmlns:w16cid="http://schemas.microsoft.com/office/word/2016/wordml/cid" xmlns:w16="http://schemas.microsoft.com/office/word/2018/wordml" xmlns:w16sdtdh="http://schemas.microsoft.com/office/word/2020/wordml/sdtdatahash" xmlns:w16se="http://schemas.microsoft.com/office/word/2015/wordml/symex" xmlns:wpg="http://schemas.microsoft.com/office/word/2010/wordprocessingGroup" xmlns:wpi="http://schemas.microsoft.com/office/word/2010/wordprocessingInk" xmlns:wne="http://schemas.microsoft.com/office/word/2006/wordml" xmlns:wps="http://schemas.microsoft.com/office/word/2010/wordprocessingShape" mc:Ignorable="w14 w15 w16se w16cid w16 w16cex w16sdtdh wp14">
   <w:p>
     <w:pPr>
       <w:pStyle w:val="af3"/>
@@ -2945,7 +2971,7 @@
 </file>
 
 <file path=word/footnotes.xml><?xml version="1.0" encoding="utf-8"?>
-<w:footnotes xmlns:wpc="http://schemas.microsoft.com/office/word/2010/wordprocessingCanvas" xmlns:cx="http://schemas.microsoft.com/office/drawing/2014/chartex" xmlns:cx1="http://schemas.microsoft.com/office/drawing/2015/9/8/chartex" xmlns:cx2="http://schemas.microsoft.com/office/drawing/2015/10/21/chartex" xmlns:cx3="http://schemas.microsoft.com/office/drawing/2016/5/9/chartex" xmlns:cx4="http://schemas.microsoft.com/office/drawing/2016/5/10/chartex" xmlns:cx5="http://schemas.microsoft.com/office/drawing/2016/5/11/chartex" xmlns:cx6="http://schemas.microsoft.com/office/drawing/2016/5/12/chartex" xmlns:cx7="http://schemas.microsoft.com/office/drawing/2016/5/13/chartex" xmlns:cx8="http://schemas.microsoft.com/office/drawing/2016/5/14/chartex" xmlns:mc="http://schemas.openxmlformats.org/markup-compatibility/2006" xmlns:aink="http://schemas.microsoft.com/office/drawing/2016/ink" xmlns:am3d="http://schemas.microsoft.com/office/drawing/2017/model3d" xmlns:o="urn:schemas-microsoft-com:office:office" xmlns:r="http://schemas.openxmlformats.org/officeDocument/2006/relationships" xmlns:m="http://schemas.openxmlformats.org/officeDocument/2006/math" xmlns:v="urn:schemas-microsoft-com:vml" xmlns:wp14="http://schemas.microsoft.com/office/word/2010/wordprocessingDrawing" xmlns:wp="http://schemas.openxmlformats.org/drawingml/2006/wordprocessingDrawing" xmlns:w10="urn:schemas-microsoft-com:office:word" xmlns:w="http://schemas.openxmlformats.org/wordprocessingml/2006/main" xmlns:w14="http://schemas.microsoft.com/office/word/2010/wordml" xmlns:w15="http://schemas.microsoft.com/office/word/2012/wordml" xmlns:w16cex="http://schemas.microsoft.com/office/word/2018/wordml/cex" xmlns:w16cid="http://schemas.microsoft.com/office/word/2016/wordml/cid" xmlns:w16="http://schemas.microsoft.com/office/word/2018/wordml" xmlns:w16sdtdh="http://schemas.microsoft.com/office/word/2020/wordml/sdtdatahash" xmlns:w16se="http://schemas.microsoft.com/office/word/2015/wordml/symex" xmlns:wpg="http://schemas.microsoft.com/office/word/2010/wordprocessingGroup" xmlns:wpi="http://schemas.microsoft.com/office/word/2010/wordprocessingInk" xmlns:wne="http://schemas.microsoft.com/office/word/2006/wordml" xmlns:wps="http://schemas.microsoft.com/office/word/2010/wordprocessingShape" mc:Ignorable="w14 w15 w16se w16cid w16 w16cex w16sdtdh wp14">
+<w:footnotes xmlns:wpc="http://schemas.microsoft.com/office/word/2010/wordprocessingCanvas" xmlns:cx="http://schemas.microsoft.com/office/drawing/2014/chartex" xmlns:cx1="http://schemas.microsoft.com/office/drawing/2015/9/8/chartex" xmlns:cx2="http://schemas.microsoft.com/office/drawing/2015/10/21/chartex" xmlns:cx3="http://schemas.microsoft.com/office/drawing/2016/5/9/chartex" xmlns:cx4="http://schemas.microsoft.com/office/drawing/2016/5/10/chartex" xmlns:cx5="http://schemas.microsoft.com/office/drawing/2016/5/11/chartex" xmlns:cx6="http://schemas.microsoft.com/office/drawing/2016/5/12/chartex" xmlns:cx7="http://schemas.microsoft.com/office/drawing/2016/5/13/chartex" xmlns:cx8="http://schemas.microsoft.com/office/drawing/2016/5/14/chartex" xmlns:mc="http://schemas.openxmlformats.org/markup-compatibility/2006" xmlns:aink="http://schemas.microsoft.com/office/drawing/2016/ink" xmlns:am3d="http://schemas.microsoft.com/office/drawing/2017/model3d" xmlns:o="urn:schemas-microsoft-com:office:office" xmlns:oel="http://schemas.microsoft.com/office/2019/extlst" xmlns:r="http://schemas.openxmlformats.org/officeDocument/2006/relationships" xmlns:m="http://schemas.openxmlformats.org/officeDocument/2006/math" xmlns:v="urn:schemas-microsoft-com:vml" xmlns:wp14="http://schemas.microsoft.com/office/word/2010/wordprocessingDrawing" xmlns:wp="http://schemas.openxmlformats.org/drawingml/2006/wordprocessingDrawing" xmlns:w10="urn:schemas-microsoft-com:office:word" xmlns:w="http://schemas.openxmlformats.org/wordprocessingml/2006/main" xmlns:w14="http://schemas.microsoft.com/office/word/2010/wordml" xmlns:w15="http://schemas.microsoft.com/office/word/2012/wordml" xmlns:w16cex="http://schemas.microsoft.com/office/word/2018/wordml/cex" xmlns:w16cid="http://schemas.microsoft.com/office/word/2016/wordml/cid" xmlns:w16="http://schemas.microsoft.com/office/word/2018/wordml" xmlns:w16sdtdh="http://schemas.microsoft.com/office/word/2020/wordml/sdtdatahash" xmlns:w16se="http://schemas.microsoft.com/office/word/2015/wordml/symex" xmlns:wpg="http://schemas.microsoft.com/office/word/2010/wordprocessingGroup" xmlns:wpi="http://schemas.microsoft.com/office/word/2010/wordprocessingInk" xmlns:wne="http://schemas.microsoft.com/office/word/2006/wordml" xmlns:wps="http://schemas.microsoft.com/office/word/2010/wordprocessingShape" mc:Ignorable="w14 w15 w16se w16cid w16 w16cex w16sdtdh wp14">
   <w:footnote w:type="separator" w:id="-1">
     <w:p>
       <w:pPr>
@@ -2970,7 +2996,7 @@
 </file>
 
 <file path=word/numbering.xml><?xml version="1.0" encoding="utf-8"?>
-<w:numbering xmlns:wpc="http://schemas.microsoft.com/office/word/2010/wordprocessingCanvas" xmlns:cx="http://schemas.microsoft.com/office/drawing/2014/chartex" xmlns:cx1="http://schemas.microsoft.com/office/drawing/2015/9/8/chartex" xmlns:cx2="http://schemas.microsoft.com/office/drawing/2015/10/21/chartex" xmlns:cx3="http://schemas.microsoft.com/office/drawing/2016/5/9/chartex" xmlns:cx4="http://schemas.microsoft.com/office/drawing/2016/5/10/chartex" xmlns:cx5="http://schemas.microsoft.com/office/drawing/2016/5/11/chartex" xmlns:cx6="http://schemas.microsoft.com/office/drawing/2016/5/12/chartex" xmlns:cx7="http://schemas.microsoft.com/office/drawing/2016/5/13/chartex" xmlns:cx8="http://schemas.microsoft.com/office/drawing/2016/5/14/chartex" xmlns:mc="http://schemas.openxmlformats.org/markup-compatibility/2006" xmlns:aink="http://schemas.microsoft.com/office/drawing/2016/ink" xmlns:am3d="http://schemas.microsoft.com/office/drawing/2017/model3d" xmlns:o="urn:schemas-microsoft-com:office:office" xmlns:r="http://schemas.openxmlformats.org/officeDocument/2006/relationships" xmlns:m="http://schemas.openxmlformats.org/officeDocument/2006/math" xmlns:v="urn:schemas-microsoft-com:vml" xmlns:wp14="http://schemas.microsoft.com/office/word/2010/wordprocessingDrawing" xmlns:wp="http://schemas.openxmlformats.org/drawingml/2006/wordprocessingDrawing" xmlns:w10="urn:schemas-microsoft-com:office:word" xmlns:w="http://schemas.openxmlformats.org/wordprocessingml/2006/main" xmlns:w14="http://schemas.microsoft.com/office/word/2010/wordml" xmlns:w15="http://schemas.microsoft.com/office/word/2012/wordml" xmlns:w16cex="http://schemas.microsoft.com/office/word/2018/wordml/cex" xmlns:w16cid="http://schemas.microsoft.com/office/word/2016/wordml/cid" xmlns:w16="http://schemas.microsoft.com/office/word/2018/wordml" xmlns:w16sdtdh="http://schemas.microsoft.com/office/word/2020/wordml/sdtdatahash" xmlns:w16se="http://schemas.microsoft.com/office/word/2015/wordml/symex" xmlns:wpg="http://schemas.microsoft.com/office/word/2010/wordprocessingGroup" xmlns:wpi="http://schemas.microsoft.com/office/word/2010/wordprocessingInk" xmlns:wne="http://schemas.microsoft.com/office/word/2006/wordml" xmlns:wps="http://schemas.microsoft.com/office/word/2010/wordprocessingShape" mc:Ignorable="w14 w15 w16se w16cid w16 w16cex w16sdtdh wp14">
+<w:numbering xmlns:wpc="http://schemas.microsoft.com/office/word/2010/wordprocessingCanvas" xmlns:cx="http://schemas.microsoft.com/office/drawing/2014/chartex" xmlns:cx1="http://schemas.microsoft.com/office/drawing/2015/9/8/chartex" xmlns:cx2="http://schemas.microsoft.com/office/drawing/2015/10/21/chartex" xmlns:cx3="http://schemas.microsoft.com/office/drawing/2016/5/9/chartex" xmlns:cx4="http://schemas.microsoft.com/office/drawing/2016/5/10/chartex" xmlns:cx5="http://schemas.microsoft.com/office/drawing/2016/5/11/chartex" xmlns:cx6="http://schemas.microsoft.com/office/drawing/2016/5/12/chartex" xmlns:cx7="http://schemas.microsoft.com/office/drawing/2016/5/13/chartex" xmlns:cx8="http://schemas.microsoft.com/office/drawing/2016/5/14/chartex" xmlns:mc="http://schemas.openxmlformats.org/markup-compatibility/2006" xmlns:aink="http://schemas.microsoft.com/office/drawing/2016/ink" xmlns:am3d="http://schemas.microsoft.com/office/drawing/2017/model3d" xmlns:o="urn:schemas-microsoft-com:office:office" xmlns:oel="http://schemas.microsoft.com/office/2019/extlst" xmlns:r="http://schemas.openxmlformats.org/officeDocument/2006/relationships" xmlns:m="http://schemas.openxmlformats.org/officeDocument/2006/math" xmlns:v="urn:schemas-microsoft-com:vml" xmlns:wp14="http://schemas.microsoft.com/office/word/2010/wordprocessingDrawing" xmlns:wp="http://schemas.openxmlformats.org/drawingml/2006/wordprocessingDrawing" xmlns:w10="urn:schemas-microsoft-com:office:word" xmlns:w="http://schemas.openxmlformats.org/wordprocessingml/2006/main" xmlns:w14="http://schemas.microsoft.com/office/word/2010/wordml" xmlns:w15="http://schemas.microsoft.com/office/word/2012/wordml" xmlns:w16cex="http://schemas.microsoft.com/office/word/2018/wordml/cex" xmlns:w16cid="http://schemas.microsoft.com/office/word/2016/wordml/cid" xmlns:w16="http://schemas.microsoft.com/office/word/2018/wordml" xmlns:w16sdtdh="http://schemas.microsoft.com/office/word/2020/wordml/sdtdatahash" xmlns:w16se="http://schemas.microsoft.com/office/word/2015/wordml/symex" xmlns:wpg="http://schemas.microsoft.com/office/word/2010/wordprocessingGroup" xmlns:wpi="http://schemas.microsoft.com/office/word/2010/wordprocessingInk" xmlns:wne="http://schemas.microsoft.com/office/word/2006/wordml" xmlns:wps="http://schemas.microsoft.com/office/word/2010/wordprocessingShape" mc:Ignorable="w14 w15 w16se w16cid w16 w16cex w16sdtdh wp14">
   <w:abstractNum w:abstractNumId="0" w15:restartNumberingAfterBreak="0">
     <w:nsid w:val="1A3A658A"/>
     <w:multiLevelType w:val="hybridMultilevel"/>
@@ -4304,64 +4330,64 @@
       </w:rPr>
     </w:lvl>
   </w:abstractNum>
-  <w:num w:numId="1">
+  <w:num w:numId="1" w16cid:durableId="1228414514">
     <w:abstractNumId w:val="10"/>
   </w:num>
-  <w:num w:numId="2">
+  <w:num w:numId="2" w16cid:durableId="296226816">
     <w:abstractNumId w:val="0"/>
   </w:num>
-  <w:num w:numId="3">
+  <w:num w:numId="3" w16cid:durableId="534198100">
     <w:abstractNumId w:val="11"/>
   </w:num>
-  <w:num w:numId="4">
+  <w:num w:numId="4" w16cid:durableId="1833912639">
     <w:abstractNumId w:val="3"/>
   </w:num>
-  <w:num w:numId="5">
+  <w:num w:numId="5" w16cid:durableId="17826040">
     <w:abstractNumId w:val="1"/>
   </w:num>
-  <w:num w:numId="6">
+  <w:num w:numId="6" w16cid:durableId="846940689">
     <w:abstractNumId w:val="7"/>
   </w:num>
-  <w:num w:numId="7">
+  <w:num w:numId="7" w16cid:durableId="1344287077">
     <w:abstractNumId w:val="5"/>
   </w:num>
-  <w:num w:numId="8">
+  <w:num w:numId="8" w16cid:durableId="1995446116">
     <w:abstractNumId w:val="6"/>
   </w:num>
-  <w:num w:numId="9">
+  <w:num w:numId="9" w16cid:durableId="18554815">
     <w:abstractNumId w:val="3"/>
     <w:lvlOverride w:ilvl="0">
       <w:startOverride w:val="1"/>
     </w:lvlOverride>
   </w:num>
-  <w:num w:numId="10">
+  <w:num w:numId="10" w16cid:durableId="1624649825">
     <w:abstractNumId w:val="3"/>
     <w:lvlOverride w:ilvl="0">
       <w:startOverride w:val="1"/>
     </w:lvlOverride>
   </w:num>
-  <w:num w:numId="11">
+  <w:num w:numId="11" w16cid:durableId="984317504">
     <w:abstractNumId w:val="9"/>
   </w:num>
-  <w:num w:numId="12">
+  <w:num w:numId="12" w16cid:durableId="1777753518">
     <w:abstractNumId w:val="3"/>
     <w:lvlOverride w:ilvl="0">
       <w:startOverride w:val="1"/>
     </w:lvlOverride>
   </w:num>
-  <w:num w:numId="13">
+  <w:num w:numId="13" w16cid:durableId="460460529">
     <w:abstractNumId w:val="8"/>
   </w:num>
-  <w:num w:numId="14">
+  <w:num w:numId="14" w16cid:durableId="17125489">
     <w:abstractNumId w:val="9"/>
     <w:lvlOverride w:ilvl="0">
       <w:startOverride w:val="1"/>
     </w:lvlOverride>
   </w:num>
-  <w:num w:numId="15">
+  <w:num w:numId="15" w16cid:durableId="312832265">
     <w:abstractNumId w:val="2"/>
   </w:num>
-  <w:num w:numId="16">
+  <w:num w:numId="16" w16cid:durableId="1787852262">
     <w:abstractNumId w:val="4"/>
   </w:num>
 </w:numbering>
